--- a/internal_doc/03.开发设计/JS对象增强和远程化/JS对象增强和远程化.docx
+++ b/internal_doc/03.开发设计/JS对象增强和远程化/JS对象增强和远程化.docx
@@ -330,7 +330,19 @@
         <w:rPr>
           <w:rFonts w:hint="eastAsia"/>
         </w:rPr>
-        <w:t>通过远程能力的对象，在</w:t>
+        <w:t>通过</w:t>
+      </w:r>
+      <w:r>
+        <w:rPr>
+          <w:rFonts w:hint="eastAsia"/>
+        </w:rPr>
+        <w:t>具备</w:t>
+      </w:r>
+      <w:r>
+        <w:rPr>
+          <w:rFonts w:hint="eastAsia"/>
+        </w:rPr>
+        <w:t>远程能力的对象，在</w:t>
       </w:r>
       <w:r>
         <w:rPr>
@@ -365,7 +377,6 @@
     <w:p>
       <w:pPr>
         <w:rPr>
-          <w:rFonts w:hint="eastAsia"/>
           <w:color w:val="00B0F0"/>
         </w:rPr>
       </w:pPr>
@@ -1166,7 +1177,6 @@
         <w:widowControl/>
         <w:jc w:val="left"/>
         <w:rPr>
-          <w:rFonts w:hint="eastAsia"/>
           <w:color w:val="DDD9C3" w:themeColor="background2" w:themeShade="E6"/>
         </w:rPr>
       </w:pPr>
@@ -1176,7 +1186,6 @@
         <w:widowControl/>
         <w:jc w:val="left"/>
         <w:rPr>
-          <w:rFonts w:hint="eastAsia"/>
           <w:color w:val="DDD9C3" w:themeColor="background2" w:themeShade="E6"/>
         </w:rPr>
       </w:pPr>
@@ -1186,7 +1195,6 @@
         <w:widowControl/>
         <w:jc w:val="left"/>
         <w:rPr>
-          <w:rFonts w:hint="eastAsia"/>
           <w:color w:val="DDD9C3" w:themeColor="background2" w:themeShade="E6"/>
         </w:rPr>
       </w:pPr>
@@ -2905,13 +2913,13 @@
             <w:pPr>
               <w:jc w:val="left"/>
               <w:rPr>
-                <w:color w:val="000000" w:themeColor="text1"/>
-              </w:rPr>
-            </w:pPr>
-            <w:r>
-              <w:rPr>
-                <w:rFonts w:hint="eastAsia"/>
-                <w:color w:val="000000" w:themeColor="text1"/>
+                <w:color w:val="DDD9C3" w:themeColor="background2" w:themeShade="E6"/>
+              </w:rPr>
+            </w:pPr>
+            <w:r>
+              <w:rPr>
+                <w:rFonts w:hint="eastAsia"/>
+                <w:color w:val="DDD9C3" w:themeColor="background2" w:themeShade="E6"/>
               </w:rPr>
               <w:t>flush</w:t>
             </w:r>
@@ -2925,7 +2933,7 @@
             <w:pPr>
               <w:jc w:val="left"/>
               <w:rPr>
-                <w:color w:val="000000" w:themeColor="text1"/>
+                <w:color w:val="DDD9C3" w:themeColor="background2" w:themeShade="E6"/>
               </w:rPr>
             </w:pPr>
           </w:p>
@@ -2938,7 +2946,7 @@
             <w:pPr>
               <w:jc w:val="left"/>
               <w:rPr>
-                <w:color w:val="000000" w:themeColor="text1"/>
+                <w:color w:val="DDD9C3" w:themeColor="background2" w:themeShade="E6"/>
               </w:rPr>
             </w:pPr>
           </w:p>
@@ -2951,13 +2959,13 @@
             <w:pPr>
               <w:jc w:val="left"/>
               <w:rPr>
-                <w:color w:val="000000" w:themeColor="text1"/>
-              </w:rPr>
-            </w:pPr>
-            <w:r>
-              <w:rPr>
-                <w:rFonts w:hint="eastAsia"/>
-                <w:color w:val="000000" w:themeColor="text1"/>
+                <w:color w:val="DDD9C3" w:themeColor="background2" w:themeShade="E6"/>
+              </w:rPr>
+            </w:pPr>
+            <w:r>
+              <w:rPr>
+                <w:rFonts w:hint="eastAsia"/>
+                <w:color w:val="DDD9C3" w:themeColor="background2" w:themeShade="E6"/>
               </w:rPr>
               <w:t>将内存缓冲区的数据写入磁盘</w:t>
             </w:r>
@@ -4705,11 +4713,6 @@
       </w:r>
     </w:p>
     <w:p>
-      <w:pPr>
-        <w:rPr>
-          <w:rFonts w:hint="eastAsia"/>
-        </w:rPr>
-      </w:pPr>
       <w:r>
         <w:rPr>
           <w:noProof/>
@@ -4761,125 +4764,23 @@
         </w:drawing>
       </w:r>
     </w:p>
-    <w:p>
-      <w:pPr>
-        <w:rPr>
-          <w:rFonts w:hint="eastAsia"/>
-        </w:rPr>
-      </w:pPr>
-    </w:p>
-    <w:p>
-      <w:pPr>
-        <w:rPr>
-          <w:rFonts w:hint="eastAsia"/>
-        </w:rPr>
-      </w:pPr>
-    </w:p>
-    <w:p>
-      <w:pPr>
-        <w:rPr>
-          <w:rFonts w:hint="eastAsia"/>
-        </w:rPr>
-      </w:pPr>
-    </w:p>
-    <w:p>
-      <w:pPr>
-        <w:rPr>
-          <w:rFonts w:hint="eastAsia"/>
-        </w:rPr>
-      </w:pPr>
-    </w:p>
-    <w:p>
-      <w:pPr>
-        <w:rPr>
-          <w:rFonts w:hint="eastAsia"/>
-        </w:rPr>
-      </w:pPr>
-    </w:p>
-    <w:p>
-      <w:pPr>
-        <w:rPr>
-          <w:rFonts w:hint="eastAsia"/>
-        </w:rPr>
-      </w:pPr>
-    </w:p>
-    <w:p>
-      <w:pPr>
-        <w:rPr>
-          <w:rFonts w:hint="eastAsia"/>
-        </w:rPr>
-      </w:pPr>
-    </w:p>
-    <w:p>
-      <w:pPr>
-        <w:rPr>
-          <w:rFonts w:hint="eastAsia"/>
-        </w:rPr>
-      </w:pPr>
-    </w:p>
-    <w:p>
-      <w:pPr>
-        <w:rPr>
-          <w:rFonts w:hint="eastAsia"/>
-        </w:rPr>
-      </w:pPr>
-    </w:p>
-    <w:p>
-      <w:pPr>
-        <w:rPr>
-          <w:rFonts w:hint="eastAsia"/>
-        </w:rPr>
-      </w:pPr>
-    </w:p>
-    <w:p>
-      <w:pPr>
-        <w:rPr>
-          <w:rFonts w:hint="eastAsia"/>
-        </w:rPr>
-      </w:pPr>
-    </w:p>
-    <w:p>
-      <w:pPr>
-        <w:rPr>
-          <w:rFonts w:hint="eastAsia"/>
-        </w:rPr>
-      </w:pPr>
-    </w:p>
-    <w:p>
-      <w:pPr>
-        <w:rPr>
-          <w:rFonts w:hint="eastAsia"/>
-        </w:rPr>
-      </w:pPr>
-    </w:p>
-    <w:p>
-      <w:pPr>
-        <w:rPr>
-          <w:rFonts w:hint="eastAsia"/>
-        </w:rPr>
-      </w:pPr>
-    </w:p>
-    <w:p>
-      <w:pPr>
-        <w:rPr>
-          <w:rFonts w:hint="eastAsia"/>
-        </w:rPr>
-      </w:pPr>
-    </w:p>
-    <w:p>
-      <w:pPr>
-        <w:rPr>
-          <w:rFonts w:hint="eastAsia"/>
-        </w:rPr>
-      </w:pPr>
-    </w:p>
-    <w:p>
-      <w:pPr>
-        <w:rPr>
-          <w:rFonts w:hint="eastAsia"/>
-        </w:rPr>
-      </w:pPr>
-    </w:p>
+    <w:p/>
+    <w:p/>
+    <w:p/>
+    <w:p/>
+    <w:p/>
+    <w:p/>
+    <w:p/>
+    <w:p/>
+    <w:p/>
+    <w:p/>
+    <w:p/>
+    <w:p/>
+    <w:p/>
+    <w:p/>
+    <w:p/>
+    <w:p/>
+    <w:p/>
     <w:p/>
     <w:p>
       <w:pPr>
@@ -5062,34 +4963,10 @@
     <w:p/>
     <w:p/>
     <w:p/>
-    <w:p>
-      <w:pPr>
-        <w:rPr>
-          <w:rFonts w:hint="eastAsia"/>
-        </w:rPr>
-      </w:pPr>
-    </w:p>
-    <w:p>
-      <w:pPr>
-        <w:rPr>
-          <w:rFonts w:hint="eastAsia"/>
-        </w:rPr>
-      </w:pPr>
-    </w:p>
-    <w:p>
-      <w:pPr>
-        <w:rPr>
-          <w:rFonts w:hint="eastAsia"/>
-        </w:rPr>
-      </w:pPr>
-    </w:p>
-    <w:p>
-      <w:pPr>
-        <w:rPr>
-          <w:rFonts w:hint="eastAsia"/>
-        </w:rPr>
-      </w:pPr>
-    </w:p>
+    <w:p/>
+    <w:p/>
+    <w:p/>
+    <w:p/>
     <w:p/>
     <w:p>
       <w:pPr>
@@ -5740,41 +5617,11 @@
     <w:p/>
     <w:p/>
     <w:p/>
-    <w:p>
-      <w:pPr>
-        <w:rPr>
-          <w:rFonts w:hint="eastAsia"/>
-        </w:rPr>
-      </w:pPr>
-    </w:p>
-    <w:p>
-      <w:pPr>
-        <w:rPr>
-          <w:rFonts w:hint="eastAsia"/>
-        </w:rPr>
-      </w:pPr>
-    </w:p>
-    <w:p>
-      <w:pPr>
-        <w:rPr>
-          <w:rFonts w:hint="eastAsia"/>
-        </w:rPr>
-      </w:pPr>
-    </w:p>
-    <w:p>
-      <w:pPr>
-        <w:rPr>
-          <w:rFonts w:hint="eastAsia"/>
-        </w:rPr>
-      </w:pPr>
-    </w:p>
-    <w:p>
-      <w:pPr>
-        <w:rPr>
-          <w:rFonts w:hint="eastAsia"/>
-        </w:rPr>
-      </w:pPr>
-    </w:p>
+    <w:p/>
+    <w:p/>
+    <w:p/>
+    <w:p/>
+    <w:p/>
     <w:p/>
     <w:p>
       <w:pPr>
@@ -5889,7 +5736,6 @@
     <w:p>
       <w:pPr>
         <w:rPr>
-          <w:rFonts w:hint="eastAsia"/>
           <w:b/>
         </w:rPr>
       </w:pPr>
@@ -5897,7 +5743,6 @@
     <w:p>
       <w:pPr>
         <w:rPr>
-          <w:rFonts w:hint="eastAsia"/>
           <w:b/>
         </w:rPr>
       </w:pPr>
@@ -5905,7 +5750,6 @@
     <w:p>
       <w:pPr>
         <w:rPr>
-          <w:rFonts w:hint="eastAsia"/>
           <w:b/>
         </w:rPr>
       </w:pPr>
@@ -6093,7 +5937,6 @@
     <w:p>
       <w:pPr>
         <w:rPr>
-          <w:rFonts w:hint="eastAsia"/>
           <w:b/>
         </w:rPr>
       </w:pPr>
@@ -6101,7 +5944,6 @@
     <w:p>
       <w:pPr>
         <w:rPr>
-          <w:rFonts w:hint="eastAsia"/>
           <w:b/>
         </w:rPr>
       </w:pPr>
@@ -6109,7 +5951,6 @@
     <w:p>
       <w:pPr>
         <w:rPr>
-          <w:rFonts w:hint="eastAsia"/>
           <w:b/>
         </w:rPr>
       </w:pPr>
@@ -6117,7 +5958,6 @@
     <w:p>
       <w:pPr>
         <w:rPr>
-          <w:rFonts w:hint="eastAsia"/>
           <w:b/>
         </w:rPr>
       </w:pPr>
@@ -6181,11 +6021,6 @@
       </w:pPr>
     </w:p>
     <w:p>
-      <w:pPr>
-        <w:rPr>
-          <w:rFonts w:hint="eastAsia"/>
-        </w:rPr>
-      </w:pPr>
       <w:r>
         <w:rPr>
           <w:noProof/>
@@ -6237,118 +6072,22 @@
         </w:drawing>
       </w:r>
     </w:p>
-    <w:p>
-      <w:pPr>
-        <w:rPr>
-          <w:rFonts w:hint="eastAsia"/>
-        </w:rPr>
-      </w:pPr>
-    </w:p>
-    <w:p>
-      <w:pPr>
-        <w:rPr>
-          <w:rFonts w:hint="eastAsia"/>
-        </w:rPr>
-      </w:pPr>
-    </w:p>
-    <w:p>
-      <w:pPr>
-        <w:rPr>
-          <w:rFonts w:hint="eastAsia"/>
-        </w:rPr>
-      </w:pPr>
-    </w:p>
-    <w:p>
-      <w:pPr>
-        <w:rPr>
-          <w:rFonts w:hint="eastAsia"/>
-        </w:rPr>
-      </w:pPr>
-    </w:p>
-    <w:p>
-      <w:pPr>
-        <w:rPr>
-          <w:rFonts w:hint="eastAsia"/>
-        </w:rPr>
-      </w:pPr>
-    </w:p>
-    <w:p>
-      <w:pPr>
-        <w:rPr>
-          <w:rFonts w:hint="eastAsia"/>
-        </w:rPr>
-      </w:pPr>
-    </w:p>
-    <w:p>
-      <w:pPr>
-        <w:rPr>
-          <w:rFonts w:hint="eastAsia"/>
-        </w:rPr>
-      </w:pPr>
-    </w:p>
-    <w:p>
-      <w:pPr>
-        <w:rPr>
-          <w:rFonts w:hint="eastAsia"/>
-        </w:rPr>
-      </w:pPr>
-    </w:p>
-    <w:p>
-      <w:pPr>
-        <w:rPr>
-          <w:rFonts w:hint="eastAsia"/>
-        </w:rPr>
-      </w:pPr>
-    </w:p>
-    <w:p>
-      <w:pPr>
-        <w:rPr>
-          <w:rFonts w:hint="eastAsia"/>
-        </w:rPr>
-      </w:pPr>
-    </w:p>
-    <w:p>
-      <w:pPr>
-        <w:rPr>
-          <w:rFonts w:hint="eastAsia"/>
-        </w:rPr>
-      </w:pPr>
-    </w:p>
-    <w:p>
-      <w:pPr>
-        <w:rPr>
-          <w:rFonts w:hint="eastAsia"/>
-        </w:rPr>
-      </w:pPr>
-    </w:p>
-    <w:p>
-      <w:pPr>
-        <w:rPr>
-          <w:rFonts w:hint="eastAsia"/>
-        </w:rPr>
-      </w:pPr>
-    </w:p>
-    <w:p>
-      <w:pPr>
-        <w:rPr>
-          <w:rFonts w:hint="eastAsia"/>
-        </w:rPr>
-      </w:pPr>
-    </w:p>
-    <w:p>
-      <w:pPr>
-        <w:rPr>
-          <w:rFonts w:hint="eastAsia"/>
-        </w:rPr>
-      </w:pPr>
-    </w:p>
-    <w:p>
-      <w:pPr>
-        <w:rPr>
-          <w:rFonts w:hint="eastAsia"/>
-        </w:rPr>
-      </w:pPr>
-    </w:p>
+    <w:p/>
+    <w:p/>
+    <w:p/>
+    <w:p/>
+    <w:p/>
+    <w:p/>
+    <w:p/>
+    <w:p/>
+    <w:p/>
+    <w:p/>
+    <w:p/>
+    <w:p/>
+    <w:p/>
+    <w:p/>
+    <w:p/>
+    <w:p/>
     <w:p/>
     <w:p>
       <w:pPr>
@@ -6377,7 +6116,6 @@
     <w:p>
       <w:pPr>
         <w:rPr>
-          <w:rFonts w:hint="eastAsia"/>
           <w:b/>
         </w:rPr>
       </w:pPr>
@@ -6421,7 +6159,6 @@
     <w:p>
       <w:pPr>
         <w:rPr>
-          <w:rFonts w:hint="eastAsia"/>
           <w:b/>
           <w:sz w:val="24"/>
           <w:szCs w:val="24"/>
@@ -6467,7 +6204,6 @@
             <w:pPr>
               <w:ind w:left="0"/>
               <w:rPr>
-                <w:rFonts w:hint="eastAsia"/>
                 <w:b/>
                 <w:color w:val="FF0000"/>
               </w:rPr>
@@ -6490,7 +6226,6 @@
             <w:pPr>
               <w:ind w:left="0"/>
               <w:rPr>
-                <w:rFonts w:hint="eastAsia"/>
                 <w:b/>
               </w:rPr>
             </w:pPr>
@@ -6504,7 +6239,6 @@
             <w:pPr>
               <w:ind w:left="0"/>
               <w:rPr>
-                <w:rFonts w:hint="eastAsia"/>
                 <w:b/>
                 <w:color w:val="FF0000"/>
               </w:rPr>
@@ -6526,11 +6260,6 @@
             <w:tcW w:w="3375" w:type="dxa"/>
           </w:tcPr>
           <w:p>
-            <w:pPr>
-              <w:rPr>
-                <w:rFonts w:hint="eastAsia"/>
-              </w:rPr>
-            </w:pPr>
             <w:r>
               <w:t>MSG_BS_QUERY_REQ</w:t>
             </w:r>
@@ -6544,7 +6273,6 @@
             <w:pPr>
               <w:ind w:left="0"/>
               <w:rPr>
-                <w:rFonts w:hint="eastAsia"/>
                 <w:b/>
               </w:rPr>
             </w:pPr>
@@ -6557,9 +6285,6 @@
           <w:p>
             <w:pPr>
               <w:ind w:left="0"/>
-              <w:rPr>
-                <w:rFonts w:hint="eastAsia"/>
-              </w:rPr>
             </w:pPr>
             <w:r>
               <w:rPr>
@@ -6598,7 +6323,6 @@
             <w:pPr>
               <w:ind w:left="0"/>
               <w:rPr>
-                <w:rFonts w:hint="eastAsia"/>
                 <w:b/>
               </w:rPr>
             </w:pPr>
@@ -6611,9 +6335,6 @@
           <w:p>
             <w:pPr>
               <w:ind w:left="0"/>
-              <w:rPr>
-                <w:rFonts w:hint="eastAsia"/>
-              </w:rPr>
             </w:pPr>
             <w:r>
               <w:rPr>
@@ -6717,9 +6438,6 @@
           <w:p>
             <w:pPr>
               <w:ind w:left="0"/>
-              <w:rPr>
-                <w:rFonts w:hint="eastAsia"/>
-              </w:rPr>
             </w:pPr>
             <w:r>
               <w:t>CMD_NAME_LIST_</w:t>
@@ -6772,9 +6490,6 @@
           <w:p>
             <w:pPr>
               <w:ind w:left="0"/>
-              <w:rPr>
-                <w:rFonts w:hint="eastAsia"/>
-              </w:rPr>
             </w:pPr>
             <w:r>
               <w:t>CMD_NAME_</w:t>
@@ -6843,9 +6558,6 @@
           <w:p>
             <w:pPr>
               <w:ind w:left="0"/>
-              <w:rPr>
-                <w:rFonts w:hint="eastAsia"/>
-              </w:rPr>
             </w:pPr>
             <w:r>
               <w:t>CMD_NAME_</w:t>
@@ -6914,9 +6626,6 @@
           <w:p>
             <w:pPr>
               <w:ind w:left="0"/>
-              <w:rPr>
-                <w:rFonts w:hint="eastAsia"/>
-              </w:rPr>
             </w:pPr>
             <w:r>
               <w:t>CMD_NAME_</w:t>
@@ -6952,24 +6661,11 @@
       </w:tr>
     </w:tbl>
     <w:p/>
+    <w:p/>
+    <w:p/>
     <w:p>
       <w:pPr>
         <w:rPr>
-          <w:rFonts w:hint="eastAsia"/>
-        </w:rPr>
-      </w:pPr>
-    </w:p>
-    <w:p>
-      <w:pPr>
-        <w:rPr>
-          <w:rFonts w:hint="eastAsia"/>
-        </w:rPr>
-      </w:pPr>
-    </w:p>
-    <w:p>
-      <w:pPr>
-        <w:rPr>
-          <w:rFonts w:hint="eastAsia"/>
           <w:b/>
           <w:sz w:val="28"/>
           <w:szCs w:val="28"/>
@@ -7006,7 +6702,6 @@
             <w:pPr>
               <w:ind w:left="0"/>
               <w:rPr>
-                <w:rFonts w:hint="eastAsia"/>
                 <w:b/>
                 <w:color w:val="FF0000"/>
               </w:rPr>
@@ -7029,7 +6724,6 @@
             <w:pPr>
               <w:ind w:left="0"/>
               <w:rPr>
-                <w:rFonts w:hint="eastAsia"/>
                 <w:b/>
               </w:rPr>
             </w:pPr>
@@ -7043,7 +6737,6 @@
             <w:pPr>
               <w:ind w:left="0"/>
               <w:rPr>
-                <w:rFonts w:hint="eastAsia"/>
                 <w:color w:val="FF0000"/>
               </w:rPr>
             </w:pPr>
@@ -7269,7 +6962,6 @@
             <w:pPr>
               <w:ind w:left="0"/>
               <w:rPr>
-                <w:rFonts w:hint="eastAsia"/>
                 <w:b/>
                 <w:color w:val="FF0000"/>
               </w:rPr>
@@ -8919,13 +8611,13 @@
             <w:pPr>
               <w:jc w:val="left"/>
               <w:rPr>
-                <w:color w:val="000000" w:themeColor="text1"/>
-              </w:rPr>
-            </w:pPr>
-            <w:r>
-              <w:rPr>
-                <w:rFonts w:hint="eastAsia"/>
-                <w:color w:val="000000" w:themeColor="text1"/>
+                <w:color w:val="DDD9C3" w:themeColor="background2" w:themeShade="E6"/>
+              </w:rPr>
+            </w:pPr>
+            <w:r>
+              <w:rPr>
+                <w:rFonts w:hint="eastAsia"/>
+                <w:color w:val="DDD9C3" w:themeColor="background2" w:themeShade="E6"/>
               </w:rPr>
               <w:t>flush()</w:t>
             </w:r>
@@ -8938,10 +8630,14 @@
           <w:p>
             <w:pPr>
               <w:ind w:left="0"/>
-            </w:pPr>
-            <w:r>
-              <w:rPr>
-                <w:rFonts w:hint="eastAsia"/>
+              <w:rPr>
+                <w:color w:val="DDD9C3" w:themeColor="background2" w:themeShade="E6"/>
+              </w:rPr>
+            </w:pPr>
+            <w:r>
+              <w:rPr>
+                <w:rFonts w:hint="eastAsia"/>
+                <w:color w:val="DDD9C3" w:themeColor="background2" w:themeShade="E6"/>
               </w:rPr>
               <w:t>RMT_SYS_FLUSH</w:t>
             </w:r>
@@ -8955,13 +8651,13 @@
             <w:pPr>
               <w:ind w:left="0"/>
               <w:rPr>
-                <w:color w:val="000000" w:themeColor="text1"/>
-              </w:rPr>
-            </w:pPr>
-            <w:r>
-              <w:rPr>
-                <w:rFonts w:hint="eastAsia"/>
-                <w:color w:val="000000" w:themeColor="text1"/>
+                <w:color w:val="DDD9C3" w:themeColor="background2" w:themeShade="E6"/>
+              </w:rPr>
+            </w:pPr>
+            <w:r>
+              <w:rPr>
+                <w:rFonts w:hint="eastAsia"/>
+                <w:color w:val="DDD9C3" w:themeColor="background2" w:themeShade="E6"/>
               </w:rPr>
               <w:t>"flush"</w:t>
             </w:r>
@@ -9186,7 +8882,6 @@
             <w:pPr>
               <w:ind w:left="0"/>
               <w:rPr>
-                <w:rFonts w:hint="eastAsia"/>
                 <w:b/>
                 <w:color w:val="FF0000"/>
               </w:rPr>
@@ -9242,9 +8937,6 @@
           <w:p>
             <w:pPr>
               <w:ind w:left="0"/>
-              <w:rPr>
-                <w:rFonts w:hint="eastAsia"/>
-              </w:rPr>
             </w:pPr>
             <w:r>
               <w:rPr>
@@ -9295,9 +8987,6 @@
           <w:p>
             <w:pPr>
               <w:ind w:left="0"/>
-              <w:rPr>
-                <w:rFonts w:hint="eastAsia"/>
-              </w:rPr>
             </w:pPr>
             <w:r>
               <w:rPr>
@@ -9348,9 +9037,6 @@
           <w:p>
             <w:pPr>
               <w:ind w:left="0"/>
-              <w:rPr>
-                <w:rFonts w:hint="eastAsia"/>
-              </w:rPr>
             </w:pPr>
             <w:r>
               <w:rPr>
@@ -9401,9 +9087,6 @@
           <w:p>
             <w:pPr>
               <w:ind w:left="0"/>
-              <w:rPr>
-                <w:rFonts w:hint="eastAsia"/>
-              </w:rPr>
             </w:pPr>
             <w:r>
               <w:rPr>
@@ -9454,9 +9137,6 @@
           <w:p>
             <w:pPr>
               <w:ind w:left="0"/>
-              <w:rPr>
-                <w:rFonts w:hint="eastAsia"/>
-              </w:rPr>
             </w:pPr>
             <w:r>
               <w:rPr>
@@ -9507,9 +9187,6 @@
           <w:p>
             <w:pPr>
               <w:ind w:left="0"/>
-              <w:rPr>
-                <w:rFonts w:hint="eastAsia"/>
-              </w:rPr>
             </w:pPr>
             <w:r>
               <w:rPr>
@@ -9560,9 +9237,6 @@
           <w:p>
             <w:pPr>
               <w:ind w:left="0"/>
-              <w:rPr>
-                <w:rFonts w:hint="eastAsia"/>
-              </w:rPr>
             </w:pPr>
             <w:r>
               <w:rPr>
@@ -9613,9 +9287,6 @@
           <w:p>
             <w:pPr>
               <w:ind w:left="0"/>
-              <w:rPr>
-                <w:rFonts w:hint="eastAsia"/>
-              </w:rPr>
             </w:pPr>
             <w:r>
               <w:rPr>
@@ -9670,9 +9341,6 @@
           <w:p>
             <w:pPr>
               <w:ind w:left="0"/>
-              <w:rPr>
-                <w:rFonts w:hint="eastAsia"/>
-              </w:rPr>
             </w:pPr>
             <w:r>
               <w:rPr>
@@ -9727,9 +9395,6 @@
           <w:p>
             <w:pPr>
               <w:ind w:left="0"/>
-              <w:rPr>
-                <w:rFonts w:hint="eastAsia"/>
-              </w:rPr>
             </w:pPr>
             <w:r>
               <w:rPr>
@@ -9784,9 +9449,6 @@
           <w:p>
             <w:pPr>
               <w:ind w:left="0"/>
-              <w:rPr>
-                <w:rFonts w:hint="eastAsia"/>
-              </w:rPr>
             </w:pPr>
             <w:r>
               <w:rPr>
@@ -9841,9 +9503,6 @@
           <w:p>
             <w:pPr>
               <w:ind w:left="0"/>
-              <w:rPr>
-                <w:rFonts w:hint="eastAsia"/>
-              </w:rPr>
             </w:pPr>
             <w:r>
               <w:rPr>
@@ -9898,9 +9557,6 @@
           <w:p>
             <w:pPr>
               <w:ind w:left="0"/>
-              <w:rPr>
-                <w:rFonts w:hint="eastAsia"/>
-              </w:rPr>
             </w:pPr>
             <w:r>
               <w:rPr>
@@ -9955,9 +9611,6 @@
           <w:p>
             <w:pPr>
               <w:ind w:left="0"/>
-              <w:rPr>
-                <w:rFonts w:hint="eastAsia"/>
-              </w:rPr>
             </w:pPr>
             <w:r>
               <w:rPr>
@@ -10012,9 +9665,6 @@
           <w:p>
             <w:pPr>
               <w:ind w:left="0"/>
-              <w:rPr>
-                <w:rFonts w:hint="eastAsia"/>
-              </w:rPr>
             </w:pPr>
             <w:r>
               <w:rPr>
@@ -10128,7 +9778,6 @@
             <w:pPr>
               <w:ind w:left="0"/>
               <w:rPr>
-                <w:rFonts w:hint="eastAsia"/>
                 <w:b/>
                 <w:color w:val="FF0000"/>
               </w:rPr>
@@ -10187,9 +9836,6 @@
             <w:pPr>
               <w:ind w:left="0"/>
               <w:jc w:val="left"/>
-              <w:rPr>
-                <w:rFonts w:hint="eastAsia"/>
-              </w:rPr>
             </w:pPr>
             <w:r>
               <w:rPr>
@@ -10243,9 +9889,6 @@
             <w:pPr>
               <w:ind w:left="0"/>
               <w:jc w:val="left"/>
-              <w:rPr>
-                <w:rFonts w:hint="eastAsia"/>
-              </w:rPr>
             </w:pPr>
             <w:r>
               <w:rPr>
@@ -10268,7 +9911,6 @@
         <w:ind w:firstLineChars="0"/>
         <w:outlineLvl w:val="2"/>
         <w:rPr>
-          <w:rFonts w:hint="eastAsia"/>
           <w:b/>
           <w:sz w:val="32"/>
           <w:szCs w:val="32"/>
@@ -10383,9 +10025,6 @@
       <w:pPr>
         <w:pStyle w:val="ListParagraph"/>
         <w:ind w:left="425" w:firstLineChars="0" w:firstLine="0"/>
-        <w:rPr>
-          <w:rFonts w:hint="eastAsia"/>
-        </w:rPr>
       </w:pPr>
     </w:p>
     <w:p>
@@ -10404,7 +10043,6 @@
         <w:ind w:firstLineChars="0"/>
         <w:outlineLvl w:val="3"/>
         <w:rPr>
-          <w:rFonts w:hint="eastAsia"/>
           <w:b/>
           <w:sz w:val="28"/>
           <w:szCs w:val="28"/>
@@ -10452,7 +10090,6 @@
         <w:pStyle w:val="ListParagraph"/>
         <w:ind w:left="567" w:firstLineChars="0" w:firstLine="0"/>
         <w:rPr>
-          <w:rFonts w:hint="eastAsia"/>
           <w:b/>
           <w:sz w:val="28"/>
           <w:szCs w:val="28"/>
@@ -10532,7 +10169,6 @@
         <w:ind w:firstLineChars="0"/>
         <w:outlineLvl w:val="3"/>
         <w:rPr>
-          <w:rFonts w:hint="eastAsia"/>
           <w:b/>
           <w:sz w:val="28"/>
           <w:szCs w:val="28"/>
@@ -10561,9 +10197,6 @@
       <w:pPr>
         <w:pStyle w:val="ListParagraph"/>
         <w:ind w:leftChars="202" w:left="424" w:firstLineChars="0" w:firstLine="0"/>
-        <w:rPr>
-          <w:rFonts w:hint="eastAsia"/>
-        </w:rPr>
       </w:pPr>
       <w:r>
         <w:rPr>
@@ -10654,9 +10287,6 @@
       <w:pPr>
         <w:pStyle w:val="ListParagraph"/>
         <w:ind w:leftChars="202" w:left="424" w:firstLineChars="0" w:firstLine="0"/>
-        <w:rPr>
-          <w:rFonts w:hint="eastAsia"/>
-        </w:rPr>
       </w:pPr>
     </w:p>
     <w:tbl>
@@ -10681,7 +10311,6 @@
               <w:ind w:left="0" w:firstLineChars="0" w:firstLine="0"/>
               <w:outlineLvl w:val="3"/>
               <w:rPr>
-                <w:rFonts w:hint="eastAsia"/>
                 <w:b/>
                 <w:color w:val="FF0000"/>
               </w:rPr>
@@ -10706,7 +10335,6 @@
               <w:ind w:left="0" w:firstLineChars="0" w:firstLine="0"/>
               <w:outlineLvl w:val="3"/>
               <w:rPr>
-                <w:rFonts w:hint="eastAsia"/>
                 <w:b/>
                 <w:color w:val="FF0000"/>
               </w:rPr>
@@ -10732,7 +10360,6 @@
               <w:pStyle w:val="ListParagraph"/>
               <w:outlineLvl w:val="3"/>
               <w:rPr>
-                <w:rFonts w:hint="eastAsia"/>
                 <w:szCs w:val="21"/>
               </w:rPr>
             </w:pPr>
@@ -10754,9 +10381,6 @@
               <w:pStyle w:val="ListParagraph"/>
               <w:ind w:left="0" w:firstLineChars="0" w:firstLine="0"/>
               <w:outlineLvl w:val="3"/>
-              <w:rPr>
-                <w:rFonts w:hint="eastAsia"/>
-              </w:rPr>
             </w:pPr>
             <w:r>
               <w:rPr>
@@ -10789,7 +10413,6 @@
               <w:pStyle w:val="ListParagraph"/>
               <w:outlineLvl w:val="3"/>
               <w:rPr>
-                <w:rFonts w:hint="eastAsia"/>
                 <w:szCs w:val="21"/>
               </w:rPr>
             </w:pPr>
@@ -10811,9 +10434,6 @@
               <w:pStyle w:val="ListParagraph"/>
               <w:ind w:left="0" w:firstLineChars="0" w:firstLine="0"/>
               <w:outlineLvl w:val="3"/>
-              <w:rPr>
-                <w:rFonts w:hint="eastAsia"/>
-              </w:rPr>
             </w:pPr>
             <w:r>
               <w:rPr>
@@ -10846,7 +10466,6 @@
               <w:pStyle w:val="ListParagraph"/>
               <w:outlineLvl w:val="3"/>
               <w:rPr>
-                <w:rFonts w:hint="eastAsia"/>
                 <w:szCs w:val="21"/>
               </w:rPr>
             </w:pPr>
@@ -10868,9 +10487,6 @@
               <w:pStyle w:val="ListParagraph"/>
               <w:ind w:left="0" w:firstLineChars="0" w:firstLine="0"/>
               <w:outlineLvl w:val="3"/>
-              <w:rPr>
-                <w:rFonts w:hint="eastAsia"/>
-              </w:rPr>
             </w:pPr>
             <w:r>
               <w:rPr>
@@ -10900,7 +10516,6 @@
         <w:ind w:left="567" w:firstLineChars="0" w:firstLine="0"/>
         <w:outlineLvl w:val="3"/>
         <w:rPr>
-          <w:rFonts w:hint="eastAsia"/>
           <w:b/>
           <w:sz w:val="28"/>
           <w:szCs w:val="28"/>
@@ -11291,27 +10906,18 @@
       <w:pPr>
         <w:pStyle w:val="ListParagraph"/>
         <w:ind w:left="567" w:firstLineChars="0" w:firstLine="0"/>
-        <w:rPr>
-          <w:rFonts w:hint="eastAsia"/>
-        </w:rPr>
       </w:pPr>
     </w:p>
     <w:p>
       <w:pPr>
         <w:pStyle w:val="ListParagraph"/>
         <w:ind w:left="567" w:firstLineChars="0" w:firstLine="0"/>
-        <w:rPr>
-          <w:rFonts w:hint="eastAsia"/>
-        </w:rPr>
       </w:pPr>
     </w:p>
     <w:p>
       <w:pPr>
         <w:pStyle w:val="ListParagraph"/>
         <w:ind w:left="567" w:firstLineChars="0" w:firstLine="0"/>
-        <w:rPr>
-          <w:rFonts w:hint="eastAsia"/>
-        </w:rPr>
       </w:pPr>
     </w:p>
     <w:p>
@@ -20110,13 +19716,13 @@
               <w:ind w:left="0"/>
               <w:jc w:val="left"/>
               <w:rPr>
-                <w:color w:val="000000" w:themeColor="text1"/>
-              </w:rPr>
-            </w:pPr>
-            <w:r>
-              <w:rPr>
-                <w:rFonts w:hint="eastAsia"/>
-                <w:color w:val="000000" w:themeColor="text1"/>
+                <w:color w:val="DDD9C3" w:themeColor="background2" w:themeShade="E6"/>
+              </w:rPr>
+            </w:pPr>
+            <w:r>
+              <w:rPr>
+                <w:rFonts w:hint="eastAsia"/>
+                <w:color w:val="DDD9C3" w:themeColor="background2" w:themeShade="E6"/>
               </w:rPr>
               <w:t>System_flush_Test</w:t>
             </w:r>
@@ -20129,29 +19735,35 @@
           <w:p>
             <w:pPr>
               <w:ind w:leftChars="15" w:left="31"/>
-            </w:pPr>
-            <w:r>
-              <w:rPr>
-                <w:rFonts w:hint="eastAsia"/>
+              <w:rPr>
+                <w:color w:val="DDD9C3" w:themeColor="background2" w:themeShade="E6"/>
+              </w:rPr>
+            </w:pPr>
+            <w:r>
+              <w:rPr>
+                <w:rFonts w:hint="eastAsia"/>
+                <w:color w:val="DDD9C3" w:themeColor="background2" w:themeShade="E6"/>
               </w:rPr>
               <w:t>System</w:t>
             </w:r>
             <w:r>
               <w:rPr>
                 <w:rFonts w:hint="eastAsia"/>
+                <w:color w:val="DDD9C3" w:themeColor="background2" w:themeShade="E6"/>
               </w:rPr>
               <w:t>对象</w:t>
             </w:r>
             <w:r>
               <w:rPr>
                 <w:rFonts w:hint="eastAsia"/>
-                <w:color w:val="000000" w:themeColor="text1"/>
+                <w:color w:val="DDD9C3" w:themeColor="background2" w:themeShade="E6"/>
               </w:rPr>
               <w:t>flush</w:t>
             </w:r>
             <w:r>
               <w:rPr>
                 <w:rFonts w:hint="eastAsia"/>
+                <w:color w:val="DDD9C3" w:themeColor="background2" w:themeShade="E6"/>
               </w:rPr>
               <w:t>功能</w:t>
             </w:r>
@@ -20164,28 +19776,35 @@
           <w:p>
             <w:pPr>
               <w:ind w:left="0"/>
-            </w:pPr>
-            <w:r>
-              <w:rPr>
-                <w:rFonts w:hint="eastAsia"/>
+              <w:rPr>
+                <w:color w:val="DDD9C3" w:themeColor="background2" w:themeShade="E6"/>
+              </w:rPr>
+            </w:pPr>
+            <w:r>
+              <w:rPr>
+                <w:rFonts w:hint="eastAsia"/>
+                <w:color w:val="DDD9C3" w:themeColor="background2" w:themeShade="E6"/>
               </w:rPr>
               <w:t>1</w:t>
             </w:r>
             <w:r>
               <w:rPr>
                 <w:rFonts w:hint="eastAsia"/>
+                <w:color w:val="DDD9C3" w:themeColor="background2" w:themeShade="E6"/>
               </w:rPr>
               <w:t>、创建远程</w:t>
             </w:r>
             <w:r>
               <w:rPr>
                 <w:rFonts w:hint="eastAsia"/>
+                <w:color w:val="DDD9C3" w:themeColor="background2" w:themeShade="E6"/>
               </w:rPr>
               <w:t>System</w:t>
             </w:r>
             <w:r>
               <w:rPr>
                 <w:rFonts w:hint="eastAsia"/>
+                <w:color w:val="DDD9C3" w:themeColor="background2" w:themeShade="E6"/>
               </w:rPr>
               <w:t>对象。</w:t>
             </w:r>
@@ -20198,10 +19817,14 @@
           <w:p>
             <w:pPr>
               <w:ind w:left="0"/>
-            </w:pPr>
-            <w:r>
-              <w:rPr>
-                <w:rFonts w:hint="eastAsia"/>
+              <w:rPr>
+                <w:color w:val="DDD9C3" w:themeColor="background2" w:themeShade="E6"/>
+              </w:rPr>
+            </w:pPr>
+            <w:r>
+              <w:rPr>
+                <w:rFonts w:hint="eastAsia"/>
+                <w:color w:val="DDD9C3" w:themeColor="background2" w:themeShade="E6"/>
               </w:rPr>
               <w:t>TODO</w:t>
             </w:r>
@@ -25241,62 +24864,14 @@
         </w:tc>
       </w:tr>
     </w:tbl>
-    <w:p>
-      <w:pPr>
-        <w:rPr>
-          <w:rFonts w:hint="eastAsia"/>
-        </w:rPr>
-      </w:pPr>
-    </w:p>
-    <w:p>
-      <w:pPr>
-        <w:rPr>
-          <w:rFonts w:hint="eastAsia"/>
-        </w:rPr>
-      </w:pPr>
-    </w:p>
-    <w:p>
-      <w:pPr>
-        <w:rPr>
-          <w:rFonts w:hint="eastAsia"/>
-        </w:rPr>
-      </w:pPr>
-    </w:p>
-    <w:p>
-      <w:pPr>
-        <w:rPr>
-          <w:rFonts w:hint="eastAsia"/>
-        </w:rPr>
-      </w:pPr>
-    </w:p>
-    <w:p>
-      <w:pPr>
-        <w:rPr>
-          <w:rFonts w:hint="eastAsia"/>
-        </w:rPr>
-      </w:pPr>
-    </w:p>
-    <w:p>
-      <w:pPr>
-        <w:rPr>
-          <w:rFonts w:hint="eastAsia"/>
-        </w:rPr>
-      </w:pPr>
-    </w:p>
-    <w:p>
-      <w:pPr>
-        <w:rPr>
-          <w:rFonts w:hint="eastAsia"/>
-        </w:rPr>
-      </w:pPr>
-    </w:p>
-    <w:p>
-      <w:pPr>
-        <w:rPr>
-          <w:rFonts w:hint="eastAsia"/>
-        </w:rPr>
-      </w:pPr>
-    </w:p>
+    <w:p/>
+    <w:p/>
+    <w:p/>
+    <w:p/>
+    <w:p/>
+    <w:p/>
+    <w:p/>
+    <w:p/>
     <w:p/>
     <w:p>
       <w:pPr>

--- a/internal_doc/03.开发设计/JS对象增强和远程化/JS对象增强和远程化.docx
+++ b/internal_doc/03.开发设计/JS对象增强和远程化/JS对象增强和远程化.docx
@@ -63,7 +63,7 @@
               <w:rPr>
                 <w:rFonts w:hint="eastAsia"/>
               </w:rPr>
-              <w:t>2016-07-01</w:t>
+              <w:t>2016-07-04</w:t>
             </w:r>
             <w:r>
               <w:rPr>
@@ -2341,6 +2341,20 @@
                 <w:color w:val="000000" w:themeColor="text1"/>
               </w:rPr>
             </w:pPr>
+            <w:r>
+              <w:rPr>
+                <w:rFonts w:hint="eastAsia"/>
+                <w:color w:val="000000" w:themeColor="text1"/>
+              </w:rPr>
+              <w:t>[ optionObj</w:t>
+            </w:r>
+            <w:r>
+              <w:rPr>
+                <w:rFonts w:hint="eastAsia"/>
+                <w:color w:val="000000" w:themeColor="text1"/>
+              </w:rPr>
+              <w:t>］</w:t>
+            </w:r>
           </w:p>
         </w:tc>
         <w:tc>
@@ -2418,10 +2432,16 @@
             </w:pPr>
             <w:r>
               <w:rPr>
-                <w:rFonts w:hint="eastAsia"/>
-                <w:color w:val="000000" w:themeColor="text1"/>
-              </w:rPr>
-              <w:t>pid</w:t>
+                <w:color w:val="000000" w:themeColor="text1"/>
+              </w:rPr>
+              <w:t>P</w:t>
+            </w:r>
+            <w:r>
+              <w:rPr>
+                <w:rFonts w:hint="eastAsia"/>
+                <w:color w:val="000000" w:themeColor="text1"/>
+              </w:rPr>
+              <w:t>id</w:t>
             </w:r>
           </w:p>
         </w:tc>
@@ -2493,10 +2513,16 @@
             </w:pPr>
             <w:r>
               <w:rPr>
-                <w:rFonts w:hint="eastAsia"/>
-                <w:color w:val="000000" w:themeColor="text1"/>
-              </w:rPr>
-              <w:t>pid</w:t>
+                <w:color w:val="000000" w:themeColor="text1"/>
+              </w:rPr>
+              <w:t>P</w:t>
+            </w:r>
+            <w:r>
+              <w:rPr>
+                <w:rFonts w:hint="eastAsia"/>
+                <w:color w:val="000000" w:themeColor="text1"/>
+              </w:rPr>
+              <w:t>id</w:t>
             </w:r>
           </w:p>
         </w:tc>
@@ -3559,7 +3585,7 @@
                 <w:rFonts w:hint="eastAsia"/>
                 <w:color w:val="000000" w:themeColor="text1"/>
               </w:rPr>
-              <w:t>Object</w:t>
+              <w:t>String</w:t>
             </w:r>
           </w:p>
         </w:tc>
@@ -11045,6 +11071,18 @@
             <w:pPr>
               <w:ind w:left="0"/>
             </w:pPr>
+            <w:r>
+              <w:rPr>
+                <w:rFonts w:hint="eastAsia"/>
+              </w:rPr>
+              <w:t>File</w:t>
+            </w:r>
+            <w:r>
+              <w:rPr>
+                <w:rFonts w:hint="eastAsia"/>
+              </w:rPr>
+              <w:t>远程读写文件性能</w:t>
+            </w:r>
           </w:p>
         </w:tc>
         <w:tc>
@@ -11054,6 +11092,100 @@
           <w:p>
             <w:pPr>
               <w:ind w:left="0"/>
+            </w:pPr>
+            <w:r>
+              <w:rPr>
+                <w:rFonts w:hint="eastAsia"/>
+              </w:rPr>
+              <w:t>当前版本远端</w:t>
+            </w:r>
+            <w:r>
+              <w:rPr>
+                <w:rFonts w:hint="eastAsia"/>
+              </w:rPr>
+              <w:t>cm</w:t>
+            </w:r>
+            <w:r>
+              <w:rPr>
+                <w:rFonts w:hint="eastAsia"/>
+              </w:rPr>
+              <w:t>每次操作都要重复打开和关闭的操作，性能比较低。</w:t>
+            </w:r>
+          </w:p>
+        </w:tc>
+      </w:tr>
+      <w:tr>
+        <w:tc>
+          <w:tcPr>
+            <w:tcW w:w="885" w:type="dxa"/>
+          </w:tcPr>
+          <w:p>
+            <w:pPr>
+              <w:ind w:left="0"/>
+            </w:pPr>
+          </w:p>
+        </w:tc>
+        <w:tc>
+          <w:tcPr>
+            <w:tcW w:w="2552" w:type="dxa"/>
+          </w:tcPr>
+          <w:p>
+            <w:pPr>
+              <w:ind w:left="0"/>
+              <w:rPr>
+                <w:rFonts w:hint="eastAsia"/>
+              </w:rPr>
+            </w:pPr>
+          </w:p>
+        </w:tc>
+        <w:tc>
+          <w:tcPr>
+            <w:tcW w:w="4728" w:type="dxa"/>
+          </w:tcPr>
+          <w:p>
+            <w:pPr>
+              <w:ind w:left="0"/>
+              <w:rPr>
+                <w:rFonts w:hint="eastAsia"/>
+              </w:rPr>
+            </w:pPr>
+          </w:p>
+        </w:tc>
+      </w:tr>
+      <w:tr>
+        <w:tc>
+          <w:tcPr>
+            <w:tcW w:w="885" w:type="dxa"/>
+          </w:tcPr>
+          <w:p>
+            <w:pPr>
+              <w:ind w:left="0"/>
+            </w:pPr>
+          </w:p>
+        </w:tc>
+        <w:tc>
+          <w:tcPr>
+            <w:tcW w:w="2552" w:type="dxa"/>
+          </w:tcPr>
+          <w:p>
+            <w:pPr>
+              <w:ind w:left="0"/>
+              <w:rPr>
+                <w:rFonts w:hint="eastAsia"/>
+              </w:rPr>
+            </w:pPr>
+          </w:p>
+        </w:tc>
+        <w:tc>
+          <w:tcPr>
+            <w:tcW w:w="4728" w:type="dxa"/>
+          </w:tcPr>
+          <w:p>
+            <w:pPr>
+              <w:ind w:left="0"/>
+              <w:rPr>
+                <w:rFonts w:hint="eastAsia"/>
+              </w:rPr>
             </w:pPr>
           </w:p>
         </w:tc>
@@ -12303,6 +12435,7 @@
               <w:rPr>
                 <w:rFonts w:hint="eastAsia"/>
               </w:rPr>
+              <w:lastRenderedPageBreak/>
               <w:t>3</w:t>
             </w:r>
             <w:r>
@@ -12332,7 +12465,6 @@
               <w:rPr>
                 <w:rFonts w:hint="eastAsia"/>
               </w:rPr>
-              <w:lastRenderedPageBreak/>
               <w:t>4</w:t>
             </w:r>
             <w:r>
@@ -12421,7 +12553,14 @@
               <w:rPr>
                 <w:rFonts w:hint="eastAsia"/>
               </w:rPr>
-              <w:t>显示对应的错误码</w:t>
+              <w:t>显示对</w:t>
+            </w:r>
+            <w:r>
+              <w:rPr>
+                <w:rFonts w:hint="eastAsia"/>
+              </w:rPr>
+              <w:lastRenderedPageBreak/>
+              <w:t>应的错误码</w:t>
             </w:r>
             <w:r>
               <w:rPr>
@@ -13863,6 +14002,7 @@
                 <w:rFonts w:hint="eastAsia"/>
                 <w:color w:val="000000" w:themeColor="text1"/>
               </w:rPr>
+              <w:lastRenderedPageBreak/>
               <w:t>getHostsMap</w:t>
             </w:r>
             <w:r>
@@ -13885,6 +14025,7 @@
               <w:rPr>
                 <w:rFonts w:hint="eastAsia"/>
               </w:rPr>
+              <w:lastRenderedPageBreak/>
               <w:t>1</w:t>
             </w:r>
             <w:r>
@@ -13897,6 +14038,7 @@
               <w:rPr>
                 <w:rFonts w:hint="eastAsia"/>
               </w:rPr>
+              <w:lastRenderedPageBreak/>
               <w:t>System</w:t>
             </w:r>
             <w:r>
@@ -13938,14 +14080,7 @@
               <w:rPr>
                 <w:rFonts w:hint="eastAsia"/>
               </w:rPr>
-              <w:t>获</w:t>
-            </w:r>
-            <w:r>
-              <w:rPr>
-                <w:rFonts w:hint="eastAsia"/>
-              </w:rPr>
-              <w:lastRenderedPageBreak/>
-              <w:t>取信息</w:t>
+              <w:t>获取信息</w:t>
             </w:r>
             <w:r>
               <w:rPr>
@@ -13989,7 +14124,14 @@
               <w:rPr>
                 <w:rFonts w:hint="eastAsia"/>
               </w:rPr>
-              <w:t>不添加其他参数时正确显示</w:t>
+              <w:t>不添加</w:t>
+            </w:r>
+            <w:r>
+              <w:rPr>
+                <w:rFonts w:hint="eastAsia"/>
+              </w:rPr>
+              <w:lastRenderedPageBreak/>
+              <w:t>其他参数时正确显示</w:t>
             </w:r>
             <w:r>
               <w:rPr>
@@ -14004,6 +14146,1296 @@
               <w:t>映射信息。</w:t>
             </w:r>
           </w:p>
+          <w:p>
+            <w:pPr>
+              <w:ind w:left="0"/>
+            </w:pPr>
+            <w:r>
+              <w:rPr>
+                <w:rFonts w:hint="eastAsia"/>
+                <w:b/>
+              </w:rPr>
+              <w:t>结果</w:t>
+            </w:r>
+            <w:r>
+              <w:rPr>
+                <w:rFonts w:hint="eastAsia"/>
+                <w:b/>
+              </w:rPr>
+              <w:t>2</w:t>
+            </w:r>
+            <w:r>
+              <w:rPr>
+                <w:rFonts w:hint="eastAsia"/>
+                <w:b/>
+              </w:rPr>
+              <w:t>：</w:t>
+            </w:r>
+            <w:r>
+              <w:rPr>
+                <w:rFonts w:hint="eastAsia"/>
+              </w:rPr>
+              <w:t>添加其他参数时返回</w:t>
+            </w:r>
+            <w:r>
+              <w:t>SDB_INVALIDA</w:t>
+            </w:r>
+            <w:r>
+              <w:rPr>
+                <w:rFonts w:hint="eastAsia"/>
+              </w:rPr>
+              <w:t>。</w:t>
+            </w:r>
+          </w:p>
+        </w:tc>
+      </w:tr>
+      <w:tr>
+        <w:tc>
+          <w:tcPr>
+            <w:tcW w:w="2982" w:type="dxa"/>
+          </w:tcPr>
+          <w:p>
+            <w:pPr>
+              <w:ind w:left="0"/>
+              <w:jc w:val="left"/>
+              <w:rPr>
+                <w:color w:val="000000" w:themeColor="text1"/>
+              </w:rPr>
+            </w:pPr>
+            <w:r>
+              <w:rPr>
+                <w:rFonts w:hint="eastAsia"/>
+                <w:color w:val="000000" w:themeColor="text1"/>
+              </w:rPr>
+              <w:lastRenderedPageBreak/>
+              <w:t>System_getAHostMap_Test</w:t>
+            </w:r>
+          </w:p>
+        </w:tc>
+        <w:tc>
+          <w:tcPr>
+            <w:tcW w:w="1925" w:type="dxa"/>
+          </w:tcPr>
+          <w:p>
+            <w:pPr>
+              <w:ind w:leftChars="15" w:left="31"/>
+            </w:pPr>
+            <w:r>
+              <w:rPr>
+                <w:rFonts w:hint="eastAsia"/>
+              </w:rPr>
+              <w:t>System</w:t>
+            </w:r>
+            <w:r>
+              <w:rPr>
+                <w:rFonts w:hint="eastAsia"/>
+              </w:rPr>
+              <w:t>对象</w:t>
+            </w:r>
+            <w:r>
+              <w:rPr>
+                <w:rFonts w:hint="eastAsia"/>
+                <w:color w:val="000000" w:themeColor="text1"/>
+              </w:rPr>
+              <w:t>getAHostMap</w:t>
+            </w:r>
+            <w:r>
+              <w:rPr>
+                <w:rFonts w:hint="eastAsia"/>
+              </w:rPr>
+              <w:t>功能</w:t>
+            </w:r>
+          </w:p>
+        </w:tc>
+        <w:tc>
+          <w:tcPr>
+            <w:tcW w:w="2237" w:type="dxa"/>
+          </w:tcPr>
+          <w:p>
+            <w:pPr>
+              <w:ind w:left="0"/>
+            </w:pPr>
+            <w:r>
+              <w:rPr>
+                <w:rFonts w:hint="eastAsia"/>
+              </w:rPr>
+              <w:t>1</w:t>
+            </w:r>
+            <w:r>
+              <w:rPr>
+                <w:rFonts w:hint="eastAsia"/>
+              </w:rPr>
+              <w:t>、创建远程</w:t>
+            </w:r>
+            <w:r>
+              <w:rPr>
+                <w:rFonts w:hint="eastAsia"/>
+              </w:rPr>
+              <w:t>System</w:t>
+            </w:r>
+            <w:r>
+              <w:rPr>
+                <w:rFonts w:hint="eastAsia"/>
+              </w:rPr>
+              <w:t>对象。</w:t>
+            </w:r>
+          </w:p>
+          <w:p>
+            <w:pPr>
+              <w:ind w:left="0"/>
+            </w:pPr>
+            <w:r>
+              <w:rPr>
+                <w:rFonts w:hint="eastAsia"/>
+              </w:rPr>
+              <w:t>2</w:t>
+            </w:r>
+            <w:r>
+              <w:rPr>
+                <w:rFonts w:hint="eastAsia"/>
+              </w:rPr>
+              <w:t>、调用</w:t>
+            </w:r>
+            <w:r>
+              <w:rPr>
+                <w:rFonts w:hint="eastAsia"/>
+              </w:rPr>
+              <w:t>getAHostMap()</w:t>
+            </w:r>
+            <w:r>
+              <w:rPr>
+                <w:rFonts w:hint="eastAsia"/>
+              </w:rPr>
+              <w:t>获取信息</w:t>
+            </w:r>
+            <w:r>
+              <w:rPr>
+                <w:rFonts w:hint="eastAsia"/>
+              </w:rPr>
+              <w:t>。</w:t>
+            </w:r>
+          </w:p>
+        </w:tc>
+        <w:tc>
+          <w:tcPr>
+            <w:tcW w:w="1021" w:type="dxa"/>
+          </w:tcPr>
+          <w:p>
+            <w:pPr>
+              <w:ind w:left="0"/>
+            </w:pPr>
+            <w:r>
+              <w:rPr>
+                <w:rFonts w:hint="eastAsia"/>
+                <w:b/>
+              </w:rPr>
+              <w:t>结果</w:t>
+            </w:r>
+            <w:r>
+              <w:rPr>
+                <w:rFonts w:hint="eastAsia"/>
+                <w:b/>
+              </w:rPr>
+              <w:t>1</w:t>
+            </w:r>
+            <w:r>
+              <w:rPr>
+                <w:rFonts w:hint="eastAsia"/>
+                <w:b/>
+              </w:rPr>
+              <w:t>：</w:t>
+            </w:r>
+            <w:r>
+              <w:rPr>
+                <w:rFonts w:hint="eastAsia"/>
+              </w:rPr>
+              <w:t>host</w:t>
+            </w:r>
+            <w:r>
+              <w:rPr>
+                <w:rFonts w:hint="eastAsia"/>
+              </w:rPr>
+              <w:t>映射存在</w:t>
+            </w:r>
+            <w:r>
+              <w:rPr>
+                <w:rFonts w:hint="eastAsia"/>
+              </w:rPr>
+              <w:t>时</w:t>
+            </w:r>
+            <w:r>
+              <w:rPr>
+                <w:rFonts w:hint="eastAsia"/>
+              </w:rPr>
+              <w:t>显示对应的</w:t>
+            </w:r>
+            <w:r>
+              <w:rPr>
+                <w:rFonts w:hint="eastAsia"/>
+              </w:rPr>
+              <w:t>ip</w:t>
+            </w:r>
+            <w:r>
+              <w:rPr>
+                <w:rFonts w:hint="eastAsia"/>
+              </w:rPr>
+              <w:t>地址。</w:t>
+            </w:r>
+          </w:p>
+          <w:p>
+            <w:pPr>
+              <w:ind w:left="0"/>
+            </w:pPr>
+            <w:r>
+              <w:rPr>
+                <w:rFonts w:hint="eastAsia"/>
+                <w:b/>
+              </w:rPr>
+              <w:t>结果</w:t>
+            </w:r>
+            <w:r>
+              <w:rPr>
+                <w:rFonts w:hint="eastAsia"/>
+                <w:b/>
+              </w:rPr>
+              <w:t>2</w:t>
+            </w:r>
+            <w:r>
+              <w:rPr>
+                <w:rFonts w:hint="eastAsia"/>
+                <w:b/>
+              </w:rPr>
+              <w:t>：</w:t>
+            </w:r>
+            <w:r>
+              <w:rPr>
+                <w:rFonts w:hint="eastAsia"/>
+              </w:rPr>
+              <w:t>不存在映射或参数错误返回对应的错误码</w:t>
+            </w:r>
+            <w:r>
+              <w:rPr>
+                <w:rFonts w:hint="eastAsia"/>
+              </w:rPr>
+              <w:t>。</w:t>
+            </w:r>
+          </w:p>
+        </w:tc>
+      </w:tr>
+      <w:tr>
+        <w:tc>
+          <w:tcPr>
+            <w:tcW w:w="2982" w:type="dxa"/>
+          </w:tcPr>
+          <w:p>
+            <w:pPr>
+              <w:ind w:left="0"/>
+              <w:jc w:val="left"/>
+              <w:rPr>
+                <w:color w:val="000000" w:themeColor="text1"/>
+              </w:rPr>
+            </w:pPr>
+            <w:r>
+              <w:rPr>
+                <w:rFonts w:hint="eastAsia"/>
+                <w:color w:val="000000" w:themeColor="text1"/>
+              </w:rPr>
+              <w:t>System_addAHostMap_Test</w:t>
+            </w:r>
+          </w:p>
+        </w:tc>
+        <w:tc>
+          <w:tcPr>
+            <w:tcW w:w="1925" w:type="dxa"/>
+          </w:tcPr>
+          <w:p>
+            <w:pPr>
+              <w:ind w:leftChars="15" w:left="31"/>
+            </w:pPr>
+            <w:r>
+              <w:rPr>
+                <w:rFonts w:hint="eastAsia"/>
+              </w:rPr>
+              <w:t>System</w:t>
+            </w:r>
+            <w:r>
+              <w:rPr>
+                <w:rFonts w:hint="eastAsia"/>
+              </w:rPr>
+              <w:t>对象</w:t>
+            </w:r>
+            <w:r>
+              <w:rPr>
+                <w:rFonts w:hint="eastAsia"/>
+                <w:color w:val="000000" w:themeColor="text1"/>
+              </w:rPr>
+              <w:t>addAHostMap</w:t>
+            </w:r>
+            <w:r>
+              <w:rPr>
+                <w:rFonts w:hint="eastAsia"/>
+              </w:rPr>
+              <w:t>功能</w:t>
+            </w:r>
+          </w:p>
+        </w:tc>
+        <w:tc>
+          <w:tcPr>
+            <w:tcW w:w="2237" w:type="dxa"/>
+          </w:tcPr>
+          <w:p>
+            <w:pPr>
+              <w:ind w:left="0"/>
+            </w:pPr>
+            <w:r>
+              <w:rPr>
+                <w:rFonts w:hint="eastAsia"/>
+              </w:rPr>
+              <w:t>1</w:t>
+            </w:r>
+            <w:r>
+              <w:rPr>
+                <w:rFonts w:hint="eastAsia"/>
+              </w:rPr>
+              <w:t>、创建远程</w:t>
+            </w:r>
+            <w:r>
+              <w:rPr>
+                <w:rFonts w:hint="eastAsia"/>
+              </w:rPr>
+              <w:t>System</w:t>
+            </w:r>
+            <w:r>
+              <w:rPr>
+                <w:rFonts w:hint="eastAsia"/>
+              </w:rPr>
+              <w:t>对象。</w:t>
+            </w:r>
+          </w:p>
+          <w:p>
+            <w:pPr>
+              <w:ind w:left="0"/>
+            </w:pPr>
+            <w:r>
+              <w:rPr>
+                <w:rFonts w:hint="eastAsia"/>
+              </w:rPr>
+              <w:t>2</w:t>
+            </w:r>
+            <w:r>
+              <w:rPr>
+                <w:rFonts w:hint="eastAsia"/>
+              </w:rPr>
+              <w:t>、调用</w:t>
+            </w:r>
+            <w:r>
+              <w:rPr>
+                <w:rFonts w:hint="eastAsia"/>
+              </w:rPr>
+              <w:t>getAHostMap()</w:t>
+            </w:r>
+            <w:r>
+              <w:rPr>
+                <w:rFonts w:hint="eastAsia"/>
+              </w:rPr>
+              <w:t>获取信息</w:t>
+            </w:r>
+            <w:r>
+              <w:rPr>
+                <w:rFonts w:hint="eastAsia"/>
+              </w:rPr>
+              <w:t>。</w:t>
+            </w:r>
+          </w:p>
+          <w:p>
+            <w:pPr>
+              <w:ind w:left="0"/>
+            </w:pPr>
+            <w:r>
+              <w:rPr>
+                <w:rFonts w:hint="eastAsia"/>
+              </w:rPr>
+              <w:t>3</w:t>
+            </w:r>
+            <w:r>
+              <w:rPr>
+                <w:rFonts w:hint="eastAsia"/>
+              </w:rPr>
+              <w:t>、调用</w:t>
+            </w:r>
+            <w:r>
+              <w:rPr>
+                <w:rFonts w:hint="eastAsia"/>
+              </w:rPr>
+              <w:t>addAHostMap()</w:t>
+            </w:r>
+            <w:r>
+              <w:rPr>
+                <w:rFonts w:hint="eastAsia"/>
+              </w:rPr>
+              <w:t>添加</w:t>
+            </w:r>
+            <w:r>
+              <w:rPr>
+                <w:rFonts w:hint="eastAsia"/>
+              </w:rPr>
+              <w:t>host</w:t>
+            </w:r>
+            <w:r>
+              <w:rPr>
+                <w:rFonts w:hint="eastAsia"/>
+              </w:rPr>
+              <w:t>映射信息</w:t>
+            </w:r>
+            <w:r>
+              <w:rPr>
+                <w:rFonts w:hint="eastAsia"/>
+              </w:rPr>
+              <w:t>。</w:t>
+            </w:r>
+          </w:p>
+          <w:p>
+            <w:pPr>
+              <w:ind w:left="0"/>
+            </w:pPr>
+            <w:r>
+              <w:rPr>
+                <w:rFonts w:hint="eastAsia"/>
+              </w:rPr>
+              <w:t>4</w:t>
+            </w:r>
+            <w:r>
+              <w:rPr>
+                <w:rFonts w:hint="eastAsia"/>
+              </w:rPr>
+              <w:t>、调用</w:t>
+            </w:r>
+            <w:r>
+              <w:rPr>
+                <w:rFonts w:hint="eastAsia"/>
+              </w:rPr>
+              <w:t>getAHostMap()</w:t>
+            </w:r>
+            <w:r>
+              <w:rPr>
+                <w:rFonts w:hint="eastAsia"/>
+              </w:rPr>
+              <w:t>获取信息</w:t>
+            </w:r>
+            <w:r>
+              <w:rPr>
+                <w:rFonts w:hint="eastAsia"/>
+              </w:rPr>
+              <w:t>。</w:t>
+            </w:r>
+          </w:p>
+          <w:p>
+            <w:pPr>
+              <w:ind w:left="0"/>
+            </w:pPr>
+          </w:p>
+        </w:tc>
+        <w:tc>
+          <w:tcPr>
+            <w:tcW w:w="1021" w:type="dxa"/>
+          </w:tcPr>
+          <w:p>
+            <w:pPr>
+              <w:ind w:left="0"/>
+            </w:pPr>
+            <w:r>
+              <w:rPr>
+                <w:rFonts w:hint="eastAsia"/>
+                <w:b/>
+              </w:rPr>
+              <w:t>结果</w:t>
+            </w:r>
+            <w:r>
+              <w:rPr>
+                <w:rFonts w:hint="eastAsia"/>
+                <w:b/>
+              </w:rPr>
+              <w:t>1</w:t>
+            </w:r>
+            <w:r>
+              <w:rPr>
+                <w:rFonts w:hint="eastAsia"/>
+                <w:b/>
+              </w:rPr>
+              <w:t>：</w:t>
+            </w:r>
+            <w:r>
+              <w:rPr>
+                <w:rFonts w:hint="eastAsia"/>
+              </w:rPr>
+              <w:t>两次输出结果对比发现增加了</w:t>
+            </w:r>
+            <w:r>
+              <w:rPr>
+                <w:rFonts w:hint="eastAsia"/>
+              </w:rPr>
+              <w:t>addAHostMap()</w:t>
+            </w:r>
+            <w:r>
+              <w:rPr>
+                <w:rFonts w:hint="eastAsia"/>
+              </w:rPr>
+              <w:t>添加的</w:t>
+            </w:r>
+            <w:r>
+              <w:rPr>
+                <w:rFonts w:hint="eastAsia"/>
+              </w:rPr>
+              <w:t>host</w:t>
+            </w:r>
+            <w:r>
+              <w:rPr>
+                <w:rFonts w:hint="eastAsia"/>
+              </w:rPr>
+              <w:t>映射</w:t>
+            </w:r>
+            <w:r>
+              <w:rPr>
+                <w:rFonts w:hint="eastAsia"/>
+              </w:rPr>
+              <w:t>。</w:t>
+            </w:r>
+          </w:p>
+          <w:p>
+            <w:pPr>
+              <w:ind w:left="0"/>
+            </w:pPr>
+            <w:r>
+              <w:rPr>
+                <w:rFonts w:hint="eastAsia"/>
+                <w:b/>
+              </w:rPr>
+              <w:t>结果</w:t>
+            </w:r>
+            <w:r>
+              <w:rPr>
+                <w:rFonts w:hint="eastAsia"/>
+                <w:b/>
+              </w:rPr>
+              <w:t>2</w:t>
+            </w:r>
+            <w:r>
+              <w:rPr>
+                <w:rFonts w:hint="eastAsia"/>
+                <w:b/>
+              </w:rPr>
+              <w:t>：</w:t>
+            </w:r>
+            <w:r>
+              <w:rPr>
+                <w:rFonts w:hint="eastAsia"/>
+              </w:rPr>
+              <w:t>调用</w:t>
+            </w:r>
+            <w:r>
+              <w:rPr>
+                <w:rFonts w:hint="eastAsia"/>
+              </w:rPr>
+              <w:t>addAHostMap()s</w:t>
+            </w:r>
+            <w:r>
+              <w:rPr>
+                <w:rFonts w:hint="eastAsia"/>
+              </w:rPr>
+              <w:t>时返回对应的错误。</w:t>
+            </w:r>
+          </w:p>
+        </w:tc>
+      </w:tr>
+      <w:tr>
+        <w:tc>
+          <w:tcPr>
+            <w:tcW w:w="2982" w:type="dxa"/>
+          </w:tcPr>
+          <w:p>
+            <w:pPr>
+              <w:ind w:left="0"/>
+              <w:jc w:val="left"/>
+              <w:rPr>
+                <w:color w:val="000000" w:themeColor="text1"/>
+              </w:rPr>
+            </w:pPr>
+            <w:r>
+              <w:rPr>
+                <w:rFonts w:hint="eastAsia"/>
+                <w:color w:val="000000" w:themeColor="text1"/>
+              </w:rPr>
+              <w:t>System_delAHostMap_Test</w:t>
+            </w:r>
+          </w:p>
+        </w:tc>
+        <w:tc>
+          <w:tcPr>
+            <w:tcW w:w="1925" w:type="dxa"/>
+          </w:tcPr>
+          <w:p>
+            <w:pPr>
+              <w:ind w:leftChars="15" w:left="31"/>
+            </w:pPr>
+            <w:r>
+              <w:rPr>
+                <w:rFonts w:hint="eastAsia"/>
+              </w:rPr>
+              <w:t>System</w:t>
+            </w:r>
+            <w:r>
+              <w:rPr>
+                <w:rFonts w:hint="eastAsia"/>
+              </w:rPr>
+              <w:t>对象</w:t>
+            </w:r>
+            <w:r>
+              <w:rPr>
+                <w:rFonts w:hint="eastAsia"/>
+                <w:color w:val="000000" w:themeColor="text1"/>
+              </w:rPr>
+              <w:t>delAHostMap</w:t>
+            </w:r>
+            <w:r>
+              <w:rPr>
+                <w:rFonts w:hint="eastAsia"/>
+              </w:rPr>
+              <w:t>功能</w:t>
+            </w:r>
+          </w:p>
+        </w:tc>
+        <w:tc>
+          <w:tcPr>
+            <w:tcW w:w="2237" w:type="dxa"/>
+          </w:tcPr>
+          <w:p>
+            <w:pPr>
+              <w:ind w:left="0"/>
+            </w:pPr>
+            <w:r>
+              <w:rPr>
+                <w:rFonts w:hint="eastAsia"/>
+              </w:rPr>
+              <w:t>1</w:t>
+            </w:r>
+            <w:r>
+              <w:rPr>
+                <w:rFonts w:hint="eastAsia"/>
+              </w:rPr>
+              <w:t>、创建远程</w:t>
+            </w:r>
+            <w:r>
+              <w:rPr>
+                <w:rFonts w:hint="eastAsia"/>
+              </w:rPr>
+              <w:t>System</w:t>
+            </w:r>
+            <w:r>
+              <w:rPr>
+                <w:rFonts w:hint="eastAsia"/>
+              </w:rPr>
+              <w:t>对象。</w:t>
+            </w:r>
+          </w:p>
+          <w:p>
+            <w:pPr>
+              <w:ind w:left="0"/>
+            </w:pPr>
+            <w:r>
+              <w:rPr>
+                <w:rFonts w:hint="eastAsia"/>
+              </w:rPr>
+              <w:t>2</w:t>
+            </w:r>
+            <w:r>
+              <w:rPr>
+                <w:rFonts w:hint="eastAsia"/>
+              </w:rPr>
+              <w:t>、调用</w:t>
+            </w:r>
+            <w:r>
+              <w:rPr>
+                <w:rFonts w:hint="eastAsia"/>
+              </w:rPr>
+              <w:t>delAHostMap()</w:t>
+            </w:r>
+            <w:r>
+              <w:rPr>
+                <w:rFonts w:hint="eastAsia"/>
+              </w:rPr>
+              <w:t>获取信息</w:t>
+            </w:r>
+            <w:r>
+              <w:rPr>
+                <w:rFonts w:hint="eastAsia"/>
+              </w:rPr>
+              <w:t>。</w:t>
+            </w:r>
+          </w:p>
+          <w:p>
+            <w:pPr>
+              <w:ind w:left="0"/>
+            </w:pPr>
+            <w:r>
+              <w:rPr>
+                <w:rFonts w:hint="eastAsia"/>
+              </w:rPr>
+              <w:t>3</w:t>
+            </w:r>
+            <w:r>
+              <w:rPr>
+                <w:rFonts w:hint="eastAsia"/>
+              </w:rPr>
+              <w:t>、调用</w:t>
+            </w:r>
+            <w:r>
+              <w:rPr>
+                <w:rFonts w:hint="eastAsia"/>
+              </w:rPr>
+              <w:t>addAHostMap()</w:t>
+            </w:r>
+            <w:r>
+              <w:rPr>
+                <w:rFonts w:hint="eastAsia"/>
+              </w:rPr>
+              <w:t>添加</w:t>
+            </w:r>
+            <w:r>
+              <w:rPr>
+                <w:rFonts w:hint="eastAsia"/>
+              </w:rPr>
+              <w:t>host</w:t>
+            </w:r>
+            <w:r>
+              <w:rPr>
+                <w:rFonts w:hint="eastAsia"/>
+              </w:rPr>
+              <w:t>映射信息</w:t>
+            </w:r>
+            <w:r>
+              <w:rPr>
+                <w:rFonts w:hint="eastAsia"/>
+              </w:rPr>
+              <w:t>。</w:t>
+            </w:r>
+          </w:p>
+          <w:p>
+            <w:pPr>
+              <w:ind w:left="0"/>
+            </w:pPr>
+            <w:r>
+              <w:rPr>
+                <w:rFonts w:hint="eastAsia"/>
+              </w:rPr>
+              <w:t>4</w:t>
+            </w:r>
+            <w:r>
+              <w:rPr>
+                <w:rFonts w:hint="eastAsia"/>
+              </w:rPr>
+              <w:t>、调用</w:t>
+            </w:r>
+            <w:r>
+              <w:rPr>
+                <w:rFonts w:hint="eastAsia"/>
+              </w:rPr>
+              <w:t>getAHostMap()</w:t>
+            </w:r>
+            <w:r>
+              <w:rPr>
+                <w:rFonts w:hint="eastAsia"/>
+              </w:rPr>
+              <w:t>获取信息</w:t>
+            </w:r>
+            <w:r>
+              <w:rPr>
+                <w:rFonts w:hint="eastAsia"/>
+              </w:rPr>
+              <w:t>。</w:t>
+            </w:r>
+          </w:p>
+        </w:tc>
+        <w:tc>
+          <w:tcPr>
+            <w:tcW w:w="1021" w:type="dxa"/>
+          </w:tcPr>
+          <w:p>
+            <w:pPr>
+              <w:ind w:left="0"/>
+            </w:pPr>
+            <w:r>
+              <w:rPr>
+                <w:rFonts w:hint="eastAsia"/>
+                <w:b/>
+              </w:rPr>
+              <w:t>结果</w:t>
+            </w:r>
+            <w:r>
+              <w:rPr>
+                <w:rFonts w:hint="eastAsia"/>
+                <w:b/>
+              </w:rPr>
+              <w:t>1</w:t>
+            </w:r>
+            <w:r>
+              <w:rPr>
+                <w:rFonts w:hint="eastAsia"/>
+                <w:b/>
+              </w:rPr>
+              <w:t>：</w:t>
+            </w:r>
+            <w:r>
+              <w:rPr>
+                <w:rFonts w:hint="eastAsia"/>
+              </w:rPr>
+              <w:t>两次输出结果对比发现少</w:t>
+            </w:r>
+            <w:r>
+              <w:rPr>
+                <w:rFonts w:hint="eastAsia"/>
+              </w:rPr>
+              <w:t>了</w:t>
+            </w:r>
+            <w:r>
+              <w:rPr>
+                <w:rFonts w:hint="eastAsia"/>
+              </w:rPr>
+              <w:t>addAHostMap()</w:t>
+            </w:r>
+            <w:r>
+              <w:rPr>
+                <w:rFonts w:hint="eastAsia"/>
+              </w:rPr>
+              <w:t>删除的</w:t>
+            </w:r>
+            <w:r>
+              <w:rPr>
+                <w:rFonts w:hint="eastAsia"/>
+              </w:rPr>
+              <w:t>host</w:t>
+            </w:r>
+            <w:r>
+              <w:rPr>
+                <w:rFonts w:hint="eastAsia"/>
+              </w:rPr>
+              <w:t>name</w:t>
+            </w:r>
+            <w:r>
+              <w:rPr>
+                <w:rFonts w:hint="eastAsia"/>
+              </w:rPr>
+              <w:t>映射</w:t>
+            </w:r>
+            <w:r>
+              <w:rPr>
+                <w:rFonts w:hint="eastAsia"/>
+              </w:rPr>
+              <w:t>信息</w:t>
+            </w:r>
+            <w:r>
+              <w:rPr>
+                <w:rFonts w:hint="eastAsia"/>
+              </w:rPr>
+              <w:t>。</w:t>
+            </w:r>
+          </w:p>
+          <w:p>
+            <w:pPr>
+              <w:ind w:left="0"/>
+            </w:pPr>
+            <w:r>
+              <w:rPr>
+                <w:rFonts w:hint="eastAsia"/>
+                <w:b/>
+              </w:rPr>
+              <w:t>结果</w:t>
+            </w:r>
+            <w:r>
+              <w:rPr>
+                <w:rFonts w:hint="eastAsia"/>
+                <w:b/>
+              </w:rPr>
+              <w:t>2</w:t>
+            </w:r>
+            <w:r>
+              <w:rPr>
+                <w:rFonts w:hint="eastAsia"/>
+                <w:b/>
+              </w:rPr>
+              <w:t>：</w:t>
+            </w:r>
+            <w:r>
+              <w:rPr>
+                <w:rFonts w:hint="eastAsia"/>
+              </w:rPr>
+              <w:t>调用</w:t>
+            </w:r>
+            <w:r>
+              <w:rPr>
+                <w:rFonts w:hint="eastAsia"/>
+              </w:rPr>
+              <w:t>delAHostMap()</w:t>
+            </w:r>
+            <w:r>
+              <w:rPr>
+                <w:rFonts w:hint="eastAsia"/>
+              </w:rPr>
+              <w:t>时</w:t>
+            </w:r>
+            <w:r>
+              <w:rPr>
+                <w:rFonts w:hint="eastAsia"/>
+              </w:rPr>
+              <w:t>返回对应的错误。</w:t>
+            </w:r>
+          </w:p>
+        </w:tc>
+      </w:tr>
+      <w:tr>
+        <w:tc>
+          <w:tcPr>
+            <w:tcW w:w="2982" w:type="dxa"/>
+          </w:tcPr>
+          <w:p>
+            <w:pPr>
+              <w:ind w:left="0"/>
+              <w:jc w:val="left"/>
+              <w:rPr>
+                <w:color w:val="000000" w:themeColor="text1"/>
+              </w:rPr>
+            </w:pPr>
+            <w:r>
+              <w:rPr>
+                <w:rFonts w:hint="eastAsia"/>
+                <w:color w:val="000000" w:themeColor="text1"/>
+              </w:rPr>
+              <w:t>System_getCpuInfo_Test</w:t>
+            </w:r>
+          </w:p>
+        </w:tc>
+        <w:tc>
+          <w:tcPr>
+            <w:tcW w:w="1925" w:type="dxa"/>
+          </w:tcPr>
+          <w:p>
+            <w:pPr>
+              <w:ind w:leftChars="15" w:left="31"/>
+            </w:pPr>
+            <w:r>
+              <w:rPr>
+                <w:rFonts w:hint="eastAsia"/>
+              </w:rPr>
+              <w:t>System</w:t>
+            </w:r>
+            <w:r>
+              <w:rPr>
+                <w:rFonts w:hint="eastAsia"/>
+              </w:rPr>
+              <w:t>对象</w:t>
+            </w:r>
+            <w:r>
+              <w:rPr>
+                <w:rFonts w:hint="eastAsia"/>
+                <w:color w:val="000000" w:themeColor="text1"/>
+              </w:rPr>
+              <w:t>getCpuInfo</w:t>
+            </w:r>
+            <w:r>
+              <w:rPr>
+                <w:rFonts w:hint="eastAsia"/>
+              </w:rPr>
+              <w:t>功能</w:t>
+            </w:r>
+          </w:p>
+        </w:tc>
+        <w:tc>
+          <w:tcPr>
+            <w:tcW w:w="2237" w:type="dxa"/>
+          </w:tcPr>
+          <w:p>
+            <w:pPr>
+              <w:ind w:left="0"/>
+            </w:pPr>
+            <w:r>
+              <w:rPr>
+                <w:rFonts w:hint="eastAsia"/>
+              </w:rPr>
+              <w:t>1</w:t>
+            </w:r>
+            <w:r>
+              <w:rPr>
+                <w:rFonts w:hint="eastAsia"/>
+              </w:rPr>
+              <w:t>、创建远程</w:t>
+            </w:r>
+            <w:r>
+              <w:rPr>
+                <w:rFonts w:hint="eastAsia"/>
+              </w:rPr>
+              <w:t>System</w:t>
+            </w:r>
+            <w:r>
+              <w:rPr>
+                <w:rFonts w:hint="eastAsia"/>
+              </w:rPr>
+              <w:t>对象。</w:t>
+            </w:r>
+          </w:p>
+          <w:p>
+            <w:pPr>
+              <w:ind w:left="0"/>
+            </w:pPr>
+            <w:r>
+              <w:rPr>
+                <w:rFonts w:hint="eastAsia"/>
+              </w:rPr>
+              <w:t>2</w:t>
+            </w:r>
+            <w:r>
+              <w:rPr>
+                <w:rFonts w:hint="eastAsia"/>
+              </w:rPr>
+              <w:t>、调用</w:t>
+            </w:r>
+            <w:r>
+              <w:rPr>
+                <w:rFonts w:hint="eastAsia"/>
+              </w:rPr>
+              <w:t>getCpuInfo()</w:t>
+            </w:r>
+            <w:r>
+              <w:rPr>
+                <w:rFonts w:hint="eastAsia"/>
+              </w:rPr>
+              <w:t>获取信息</w:t>
+            </w:r>
+            <w:r>
+              <w:rPr>
+                <w:rFonts w:hint="eastAsia"/>
+              </w:rPr>
+              <w:t>。</w:t>
+            </w:r>
+          </w:p>
+        </w:tc>
+        <w:tc>
+          <w:tcPr>
+            <w:tcW w:w="1021" w:type="dxa"/>
+          </w:tcPr>
+          <w:p>
+            <w:pPr>
+              <w:ind w:left="0"/>
+            </w:pPr>
+            <w:r>
+              <w:rPr>
+                <w:rFonts w:hint="eastAsia"/>
+                <w:b/>
+              </w:rPr>
+              <w:t>结果</w:t>
+            </w:r>
+            <w:r>
+              <w:rPr>
+                <w:rFonts w:hint="eastAsia"/>
+                <w:b/>
+              </w:rPr>
+              <w:t>1</w:t>
+            </w:r>
+            <w:r>
+              <w:rPr>
+                <w:rFonts w:hint="eastAsia"/>
+                <w:b/>
+              </w:rPr>
+              <w:t>：</w:t>
+            </w:r>
+            <w:r>
+              <w:rPr>
+                <w:rFonts w:hint="eastAsia"/>
+              </w:rPr>
+              <w:t>显示</w:t>
+            </w:r>
+            <w:r>
+              <w:rPr>
+                <w:rFonts w:hint="eastAsia"/>
+              </w:rPr>
+              <w:t>Cpu</w:t>
+            </w:r>
+            <w:r>
+              <w:rPr>
+                <w:rFonts w:hint="eastAsia"/>
+              </w:rPr>
+              <w:t>信息。</w:t>
+            </w:r>
+          </w:p>
+          <w:p>
+            <w:pPr>
+              <w:ind w:left="0"/>
+            </w:pPr>
+            <w:r>
+              <w:rPr>
+                <w:rFonts w:hint="eastAsia"/>
+                <w:b/>
+              </w:rPr>
+              <w:t>结果</w:t>
+            </w:r>
+            <w:r>
+              <w:rPr>
+                <w:rFonts w:hint="eastAsia"/>
+                <w:b/>
+              </w:rPr>
+              <w:t>2</w:t>
+            </w:r>
+            <w:r>
+              <w:rPr>
+                <w:rFonts w:hint="eastAsia"/>
+                <w:b/>
+              </w:rPr>
+              <w:t>：</w:t>
+            </w:r>
+            <w:r>
+              <w:rPr>
+                <w:rFonts w:hint="eastAsia"/>
+              </w:rPr>
+              <w:t>返回对应的错误码</w:t>
+            </w:r>
+            <w:r>
+              <w:rPr>
+                <w:rFonts w:hint="eastAsia"/>
+              </w:rPr>
+              <w:t>。</w:t>
+            </w:r>
+          </w:p>
+        </w:tc>
+      </w:tr>
+      <w:tr>
+        <w:tc>
+          <w:tcPr>
+            <w:tcW w:w="2982" w:type="dxa"/>
+          </w:tcPr>
+          <w:p>
+            <w:pPr>
+              <w:ind w:left="0"/>
+              <w:jc w:val="left"/>
+              <w:rPr>
+                <w:color w:val="000000" w:themeColor="text1"/>
+              </w:rPr>
+            </w:pPr>
+            <w:r>
+              <w:rPr>
+                <w:rFonts w:hint="eastAsia"/>
+                <w:color w:val="000000" w:themeColor="text1"/>
+              </w:rPr>
+              <w:t>System_snapshotCpuInfo_Test</w:t>
+            </w:r>
+          </w:p>
+        </w:tc>
+        <w:tc>
+          <w:tcPr>
+            <w:tcW w:w="1925" w:type="dxa"/>
+          </w:tcPr>
+          <w:p>
+            <w:pPr>
+              <w:ind w:leftChars="15" w:left="31"/>
+            </w:pPr>
+            <w:r>
+              <w:rPr>
+                <w:rFonts w:hint="eastAsia"/>
+              </w:rPr>
+              <w:t>System</w:t>
+            </w:r>
+            <w:r>
+              <w:rPr>
+                <w:rFonts w:hint="eastAsia"/>
+              </w:rPr>
+              <w:t>对象</w:t>
+            </w:r>
+            <w:r>
+              <w:rPr>
+                <w:rFonts w:hint="eastAsia"/>
+                <w:color w:val="000000" w:themeColor="text1"/>
+              </w:rPr>
+              <w:t>snapshotCpuInfo</w:t>
+            </w:r>
+            <w:r>
+              <w:rPr>
+                <w:rFonts w:hint="eastAsia"/>
+              </w:rPr>
+              <w:t>功能</w:t>
+            </w:r>
+          </w:p>
+        </w:tc>
+        <w:tc>
+          <w:tcPr>
+            <w:tcW w:w="2237" w:type="dxa"/>
+          </w:tcPr>
+          <w:p>
+            <w:pPr>
+              <w:ind w:left="0"/>
+            </w:pPr>
+            <w:r>
+              <w:rPr>
+                <w:rFonts w:hint="eastAsia"/>
+              </w:rPr>
+              <w:t>1</w:t>
+            </w:r>
+            <w:r>
+              <w:rPr>
+                <w:rFonts w:hint="eastAsia"/>
+              </w:rPr>
+              <w:t>、创建远程</w:t>
+            </w:r>
+            <w:r>
+              <w:rPr>
+                <w:rFonts w:hint="eastAsia"/>
+              </w:rPr>
+              <w:t>System</w:t>
+            </w:r>
+            <w:r>
+              <w:rPr>
+                <w:rFonts w:hint="eastAsia"/>
+              </w:rPr>
+              <w:t>对象。</w:t>
+            </w:r>
+          </w:p>
+          <w:p>
+            <w:pPr>
+              <w:ind w:left="0"/>
+            </w:pPr>
+            <w:r>
+              <w:rPr>
+                <w:rFonts w:hint="eastAsia"/>
+              </w:rPr>
+              <w:t>2</w:t>
+            </w:r>
+            <w:r>
+              <w:rPr>
+                <w:rFonts w:hint="eastAsia"/>
+              </w:rPr>
+              <w:t>、调用</w:t>
+            </w:r>
+            <w:r>
+              <w:rPr>
+                <w:rFonts w:hint="eastAsia"/>
+              </w:rPr>
+              <w:lastRenderedPageBreak/>
+              <w:t>snapshotCpuInfo()</w:t>
+            </w:r>
+            <w:r>
+              <w:rPr>
+                <w:rFonts w:hint="eastAsia"/>
+              </w:rPr>
+              <w:t>获取信息</w:t>
+            </w:r>
+            <w:r>
+              <w:rPr>
+                <w:rFonts w:hint="eastAsia"/>
+              </w:rPr>
+              <w:t>。</w:t>
+            </w:r>
+          </w:p>
+        </w:tc>
+        <w:tc>
+          <w:tcPr>
+            <w:tcW w:w="1021" w:type="dxa"/>
+          </w:tcPr>
           <w:p>
             <w:pPr>
               <w:ind w:left="0"/>
@@ -14021,6 +15453,56 @@
                 <w:rFonts w:hint="eastAsia"/>
                 <w:b/>
               </w:rPr>
+              <w:t>1</w:t>
+            </w:r>
+            <w:r>
+              <w:rPr>
+                <w:rFonts w:hint="eastAsia"/>
+                <w:b/>
+              </w:rPr>
+              <w:t>：</w:t>
+            </w:r>
+            <w:r>
+              <w:rPr>
+                <w:rFonts w:hint="eastAsia"/>
+              </w:rPr>
+              <w:t>显示</w:t>
+            </w:r>
+            <w:r>
+              <w:rPr>
+                <w:rFonts w:hint="eastAsia"/>
+              </w:rPr>
+              <w:t>Cpu</w:t>
+            </w:r>
+            <w:r>
+              <w:rPr>
+                <w:rFonts w:hint="eastAsia"/>
+              </w:rPr>
+              <w:t>快照</w:t>
+            </w:r>
+            <w:r>
+              <w:rPr>
+                <w:rFonts w:hint="eastAsia"/>
+              </w:rPr>
+              <w:t>信息。</w:t>
+            </w:r>
+          </w:p>
+          <w:p>
+            <w:pPr>
+              <w:ind w:left="0"/>
+            </w:pPr>
+            <w:r>
+              <w:rPr>
+                <w:rFonts w:hint="eastAsia"/>
+                <w:b/>
+              </w:rPr>
+              <w:t>结果</w:t>
+            </w:r>
+            <w:r>
+              <w:rPr>
+                <w:rFonts w:hint="eastAsia"/>
+                <w:b/>
+              </w:rPr>
               <w:t>2</w:t>
             </w:r>
             <w:r>
@@ -14034,10 +15516,14 @@
               <w:rPr>
                 <w:rFonts w:hint="eastAsia"/>
               </w:rPr>
-              <w:t>添加其他参数时返回</w:t>
-            </w:r>
-            <w:r>
-              <w:t>SDB_INVALIDA</w:t>
+              <w:t>返回对</w:t>
+            </w:r>
+            <w:r>
+              <w:rPr>
+                <w:rFonts w:hint="eastAsia"/>
+              </w:rPr>
+              <w:lastRenderedPageBreak/>
+              <w:t>应的错误码</w:t>
             </w:r>
             <w:r>
               <w:rPr>
@@ -14067,7 +15553,7 @@
                 <w:color w:val="000000" w:themeColor="text1"/>
               </w:rPr>
               <w:lastRenderedPageBreak/>
-              <w:t>System_getAHostMap_Test</w:t>
+              <w:t>System_getMemInfo_Test</w:t>
             </w:r>
           </w:p>
         </w:tc>
@@ -14096,7 +15582,7 @@
                 <w:rFonts w:hint="eastAsia"/>
                 <w:color w:val="000000" w:themeColor="text1"/>
               </w:rPr>
-              <w:t>getAHostMap</w:t>
+              <w:t>getMemInfo</w:t>
             </w:r>
             <w:r>
               <w:rPr>
@@ -14159,7 +15645,7 @@
               <w:rPr>
                 <w:rFonts w:hint="eastAsia"/>
               </w:rPr>
-              <w:t>getAHostMap()</w:t>
+              <w:t>getMemInfo()</w:t>
             </w:r>
             <w:r>
               <w:rPr>
@@ -14208,37 +15694,13 @@
               <w:rPr>
                 <w:rFonts w:hint="eastAsia"/>
               </w:rPr>
-              <w:t>host</w:t>
-            </w:r>
-            <w:r>
-              <w:rPr>
-                <w:rFonts w:hint="eastAsia"/>
-              </w:rPr>
-              <w:t>映射存在</w:t>
-            </w:r>
-            <w:r>
-              <w:rPr>
-                <w:rFonts w:hint="eastAsia"/>
-              </w:rPr>
-              <w:t>时</w:t>
-            </w:r>
-            <w:r>
-              <w:rPr>
-                <w:rFonts w:hint="eastAsia"/>
-              </w:rPr>
-              <w:t>显示对应的</w:t>
-            </w:r>
-            <w:r>
-              <w:rPr>
-                <w:rFonts w:hint="eastAsia"/>
-              </w:rPr>
-              <w:t>ip</w:t>
-            </w:r>
-            <w:r>
-              <w:rPr>
-                <w:rFonts w:hint="eastAsia"/>
-              </w:rPr>
-              <w:t>地址。</w:t>
+              <w:t>显示</w:t>
+            </w:r>
+            <w:r>
+              <w:rPr>
+                <w:rFonts w:hint="eastAsia"/>
+              </w:rPr>
+              <w:t>内存信息。</w:t>
             </w:r>
           </w:p>
           <w:p>
@@ -14270,7 +15732,7 @@
               <w:rPr>
                 <w:rFonts w:hint="eastAsia"/>
               </w:rPr>
-              <w:t>不存在映射或参数错误返回对应的错误码</w:t>
+              <w:t>返回对应的错误码</w:t>
             </w:r>
             <w:r>
               <w:rPr>
@@ -14299,7 +15761,7 @@
                 <w:rFonts w:hint="eastAsia"/>
                 <w:color w:val="000000" w:themeColor="text1"/>
               </w:rPr>
-              <w:t>System_addAHostMap_Test</w:t>
+              <w:t>System_snapshotMemInfo_Test</w:t>
             </w:r>
           </w:p>
         </w:tc>
@@ -14328,7 +15790,7 @@
                 <w:rFonts w:hint="eastAsia"/>
                 <w:color w:val="000000" w:themeColor="text1"/>
               </w:rPr>
-              <w:t>addAHostMap</w:t>
+              <w:t>snapshotMemInfo</w:t>
             </w:r>
             <w:r>
               <w:rPr>
@@ -14391,7 +15853,7 @@
               <w:rPr>
                 <w:rFonts w:hint="eastAsia"/>
               </w:rPr>
-              <w:t>getAHostMap()</w:t>
+              <w:t>snapshotMemInfo()</w:t>
             </w:r>
             <w:r>
               <w:rPr>
@@ -14406,93 +15868,6 @@
               <w:t>。</w:t>
             </w:r>
           </w:p>
-          <w:p>
-            <w:pPr>
-              <w:ind w:left="0"/>
-            </w:pPr>
-            <w:r>
-              <w:rPr>
-                <w:rFonts w:hint="eastAsia"/>
-              </w:rPr>
-              <w:t>3</w:t>
-            </w:r>
-            <w:r>
-              <w:rPr>
-                <w:rFonts w:hint="eastAsia"/>
-              </w:rPr>
-              <w:t>、调用</w:t>
-            </w:r>
-            <w:r>
-              <w:rPr>
-                <w:rFonts w:hint="eastAsia"/>
-              </w:rPr>
-              <w:t>addAHostMap()</w:t>
-            </w:r>
-            <w:r>
-              <w:rPr>
-                <w:rFonts w:hint="eastAsia"/>
-              </w:rPr>
-              <w:t>添加</w:t>
-            </w:r>
-            <w:r>
-              <w:rPr>
-                <w:rFonts w:hint="eastAsia"/>
-              </w:rPr>
-              <w:t>host</w:t>
-            </w:r>
-            <w:r>
-              <w:rPr>
-                <w:rFonts w:hint="eastAsia"/>
-              </w:rPr>
-              <w:t>映射信息</w:t>
-            </w:r>
-            <w:r>
-              <w:rPr>
-                <w:rFonts w:hint="eastAsia"/>
-              </w:rPr>
-              <w:t>。</w:t>
-            </w:r>
-          </w:p>
-          <w:p>
-            <w:pPr>
-              <w:ind w:left="0"/>
-            </w:pPr>
-            <w:r>
-              <w:rPr>
-                <w:rFonts w:hint="eastAsia"/>
-              </w:rPr>
-              <w:t>4</w:t>
-            </w:r>
-            <w:r>
-              <w:rPr>
-                <w:rFonts w:hint="eastAsia"/>
-              </w:rPr>
-              <w:t>、调用</w:t>
-            </w:r>
-            <w:r>
-              <w:rPr>
-                <w:rFonts w:hint="eastAsia"/>
-              </w:rPr>
-              <w:t>getAHostMap()</w:t>
-            </w:r>
-            <w:r>
-              <w:rPr>
-                <w:rFonts w:hint="eastAsia"/>
-              </w:rPr>
-              <w:t>获取信息</w:t>
-            </w:r>
-            <w:r>
-              <w:rPr>
-                <w:rFonts w:hint="eastAsia"/>
-              </w:rPr>
-              <w:t>。</w:t>
-            </w:r>
-          </w:p>
-          <w:p>
-            <w:pPr>
-              <w:ind w:left="0"/>
-            </w:pPr>
-          </w:p>
         </w:tc>
         <w:tc>
           <w:tcPr>
@@ -14527,37 +15902,13 @@
               <w:rPr>
                 <w:rFonts w:hint="eastAsia"/>
               </w:rPr>
-              <w:t>两次输出结果对比发现增加了</w:t>
-            </w:r>
-            <w:r>
-              <w:rPr>
-                <w:rFonts w:hint="eastAsia"/>
-              </w:rPr>
-              <w:t>addAHostMap()</w:t>
-            </w:r>
-            <w:r>
-              <w:rPr>
-                <w:rFonts w:hint="eastAsia"/>
-              </w:rPr>
-              <w:t>添加的</w:t>
-            </w:r>
-            <w:r>
-              <w:rPr>
-                <w:rFonts w:hint="eastAsia"/>
-              </w:rPr>
-              <w:t>host</w:t>
-            </w:r>
-            <w:r>
-              <w:rPr>
-                <w:rFonts w:hint="eastAsia"/>
-              </w:rPr>
-              <w:t>映射</w:t>
-            </w:r>
-            <w:r>
-              <w:rPr>
-                <w:rFonts w:hint="eastAsia"/>
-              </w:rPr>
-              <w:t>。</w:t>
+              <w:t>显示内存快照</w:t>
+            </w:r>
+            <w:r>
+              <w:rPr>
+                <w:rFonts w:hint="eastAsia"/>
+              </w:rPr>
+              <w:t>信息。</w:t>
             </w:r>
           </w:p>
           <w:p>
@@ -14589,19 +15940,7 @@
               <w:rPr>
                 <w:rFonts w:hint="eastAsia"/>
               </w:rPr>
-              <w:t>调用</w:t>
-            </w:r>
-            <w:r>
-              <w:rPr>
-                <w:rFonts w:hint="eastAsia"/>
-              </w:rPr>
-              <w:t>addAHostMap()s</w:t>
-            </w:r>
-            <w:r>
-              <w:rPr>
-                <w:rFonts w:hint="eastAsia"/>
-              </w:rPr>
-              <w:t>时返回对应的错误。</w:t>
+              <w:t>返回对应的错误码。</w:t>
             </w:r>
           </w:p>
         </w:tc>
@@ -14624,7 +15963,7 @@
                 <w:rFonts w:hint="eastAsia"/>
                 <w:color w:val="000000" w:themeColor="text1"/>
               </w:rPr>
-              <w:t>System_delAHostMap_Test</w:t>
+              <w:t>System_getDiskInfo_Test</w:t>
             </w:r>
           </w:p>
         </w:tc>
@@ -14653,7 +15992,7 @@
                 <w:rFonts w:hint="eastAsia"/>
                 <w:color w:val="000000" w:themeColor="text1"/>
               </w:rPr>
-              <w:t>delAHostMap</w:t>
+              <w:t>getDiskInfo</w:t>
             </w:r>
             <w:r>
               <w:rPr>
@@ -14715,8 +16054,15 @@
             <w:r>
               <w:rPr>
                 <w:rFonts w:hint="eastAsia"/>
-              </w:rPr>
-              <w:t>delAHostMap()</w:t>
+                <w:color w:val="000000" w:themeColor="text1"/>
+              </w:rPr>
+              <w:t>getDiskInfo</w:t>
+            </w:r>
+            <w:r>
+              <w:rPr>
+                <w:rFonts w:hint="eastAsia"/>
+              </w:rPr>
+              <w:t>()</w:t>
             </w:r>
             <w:r>
               <w:rPr>
@@ -14731,88 +16077,6 @@
               <w:t>。</w:t>
             </w:r>
           </w:p>
-          <w:p>
-            <w:pPr>
-              <w:ind w:left="0"/>
-            </w:pPr>
-            <w:r>
-              <w:rPr>
-                <w:rFonts w:hint="eastAsia"/>
-              </w:rPr>
-              <w:t>3</w:t>
-            </w:r>
-            <w:r>
-              <w:rPr>
-                <w:rFonts w:hint="eastAsia"/>
-              </w:rPr>
-              <w:t>、调用</w:t>
-            </w:r>
-            <w:r>
-              <w:rPr>
-                <w:rFonts w:hint="eastAsia"/>
-              </w:rPr>
-              <w:t>addAHostMap()</w:t>
-            </w:r>
-            <w:r>
-              <w:rPr>
-                <w:rFonts w:hint="eastAsia"/>
-              </w:rPr>
-              <w:t>添加</w:t>
-            </w:r>
-            <w:r>
-              <w:rPr>
-                <w:rFonts w:hint="eastAsia"/>
-              </w:rPr>
-              <w:t>host</w:t>
-            </w:r>
-            <w:r>
-              <w:rPr>
-                <w:rFonts w:hint="eastAsia"/>
-              </w:rPr>
-              <w:t>映射信息</w:t>
-            </w:r>
-            <w:r>
-              <w:rPr>
-                <w:rFonts w:hint="eastAsia"/>
-              </w:rPr>
-              <w:t>。</w:t>
-            </w:r>
-          </w:p>
-          <w:p>
-            <w:pPr>
-              <w:ind w:left="0"/>
-            </w:pPr>
-            <w:r>
-              <w:rPr>
-                <w:rFonts w:hint="eastAsia"/>
-              </w:rPr>
-              <w:t>4</w:t>
-            </w:r>
-            <w:r>
-              <w:rPr>
-                <w:rFonts w:hint="eastAsia"/>
-              </w:rPr>
-              <w:t>、调用</w:t>
-            </w:r>
-            <w:r>
-              <w:rPr>
-                <w:rFonts w:hint="eastAsia"/>
-              </w:rPr>
-              <w:t>getAHostMap()</w:t>
-            </w:r>
-            <w:r>
-              <w:rPr>
-                <w:rFonts w:hint="eastAsia"/>
-              </w:rPr>
-              <w:t>获取信息</w:t>
-            </w:r>
-            <w:r>
-              <w:rPr>
-                <w:rFonts w:hint="eastAsia"/>
-              </w:rPr>
-              <w:t>。</w:t>
-            </w:r>
-          </w:p>
         </w:tc>
         <w:tc>
           <w:tcPr>
@@ -14847,55 +16111,13 @@
               <w:rPr>
                 <w:rFonts w:hint="eastAsia"/>
               </w:rPr>
-              <w:t>两次输出结果对比发现少</w:t>
-            </w:r>
-            <w:r>
-              <w:rPr>
-                <w:rFonts w:hint="eastAsia"/>
-              </w:rPr>
-              <w:t>了</w:t>
-            </w:r>
-            <w:r>
-              <w:rPr>
-                <w:rFonts w:hint="eastAsia"/>
-              </w:rPr>
-              <w:t>addAHostMap()</w:t>
-            </w:r>
-            <w:r>
-              <w:rPr>
-                <w:rFonts w:hint="eastAsia"/>
-              </w:rPr>
-              <w:t>删除的</w:t>
-            </w:r>
-            <w:r>
-              <w:rPr>
-                <w:rFonts w:hint="eastAsia"/>
-              </w:rPr>
-              <w:t>host</w:t>
-            </w:r>
-            <w:r>
-              <w:rPr>
-                <w:rFonts w:hint="eastAsia"/>
-              </w:rPr>
-              <w:t>name</w:t>
-            </w:r>
-            <w:r>
-              <w:rPr>
-                <w:rFonts w:hint="eastAsia"/>
-              </w:rPr>
-              <w:t>映射</w:t>
-            </w:r>
-            <w:r>
-              <w:rPr>
-                <w:rFonts w:hint="eastAsia"/>
-              </w:rPr>
-              <w:t>信息</w:t>
-            </w:r>
-            <w:r>
-              <w:rPr>
-                <w:rFonts w:hint="eastAsia"/>
-              </w:rPr>
-              <w:t>。</w:t>
+              <w:t>显示磁盘</w:t>
+            </w:r>
+            <w:r>
+              <w:rPr>
+                <w:rFonts w:hint="eastAsia"/>
+              </w:rPr>
+              <w:t>信息。</w:t>
             </w:r>
           </w:p>
           <w:p>
@@ -14927,25 +16149,7 @@
               <w:rPr>
                 <w:rFonts w:hint="eastAsia"/>
               </w:rPr>
-              <w:t>调用</w:t>
-            </w:r>
-            <w:r>
-              <w:rPr>
-                <w:rFonts w:hint="eastAsia"/>
-              </w:rPr>
-              <w:t>delAHostMap()</w:t>
-            </w:r>
-            <w:r>
-              <w:rPr>
-                <w:rFonts w:hint="eastAsia"/>
-              </w:rPr>
-              <w:t>时</w:t>
-            </w:r>
-            <w:r>
-              <w:rPr>
-                <w:rFonts w:hint="eastAsia"/>
-              </w:rPr>
-              <w:t>返回对应的错误。</w:t>
+              <w:t>返回对应的错误码。</w:t>
             </w:r>
           </w:p>
         </w:tc>
@@ -14968,7 +16172,7 @@
                 <w:rFonts w:hint="eastAsia"/>
                 <w:color w:val="000000" w:themeColor="text1"/>
               </w:rPr>
-              <w:t>System_getCpuInfo_Test</w:t>
+              <w:t>System_snapshotDiskInfo_Test</w:t>
             </w:r>
           </w:p>
         </w:tc>
@@ -14997,7 +16201,7 @@
                 <w:rFonts w:hint="eastAsia"/>
                 <w:color w:val="000000" w:themeColor="text1"/>
               </w:rPr>
-              <w:t>getCpuInfo</w:t>
+              <w:t>snapshotDiskInfo</w:t>
             </w:r>
             <w:r>
               <w:rPr>
@@ -15059,8 +16263,15 @@
             <w:r>
               <w:rPr>
                 <w:rFonts w:hint="eastAsia"/>
-              </w:rPr>
-              <w:t>getCpuInfo()</w:t>
+                <w:color w:val="000000" w:themeColor="text1"/>
+              </w:rPr>
+              <w:t>snapshotDiskInfo</w:t>
+            </w:r>
+            <w:r>
+              <w:rPr>
+                <w:rFonts w:hint="eastAsia"/>
+              </w:rPr>
+              <w:t>()</w:t>
             </w:r>
             <w:r>
               <w:rPr>
@@ -15109,13 +16320,7 @@
               <w:rPr>
                 <w:rFonts w:hint="eastAsia"/>
               </w:rPr>
-              <w:t>显示</w:t>
-            </w:r>
-            <w:r>
-              <w:rPr>
-                <w:rFonts w:hint="eastAsia"/>
-              </w:rPr>
-              <w:t>Cpu</w:t>
+              <w:t>显示磁盘快照</w:t>
             </w:r>
             <w:r>
               <w:rPr>
@@ -15153,13 +16358,7 @@
               <w:rPr>
                 <w:rFonts w:hint="eastAsia"/>
               </w:rPr>
-              <w:t>返回对应的错误码</w:t>
-            </w:r>
-            <w:r>
-              <w:rPr>
-                <w:rFonts w:hint="eastAsia"/>
-              </w:rPr>
-              <w:t>。</w:t>
+              <w:t>返回对应的错误码。</w:t>
             </w:r>
           </w:p>
         </w:tc>
@@ -15182,7 +16381,7 @@
                 <w:rFonts w:hint="eastAsia"/>
                 <w:color w:val="000000" w:themeColor="text1"/>
               </w:rPr>
-              <w:t>System_snapshotCpuInfo_Test</w:t>
+              <w:t>System_getNetcardInfo_Test</w:t>
             </w:r>
           </w:p>
         </w:tc>
@@ -15211,7 +16410,7 @@
                 <w:rFonts w:hint="eastAsia"/>
                 <w:color w:val="000000" w:themeColor="text1"/>
               </w:rPr>
-              <w:t>snapshotCpuInfo</w:t>
+              <w:t>getNetcardInfo</w:t>
             </w:r>
             <w:r>
               <w:rPr>
@@ -15273,8 +16472,15 @@
             <w:r>
               <w:rPr>
                 <w:rFonts w:hint="eastAsia"/>
-              </w:rPr>
-              <w:t>snapshotCpuInfo()</w:t>
+                <w:color w:val="000000" w:themeColor="text1"/>
+              </w:rPr>
+              <w:t>getNetcardInfo</w:t>
+            </w:r>
+            <w:r>
+              <w:rPr>
+                <w:rFonts w:hint="eastAsia"/>
+              </w:rPr>
+              <w:t>()</w:t>
             </w:r>
             <w:r>
               <w:rPr>
@@ -15323,19 +16529,7 @@
               <w:rPr>
                 <w:rFonts w:hint="eastAsia"/>
               </w:rPr>
-              <w:t>显示</w:t>
-            </w:r>
-            <w:r>
-              <w:rPr>
-                <w:rFonts w:hint="eastAsia"/>
-              </w:rPr>
-              <w:t>Cpu</w:t>
-            </w:r>
-            <w:r>
-              <w:rPr>
-                <w:rFonts w:hint="eastAsia"/>
-              </w:rPr>
-              <w:t>快照</w:t>
+              <w:t>显示网卡</w:t>
             </w:r>
             <w:r>
               <w:rPr>
@@ -15373,13 +16567,7 @@
               <w:rPr>
                 <w:rFonts w:hint="eastAsia"/>
               </w:rPr>
-              <w:t>返回对应的错误码</w:t>
-            </w:r>
-            <w:r>
-              <w:rPr>
-                <w:rFonts w:hint="eastAsia"/>
-              </w:rPr>
-              <w:t>。</w:t>
+              <w:t>返回对应的错误码。</w:t>
             </w:r>
           </w:p>
         </w:tc>
@@ -15402,7 +16590,7 @@
                 <w:rFonts w:hint="eastAsia"/>
                 <w:color w:val="000000" w:themeColor="text1"/>
               </w:rPr>
-              <w:t>System_getMemInfo_Test</w:t>
+              <w:t>System_snapshotNetcardInfo_Test</w:t>
             </w:r>
           </w:p>
         </w:tc>
@@ -15431,60 +16619,703 @@
                 <w:rFonts w:hint="eastAsia"/>
                 <w:color w:val="000000" w:themeColor="text1"/>
               </w:rPr>
+              <w:t>snapshotNetcardInfo</w:t>
+            </w:r>
+            <w:r>
+              <w:rPr>
+                <w:rFonts w:hint="eastAsia"/>
+              </w:rPr>
+              <w:t>功能</w:t>
+            </w:r>
+          </w:p>
+        </w:tc>
+        <w:tc>
+          <w:tcPr>
+            <w:tcW w:w="2237" w:type="dxa"/>
+          </w:tcPr>
+          <w:p>
+            <w:pPr>
+              <w:ind w:left="0"/>
+            </w:pPr>
+            <w:r>
+              <w:rPr>
+                <w:rFonts w:hint="eastAsia"/>
+              </w:rPr>
+              <w:t>1</w:t>
+            </w:r>
+            <w:r>
+              <w:rPr>
+                <w:rFonts w:hint="eastAsia"/>
+              </w:rPr>
+              <w:t>、创建远程</w:t>
+            </w:r>
+            <w:r>
+              <w:rPr>
+                <w:rFonts w:hint="eastAsia"/>
+              </w:rPr>
+              <w:t>System</w:t>
+            </w:r>
+            <w:r>
+              <w:rPr>
+                <w:rFonts w:hint="eastAsia"/>
+              </w:rPr>
+              <w:t>对象。</w:t>
+            </w:r>
+          </w:p>
+          <w:p>
+            <w:pPr>
+              <w:ind w:left="0"/>
+            </w:pPr>
+            <w:r>
+              <w:rPr>
+                <w:rFonts w:hint="eastAsia"/>
+              </w:rPr>
+              <w:t>2</w:t>
+            </w:r>
+            <w:r>
+              <w:rPr>
+                <w:rFonts w:hint="eastAsia"/>
+              </w:rPr>
+              <w:t>、调用</w:t>
+            </w:r>
+            <w:r>
+              <w:rPr>
+                <w:rFonts w:hint="eastAsia"/>
+                <w:color w:val="000000" w:themeColor="text1"/>
+              </w:rPr>
+              <w:t>snapshotNetcardInfo</w:t>
+            </w:r>
+            <w:r>
+              <w:rPr>
+                <w:rFonts w:hint="eastAsia"/>
+              </w:rPr>
+              <w:t>()</w:t>
+            </w:r>
+            <w:r>
+              <w:rPr>
+                <w:rFonts w:hint="eastAsia"/>
+              </w:rPr>
+              <w:t>获取信息</w:t>
+            </w:r>
+            <w:r>
+              <w:rPr>
+                <w:rFonts w:hint="eastAsia"/>
+              </w:rPr>
+              <w:t>。</w:t>
+            </w:r>
+          </w:p>
+        </w:tc>
+        <w:tc>
+          <w:tcPr>
+            <w:tcW w:w="1021" w:type="dxa"/>
+          </w:tcPr>
+          <w:p>
+            <w:pPr>
+              <w:ind w:left="0"/>
+            </w:pPr>
+            <w:r>
+              <w:rPr>
+                <w:rFonts w:hint="eastAsia"/>
+                <w:b/>
+              </w:rPr>
+              <w:t>结果</w:t>
+            </w:r>
+            <w:r>
+              <w:rPr>
+                <w:rFonts w:hint="eastAsia"/>
+                <w:b/>
+              </w:rPr>
+              <w:t>1</w:t>
+            </w:r>
+            <w:r>
+              <w:rPr>
+                <w:rFonts w:hint="eastAsia"/>
+                <w:b/>
+              </w:rPr>
+              <w:t>：</w:t>
+            </w:r>
+            <w:r>
+              <w:rPr>
+                <w:rFonts w:hint="eastAsia"/>
+              </w:rPr>
+              <w:t>显示网卡快照</w:t>
+            </w:r>
+            <w:r>
+              <w:rPr>
+                <w:rFonts w:hint="eastAsia"/>
+              </w:rPr>
+              <w:t>信息。</w:t>
+            </w:r>
+          </w:p>
+          <w:p>
+            <w:pPr>
+              <w:ind w:left="0"/>
+            </w:pPr>
+            <w:r>
+              <w:rPr>
+                <w:rFonts w:hint="eastAsia"/>
+                <w:b/>
+              </w:rPr>
+              <w:t>结果</w:t>
+            </w:r>
+            <w:r>
+              <w:rPr>
+                <w:rFonts w:hint="eastAsia"/>
+                <w:b/>
+              </w:rPr>
+              <w:t>2</w:t>
+            </w:r>
+            <w:r>
+              <w:rPr>
+                <w:rFonts w:hint="eastAsia"/>
+                <w:b/>
+              </w:rPr>
+              <w:t>：</w:t>
+            </w:r>
+            <w:r>
+              <w:rPr>
+                <w:rFonts w:hint="eastAsia"/>
+              </w:rPr>
+              <w:t>返回对应的错误码。</w:t>
+            </w:r>
+          </w:p>
+        </w:tc>
+      </w:tr>
+      <w:tr>
+        <w:tc>
+          <w:tcPr>
+            <w:tcW w:w="2982" w:type="dxa"/>
+          </w:tcPr>
+          <w:p>
+            <w:pPr>
+              <w:ind w:left="0"/>
+              <w:jc w:val="left"/>
+              <w:rPr>
+                <w:color w:val="000000" w:themeColor="text1"/>
+              </w:rPr>
+            </w:pPr>
+            <w:r>
+              <w:rPr>
+                <w:rFonts w:hint="eastAsia"/>
+                <w:color w:val="000000" w:themeColor="text1"/>
+              </w:rPr>
+              <w:t>System_getIpTablesInfo_Test</w:t>
+            </w:r>
+          </w:p>
+        </w:tc>
+        <w:tc>
+          <w:tcPr>
+            <w:tcW w:w="1925" w:type="dxa"/>
+          </w:tcPr>
+          <w:p>
+            <w:pPr>
+              <w:ind w:leftChars="15" w:left="31"/>
+            </w:pPr>
+            <w:r>
+              <w:rPr>
+                <w:rFonts w:hint="eastAsia"/>
+              </w:rPr>
+              <w:t>System</w:t>
+            </w:r>
+            <w:r>
+              <w:rPr>
+                <w:rFonts w:hint="eastAsia"/>
+              </w:rPr>
+              <w:t>对象</w:t>
+            </w:r>
+            <w:r>
+              <w:rPr>
+                <w:rFonts w:hint="eastAsia"/>
+                <w:color w:val="000000" w:themeColor="text1"/>
+              </w:rPr>
+              <w:t>getIpTablesInfo</w:t>
+            </w:r>
+            <w:r>
+              <w:rPr>
+                <w:rFonts w:hint="eastAsia"/>
+              </w:rPr>
+              <w:t>功能</w:t>
+            </w:r>
+          </w:p>
+        </w:tc>
+        <w:tc>
+          <w:tcPr>
+            <w:tcW w:w="2237" w:type="dxa"/>
+          </w:tcPr>
+          <w:p>
+            <w:pPr>
+              <w:ind w:left="0"/>
+            </w:pPr>
+            <w:r>
+              <w:rPr>
+                <w:rFonts w:hint="eastAsia"/>
+              </w:rPr>
+              <w:t>1</w:t>
+            </w:r>
+            <w:r>
+              <w:rPr>
+                <w:rFonts w:hint="eastAsia"/>
+              </w:rPr>
+              <w:t>、创建远程</w:t>
+            </w:r>
+            <w:r>
+              <w:rPr>
+                <w:rFonts w:hint="eastAsia"/>
+              </w:rPr>
+              <w:t>System</w:t>
+            </w:r>
+            <w:r>
+              <w:rPr>
+                <w:rFonts w:hint="eastAsia"/>
+              </w:rPr>
+              <w:t>对象。</w:t>
+            </w:r>
+          </w:p>
+          <w:p>
+            <w:pPr>
+              <w:ind w:left="0"/>
+            </w:pPr>
+            <w:r>
+              <w:rPr>
+                <w:rFonts w:hint="eastAsia"/>
+              </w:rPr>
+              <w:t>2</w:t>
+            </w:r>
+            <w:r>
+              <w:rPr>
+                <w:rFonts w:hint="eastAsia"/>
+              </w:rPr>
+              <w:t>、调用</w:t>
+            </w:r>
+            <w:r>
+              <w:rPr>
+                <w:rFonts w:hint="eastAsia"/>
+                <w:color w:val="000000" w:themeColor="text1"/>
+              </w:rPr>
+              <w:t>getIpTablesInfo</w:t>
+            </w:r>
+            <w:r>
+              <w:rPr>
+                <w:rFonts w:hint="eastAsia"/>
+              </w:rPr>
+              <w:t>()</w:t>
+            </w:r>
+            <w:r>
+              <w:rPr>
+                <w:rFonts w:hint="eastAsia"/>
+              </w:rPr>
+              <w:t>获取信息</w:t>
+            </w:r>
+            <w:r>
+              <w:rPr>
+                <w:rFonts w:hint="eastAsia"/>
+              </w:rPr>
+              <w:t>。</w:t>
+            </w:r>
+          </w:p>
+        </w:tc>
+        <w:tc>
+          <w:tcPr>
+            <w:tcW w:w="1021" w:type="dxa"/>
+          </w:tcPr>
+          <w:p>
+            <w:pPr>
+              <w:ind w:left="0"/>
+            </w:pPr>
+            <w:r>
+              <w:rPr>
+                <w:rFonts w:hint="eastAsia"/>
+                <w:b/>
+              </w:rPr>
+              <w:t>结果</w:t>
+            </w:r>
+            <w:r>
+              <w:rPr>
+                <w:rFonts w:hint="eastAsia"/>
+                <w:b/>
+              </w:rPr>
+              <w:t>1</w:t>
+            </w:r>
+            <w:r>
+              <w:rPr>
+                <w:rFonts w:hint="eastAsia"/>
+                <w:b/>
+              </w:rPr>
+              <w:t>：</w:t>
+            </w:r>
+            <w:r>
+              <w:rPr>
+                <w:rFonts w:hint="eastAsia"/>
+              </w:rPr>
+              <w:t>显示</w:t>
+            </w:r>
+            <w:r>
+              <w:rPr>
+                <w:rFonts w:hint="eastAsia"/>
+              </w:rPr>
+              <w:t>Iptables</w:t>
+            </w:r>
+            <w:r>
+              <w:rPr>
+                <w:rFonts w:hint="eastAsia"/>
+              </w:rPr>
+              <w:t>信息。</w:t>
+            </w:r>
+          </w:p>
+          <w:p>
+            <w:pPr>
+              <w:ind w:left="0"/>
+            </w:pPr>
+            <w:r>
+              <w:rPr>
+                <w:rFonts w:hint="eastAsia"/>
+                <w:b/>
+              </w:rPr>
+              <w:t>结果</w:t>
+            </w:r>
+            <w:r>
+              <w:rPr>
+                <w:rFonts w:hint="eastAsia"/>
+                <w:b/>
+              </w:rPr>
+              <w:t>2</w:t>
+            </w:r>
+            <w:r>
+              <w:rPr>
+                <w:rFonts w:hint="eastAsia"/>
+                <w:b/>
+              </w:rPr>
+              <w:t>：</w:t>
+            </w:r>
+            <w:r>
+              <w:rPr>
+                <w:rFonts w:hint="eastAsia"/>
+              </w:rPr>
+              <w:t>返回对应的错误码。</w:t>
+            </w:r>
+          </w:p>
+        </w:tc>
+      </w:tr>
+      <w:tr>
+        <w:tc>
+          <w:tcPr>
+            <w:tcW w:w="2982" w:type="dxa"/>
+          </w:tcPr>
+          <w:p>
+            <w:pPr>
+              <w:ind w:left="0"/>
+              <w:jc w:val="left"/>
+              <w:rPr>
+                <w:color w:val="000000" w:themeColor="text1"/>
+              </w:rPr>
+            </w:pPr>
+            <w:r>
+              <w:rPr>
+                <w:rFonts w:hint="eastAsia"/>
+                <w:color w:val="000000" w:themeColor="text1"/>
+              </w:rPr>
+              <w:t>System_getHostName_Test</w:t>
+            </w:r>
+          </w:p>
+        </w:tc>
+        <w:tc>
+          <w:tcPr>
+            <w:tcW w:w="1925" w:type="dxa"/>
+          </w:tcPr>
+          <w:p>
+            <w:pPr>
+              <w:ind w:leftChars="15" w:left="31"/>
+            </w:pPr>
+            <w:r>
+              <w:rPr>
+                <w:rFonts w:hint="eastAsia"/>
+              </w:rPr>
+              <w:t>System</w:t>
+            </w:r>
+            <w:r>
+              <w:rPr>
+                <w:rFonts w:hint="eastAsia"/>
+              </w:rPr>
+              <w:t>对象</w:t>
+            </w:r>
+            <w:r>
+              <w:rPr>
+                <w:rFonts w:hint="eastAsia"/>
+                <w:color w:val="000000" w:themeColor="text1"/>
+              </w:rPr>
+              <w:t>getHostName</w:t>
+            </w:r>
+            <w:r>
+              <w:rPr>
+                <w:rFonts w:hint="eastAsia"/>
+              </w:rPr>
+              <w:t>功能</w:t>
+            </w:r>
+          </w:p>
+        </w:tc>
+        <w:tc>
+          <w:tcPr>
+            <w:tcW w:w="2237" w:type="dxa"/>
+          </w:tcPr>
+          <w:p>
+            <w:pPr>
+              <w:ind w:left="0"/>
+            </w:pPr>
+            <w:r>
+              <w:rPr>
+                <w:rFonts w:hint="eastAsia"/>
+              </w:rPr>
+              <w:t>1</w:t>
+            </w:r>
+            <w:r>
+              <w:rPr>
+                <w:rFonts w:hint="eastAsia"/>
+              </w:rPr>
+              <w:t>、创建远程</w:t>
+            </w:r>
+            <w:r>
+              <w:rPr>
+                <w:rFonts w:hint="eastAsia"/>
+              </w:rPr>
+              <w:t>System</w:t>
+            </w:r>
+            <w:r>
+              <w:rPr>
+                <w:rFonts w:hint="eastAsia"/>
+              </w:rPr>
+              <w:t>对象。</w:t>
+            </w:r>
+          </w:p>
+          <w:p>
+            <w:pPr>
+              <w:ind w:left="0"/>
+            </w:pPr>
+            <w:r>
+              <w:rPr>
+                <w:rFonts w:hint="eastAsia"/>
+              </w:rPr>
+              <w:t>2</w:t>
+            </w:r>
+            <w:r>
+              <w:rPr>
+                <w:rFonts w:hint="eastAsia"/>
+              </w:rPr>
+              <w:t>、调用</w:t>
+            </w:r>
+            <w:r>
+              <w:rPr>
+                <w:rFonts w:hint="eastAsia"/>
+                <w:color w:val="000000" w:themeColor="text1"/>
+              </w:rPr>
+              <w:t>getHostName</w:t>
+            </w:r>
+            <w:r>
+              <w:rPr>
+                <w:rFonts w:hint="eastAsia"/>
+              </w:rPr>
+              <w:t>()</w:t>
+            </w:r>
+            <w:r>
+              <w:rPr>
+                <w:rFonts w:hint="eastAsia"/>
+              </w:rPr>
+              <w:t>获取信息</w:t>
+            </w:r>
+            <w:r>
+              <w:rPr>
+                <w:rFonts w:hint="eastAsia"/>
+              </w:rPr>
+              <w:t>。</w:t>
+            </w:r>
+          </w:p>
+        </w:tc>
+        <w:tc>
+          <w:tcPr>
+            <w:tcW w:w="1021" w:type="dxa"/>
+          </w:tcPr>
+          <w:p>
+            <w:pPr>
+              <w:ind w:left="0"/>
+            </w:pPr>
+            <w:r>
+              <w:rPr>
+                <w:rFonts w:hint="eastAsia"/>
+                <w:b/>
+              </w:rPr>
+              <w:t>结果</w:t>
+            </w:r>
+            <w:r>
+              <w:rPr>
+                <w:rFonts w:hint="eastAsia"/>
+                <w:b/>
+              </w:rPr>
+              <w:t>1</w:t>
+            </w:r>
+            <w:r>
+              <w:rPr>
+                <w:rFonts w:hint="eastAsia"/>
+                <w:b/>
+              </w:rPr>
+              <w:t>：</w:t>
+            </w:r>
+            <w:r>
+              <w:rPr>
+                <w:rFonts w:hint="eastAsia"/>
+              </w:rPr>
+              <w:t>显示</w:t>
+            </w:r>
+            <w:r>
+              <w:rPr>
+                <w:rFonts w:hint="eastAsia"/>
+              </w:rPr>
+              <w:t>本地主机名</w:t>
+            </w:r>
+            <w:r>
+              <w:rPr>
+                <w:rFonts w:hint="eastAsia"/>
+              </w:rPr>
+              <w:t>。</w:t>
+            </w:r>
+          </w:p>
+          <w:p>
+            <w:pPr>
+              <w:ind w:left="0"/>
+            </w:pPr>
+            <w:r>
+              <w:rPr>
+                <w:rFonts w:hint="eastAsia"/>
+                <w:b/>
+              </w:rPr>
+              <w:t>结果</w:t>
+            </w:r>
+            <w:r>
+              <w:rPr>
+                <w:rFonts w:hint="eastAsia"/>
+                <w:b/>
+              </w:rPr>
+              <w:t>2</w:t>
+            </w:r>
+            <w:r>
+              <w:rPr>
+                <w:rFonts w:hint="eastAsia"/>
+                <w:b/>
+              </w:rPr>
+              <w:t>：</w:t>
+            </w:r>
+            <w:r>
+              <w:rPr>
+                <w:rFonts w:hint="eastAsia"/>
+              </w:rPr>
+              <w:t>返回对应的错误码</w:t>
+            </w:r>
+            <w:r>
+              <w:rPr>
+                <w:rFonts w:hint="eastAsia"/>
+              </w:rPr>
+              <w:t>。</w:t>
+            </w:r>
+          </w:p>
+        </w:tc>
+      </w:tr>
+      <w:tr>
+        <w:tc>
+          <w:tcPr>
+            <w:tcW w:w="2982" w:type="dxa"/>
+          </w:tcPr>
+          <w:p>
+            <w:pPr>
+              <w:ind w:left="0"/>
+              <w:jc w:val="left"/>
+              <w:rPr>
+                <w:color w:val="000000" w:themeColor="text1"/>
+              </w:rPr>
+            </w:pPr>
+            <w:r>
+              <w:rPr>
+                <w:rFonts w:hint="eastAsia"/>
+                <w:color w:val="000000" w:themeColor="text1"/>
+              </w:rPr>
+              <w:t>System_sniffPort_Test</w:t>
+            </w:r>
+          </w:p>
+        </w:tc>
+        <w:tc>
+          <w:tcPr>
+            <w:tcW w:w="1925" w:type="dxa"/>
+          </w:tcPr>
+          <w:p>
+            <w:pPr>
+              <w:ind w:leftChars="15" w:left="31"/>
+            </w:pPr>
+            <w:r>
+              <w:rPr>
+                <w:rFonts w:hint="eastAsia"/>
+              </w:rPr>
+              <w:t>System</w:t>
+            </w:r>
+            <w:r>
+              <w:rPr>
+                <w:rFonts w:hint="eastAsia"/>
+              </w:rPr>
+              <w:t>对象</w:t>
+            </w:r>
+            <w:r>
+              <w:rPr>
+                <w:rFonts w:hint="eastAsia"/>
+                <w:color w:val="000000" w:themeColor="text1"/>
+              </w:rPr>
+              <w:t>sniffPort</w:t>
+            </w:r>
+            <w:r>
+              <w:rPr>
+                <w:rFonts w:hint="eastAsia"/>
+              </w:rPr>
+              <w:t>功能</w:t>
+            </w:r>
+          </w:p>
+        </w:tc>
+        <w:tc>
+          <w:tcPr>
+            <w:tcW w:w="2237" w:type="dxa"/>
+          </w:tcPr>
+          <w:p>
+            <w:pPr>
+              <w:ind w:left="0"/>
+            </w:pPr>
+            <w:r>
+              <w:rPr>
+                <w:rFonts w:hint="eastAsia"/>
+              </w:rPr>
+              <w:t>1</w:t>
+            </w:r>
+            <w:r>
+              <w:rPr>
+                <w:rFonts w:hint="eastAsia"/>
+              </w:rPr>
+              <w:t>、创建远程</w:t>
+            </w:r>
+            <w:r>
+              <w:rPr>
+                <w:rFonts w:hint="eastAsia"/>
+              </w:rPr>
+              <w:t>System</w:t>
+            </w:r>
+            <w:r>
+              <w:rPr>
+                <w:rFonts w:hint="eastAsia"/>
+              </w:rPr>
+              <w:t>对象。</w:t>
+            </w:r>
+          </w:p>
+          <w:p>
+            <w:pPr>
+              <w:ind w:left="0"/>
+            </w:pPr>
+            <w:r>
+              <w:rPr>
+                <w:rFonts w:hint="eastAsia"/>
+              </w:rPr>
               <w:lastRenderedPageBreak/>
-              <w:t>getMemInfo</w:t>
-            </w:r>
-            <w:r>
-              <w:rPr>
-                <w:rFonts w:hint="eastAsia"/>
-              </w:rPr>
-              <w:t>功能</w:t>
-            </w:r>
-          </w:p>
-        </w:tc>
-        <w:tc>
-          <w:tcPr>
-            <w:tcW w:w="2237" w:type="dxa"/>
-          </w:tcPr>
-          <w:p>
-            <w:pPr>
-              <w:ind w:left="0"/>
-            </w:pPr>
-            <w:r>
-              <w:rPr>
-                <w:rFonts w:hint="eastAsia"/>
-              </w:rPr>
-              <w:lastRenderedPageBreak/>
-              <w:t>1</w:t>
-            </w:r>
-            <w:r>
-              <w:rPr>
-                <w:rFonts w:hint="eastAsia"/>
-              </w:rPr>
-              <w:t>、创建远程</w:t>
-            </w:r>
-            <w:r>
-              <w:rPr>
-                <w:rFonts w:hint="eastAsia"/>
-              </w:rPr>
-              <w:lastRenderedPageBreak/>
-              <w:t>System</w:t>
-            </w:r>
-            <w:r>
-              <w:rPr>
-                <w:rFonts w:hint="eastAsia"/>
-              </w:rPr>
-              <w:t>对象。</w:t>
-            </w:r>
-          </w:p>
-          <w:p>
-            <w:pPr>
-              <w:ind w:left="0"/>
-            </w:pPr>
-            <w:r>
-              <w:rPr>
-                <w:rFonts w:hint="eastAsia"/>
-              </w:rPr>
               <w:t>2</w:t>
             </w:r>
             <w:r>
@@ -15496,8 +17327,15 @@
             <w:r>
               <w:rPr>
                 <w:rFonts w:hint="eastAsia"/>
-              </w:rPr>
-              <w:t>getMemInfo()</w:t>
+                <w:color w:val="000000" w:themeColor="text1"/>
+              </w:rPr>
+              <w:t>sniffPort</w:t>
+            </w:r>
+            <w:r>
+              <w:rPr>
+                <w:rFonts w:hint="eastAsia"/>
+              </w:rPr>
+              <w:t>()</w:t>
             </w:r>
             <w:r>
               <w:rPr>
@@ -15547,31 +17385,19 @@
               <w:rPr>
                 <w:rFonts w:hint="eastAsia"/>
               </w:rPr>
-              <w:t>显示</w:t>
-            </w:r>
-            <w:r>
-              <w:rPr>
-                <w:rFonts w:hint="eastAsia"/>
-              </w:rPr>
-              <w:t>内</w:t>
-            </w:r>
-            <w:r>
-              <w:rPr>
-                <w:rFonts w:hint="eastAsia"/>
+              <w:t>显示端口可用情况。</w:t>
+            </w:r>
+          </w:p>
+          <w:p>
+            <w:pPr>
+              <w:ind w:left="0"/>
+            </w:pPr>
+            <w:r>
+              <w:rPr>
+                <w:rFonts w:hint="eastAsia"/>
+                <w:b/>
               </w:rPr>
               <w:lastRenderedPageBreak/>
-              <w:t>存信息。</w:t>
-            </w:r>
-          </w:p>
-          <w:p>
-            <w:pPr>
-              <w:ind w:left="0"/>
-            </w:pPr>
-            <w:r>
-              <w:rPr>
-                <w:rFonts w:hint="eastAsia"/>
-                <w:b/>
-              </w:rPr>
               <w:t>结果</w:t>
             </w:r>
             <w:r>
@@ -15622,7 +17448,7 @@
                 <w:color w:val="000000" w:themeColor="text1"/>
               </w:rPr>
               <w:lastRenderedPageBreak/>
-              <w:t>System_snapshotMemInfo_Test</w:t>
+              <w:t>System_getPID_Test</w:t>
             </w:r>
           </w:p>
         </w:tc>
@@ -15651,7 +17477,7 @@
                 <w:rFonts w:hint="eastAsia"/>
                 <w:color w:val="000000" w:themeColor="text1"/>
               </w:rPr>
-              <w:t>snapshotMemInfo</w:t>
+              <w:t>getPID</w:t>
             </w:r>
             <w:r>
               <w:rPr>
@@ -15713,8 +17539,15 @@
             <w:r>
               <w:rPr>
                 <w:rFonts w:hint="eastAsia"/>
-              </w:rPr>
-              <w:t>snapshotMemInfo()</w:t>
+                <w:color w:val="000000" w:themeColor="text1"/>
+              </w:rPr>
+              <w:t>getPID</w:t>
+            </w:r>
+            <w:r>
+              <w:rPr>
+                <w:rFonts w:hint="eastAsia"/>
+              </w:rPr>
+              <w:t>()</w:t>
             </w:r>
             <w:r>
               <w:rPr>
@@ -15763,13 +17596,19 @@
               <w:rPr>
                 <w:rFonts w:hint="eastAsia"/>
               </w:rPr>
-              <w:t>显示内存快照</w:t>
-            </w:r>
-            <w:r>
-              <w:rPr>
-                <w:rFonts w:hint="eastAsia"/>
-              </w:rPr>
-              <w:t>信息。</w:t>
+              <w:t>显示当前进程</w:t>
+            </w:r>
+            <w:r>
+              <w:rPr>
+                <w:rFonts w:hint="eastAsia"/>
+              </w:rPr>
+              <w:t>ID</w:t>
+            </w:r>
+            <w:r>
+              <w:rPr>
+                <w:rFonts w:hint="eastAsia"/>
+              </w:rPr>
+              <w:t>。</w:t>
             </w:r>
           </w:p>
           <w:p>
@@ -15824,7 +17663,7 @@
                 <w:rFonts w:hint="eastAsia"/>
                 <w:color w:val="000000" w:themeColor="text1"/>
               </w:rPr>
-              <w:t>System_getDiskInfo_Test</w:t>
+              <w:t>System_getTID_Test</w:t>
             </w:r>
           </w:p>
         </w:tc>
@@ -15853,7 +17692,7 @@
                 <w:rFonts w:hint="eastAsia"/>
                 <w:color w:val="000000" w:themeColor="text1"/>
               </w:rPr>
-              <w:t>getDiskInfo</w:t>
+              <w:t>getTID</w:t>
             </w:r>
             <w:r>
               <w:rPr>
@@ -15917,7 +17756,7 @@
                 <w:rFonts w:hint="eastAsia"/>
                 <w:color w:val="000000" w:themeColor="text1"/>
               </w:rPr>
-              <w:t>getDiskInfo</w:t>
+              <w:t>getTID</w:t>
             </w:r>
             <w:r>
               <w:rPr>
@@ -15972,13 +17811,25 @@
               <w:rPr>
                 <w:rFonts w:hint="eastAsia"/>
               </w:rPr>
-              <w:t>显示磁盘</w:t>
-            </w:r>
-            <w:r>
-              <w:rPr>
-                <w:rFonts w:hint="eastAsia"/>
-              </w:rPr>
-              <w:t>信息。</w:t>
+              <w:t>显示当前</w:t>
+            </w:r>
+            <w:r>
+              <w:rPr>
+                <w:rFonts w:hint="eastAsia"/>
+              </w:rPr>
+              <w:t>线程</w:t>
+            </w:r>
+            <w:r>
+              <w:rPr>
+                <w:rFonts w:hint="eastAsia"/>
+              </w:rPr>
+              <w:t>ID</w:t>
+            </w:r>
+            <w:r>
+              <w:rPr>
+                <w:rFonts w:hint="eastAsia"/>
+              </w:rPr>
+              <w:t>。</w:t>
             </w:r>
           </w:p>
           <w:p>
@@ -16033,7 +17884,7 @@
                 <w:rFonts w:hint="eastAsia"/>
                 <w:color w:val="000000" w:themeColor="text1"/>
               </w:rPr>
-              <w:t>System_snapshotDiskInfo_Test</w:t>
+              <w:t>System_getEWD_Test</w:t>
             </w:r>
           </w:p>
         </w:tc>
@@ -16062,7 +17913,7 @@
                 <w:rFonts w:hint="eastAsia"/>
                 <w:color w:val="000000" w:themeColor="text1"/>
               </w:rPr>
-              <w:t>snapshotDiskInfo</w:t>
+              <w:t>getEWD</w:t>
             </w:r>
             <w:r>
               <w:rPr>
@@ -16108,6 +17959,9 @@
           <w:p>
             <w:pPr>
               <w:ind w:left="0"/>
+              <w:rPr>
+                <w:color w:val="000000" w:themeColor="text1"/>
+              </w:rPr>
             </w:pPr>
             <w:r>
               <w:rPr>
@@ -16126,7 +17980,7 @@
                 <w:rFonts w:hint="eastAsia"/>
                 <w:color w:val="000000" w:themeColor="text1"/>
               </w:rPr>
-              <w:t>snapshotDiskInfo</w:t>
+              <w:t>getEWD</w:t>
             </w:r>
             <w:r>
               <w:rPr>
@@ -16147,6 +18001,11 @@
               <w:t>。</w:t>
             </w:r>
           </w:p>
+          <w:p>
+            <w:pPr>
+              <w:ind w:left="0"/>
+            </w:pPr>
+          </w:p>
         </w:tc>
         <w:tc>
           <w:tcPr>
@@ -16181,13 +18040,13 @@
               <w:rPr>
                 <w:rFonts w:hint="eastAsia"/>
               </w:rPr>
-              <w:t>显示磁盘快照</w:t>
-            </w:r>
-            <w:r>
-              <w:rPr>
-                <w:rFonts w:hint="eastAsia"/>
-              </w:rPr>
-              <w:t>信息。</w:t>
+              <w:t>显示可执行程序</w:t>
+            </w:r>
+            <w:r>
+              <w:rPr>
+                <w:rFonts w:hint="eastAsia"/>
+              </w:rPr>
+              <w:t>所在路径。</w:t>
             </w:r>
           </w:p>
           <w:p>
@@ -16242,7 +18101,7 @@
                 <w:rFonts w:hint="eastAsia"/>
                 <w:color w:val="000000" w:themeColor="text1"/>
               </w:rPr>
-              <w:t>System_getNetcardInfo_Test</w:t>
+              <w:t>System_listProcess_Test</w:t>
             </w:r>
           </w:p>
         </w:tc>
@@ -16271,7 +18130,7 @@
                 <w:rFonts w:hint="eastAsia"/>
                 <w:color w:val="000000" w:themeColor="text1"/>
               </w:rPr>
-              <w:t>getNetcardInfo</w:t>
+              <w:t>listProcess</w:t>
             </w:r>
             <w:r>
               <w:rPr>
@@ -16335,7 +18194,7 @@
                 <w:rFonts w:hint="eastAsia"/>
                 <w:color w:val="000000" w:themeColor="text1"/>
               </w:rPr>
-              <w:t>getNetcardInfo</w:t>
+              <w:t>listProcess</w:t>
             </w:r>
             <w:r>
               <w:rPr>
@@ -16390,13 +18249,25 @@
               <w:rPr>
                 <w:rFonts w:hint="eastAsia"/>
               </w:rPr>
-              <w:t>显示网卡</w:t>
-            </w:r>
-            <w:r>
-              <w:rPr>
-                <w:rFonts w:hint="eastAsia"/>
-              </w:rPr>
-              <w:t>信息。</w:t>
+              <w:t>显示</w:t>
+            </w:r>
+            <w:r>
+              <w:rPr>
+                <w:rFonts w:hint="eastAsia"/>
+              </w:rPr>
+              <w:t>出系统</w:t>
+            </w:r>
+            <w:r>
+              <w:rPr>
+                <w:rFonts w:hint="eastAsia"/>
+              </w:rPr>
+              <w:t>线程</w:t>
+            </w:r>
+            <w:r>
+              <w:rPr>
+                <w:rFonts w:hint="eastAsia"/>
+              </w:rPr>
+              <w:t>信息</w:t>
             </w:r>
           </w:p>
           <w:p>
@@ -16451,7 +18322,7 @@
                 <w:rFonts w:hint="eastAsia"/>
                 <w:color w:val="000000" w:themeColor="text1"/>
               </w:rPr>
-              <w:t>System_snapshotNetcardInfo_Test</w:t>
+              <w:t>System_killProcess_Test</w:t>
             </w:r>
           </w:p>
         </w:tc>
@@ -16480,7 +18351,7 @@
                 <w:rFonts w:hint="eastAsia"/>
                 <w:color w:val="000000" w:themeColor="text1"/>
               </w:rPr>
-              <w:t>snapshotNetcardInfo</w:t>
+              <w:t>killProcess</w:t>
             </w:r>
             <w:r>
               <w:rPr>
@@ -16544,7 +18415,7 @@
                 <w:rFonts w:hint="eastAsia"/>
                 <w:color w:val="000000" w:themeColor="text1"/>
               </w:rPr>
-              <w:t>snapshotNetcardInfo</w:t>
+              <w:t>listProcess</w:t>
             </w:r>
             <w:r>
               <w:rPr>
@@ -16565,6 +18436,90 @@
               <w:t>。</w:t>
             </w:r>
           </w:p>
+          <w:p>
+            <w:pPr>
+              <w:ind w:left="0"/>
+            </w:pPr>
+            <w:r>
+              <w:rPr>
+                <w:rFonts w:hint="eastAsia"/>
+              </w:rPr>
+              <w:t>3</w:t>
+            </w:r>
+            <w:r>
+              <w:rPr>
+                <w:rFonts w:hint="eastAsia"/>
+              </w:rPr>
+              <w:t>、调用</w:t>
+            </w:r>
+            <w:r>
+              <w:rPr>
+                <w:rFonts w:hint="eastAsia"/>
+                <w:color w:val="000000" w:themeColor="text1"/>
+              </w:rPr>
+              <w:t>killProcess</w:t>
+            </w:r>
+            <w:r>
+              <w:rPr>
+                <w:rFonts w:hint="eastAsia"/>
+              </w:rPr>
+              <w:t>()</w:t>
+            </w:r>
+            <w:r>
+              <w:rPr>
+                <w:rFonts w:hint="eastAsia"/>
+              </w:rPr>
+              <w:t>杀死进程</w:t>
+            </w:r>
+            <w:r>
+              <w:rPr>
+                <w:rFonts w:hint="eastAsia"/>
+              </w:rPr>
+              <w:t>。</w:t>
+            </w:r>
+          </w:p>
+          <w:p>
+            <w:pPr>
+              <w:ind w:left="0"/>
+            </w:pPr>
+            <w:r>
+              <w:rPr>
+                <w:rFonts w:hint="eastAsia"/>
+              </w:rPr>
+              <w:t>4</w:t>
+            </w:r>
+            <w:r>
+              <w:rPr>
+                <w:rFonts w:hint="eastAsia"/>
+              </w:rPr>
+              <w:t>、调用</w:t>
+            </w:r>
+            <w:r>
+              <w:rPr>
+                <w:rFonts w:hint="eastAsia"/>
+                <w:color w:val="000000" w:themeColor="text1"/>
+              </w:rPr>
+              <w:t>listProcess</w:t>
+            </w:r>
+            <w:r>
+              <w:rPr>
+                <w:rFonts w:hint="eastAsia"/>
+              </w:rPr>
+              <w:t>()</w:t>
+            </w:r>
+            <w:r>
+              <w:rPr>
+                <w:rFonts w:hint="eastAsia"/>
+              </w:rPr>
+              <w:t>获取信息</w:t>
+            </w:r>
+            <w:r>
+              <w:rPr>
+                <w:rFonts w:hint="eastAsia"/>
+              </w:rPr>
+              <w:t>。</w:t>
+            </w:r>
+          </w:p>
         </w:tc>
         <w:tc>
           <w:tcPr>
@@ -16599,13 +18554,13 @@
               <w:rPr>
                 <w:rFonts w:hint="eastAsia"/>
               </w:rPr>
-              <w:t>显示网卡快照</w:t>
-            </w:r>
-            <w:r>
-              <w:rPr>
-                <w:rFonts w:hint="eastAsia"/>
-              </w:rPr>
-              <w:t>信息。</w:t>
+              <w:t>对比前后的线程信息少了</w:t>
+            </w:r>
+            <w:r>
+              <w:rPr>
+                <w:rFonts w:hint="eastAsia"/>
+              </w:rPr>
+              <w:t>杀掉的线程信息。</w:t>
             </w:r>
           </w:p>
           <w:p>
@@ -16637,7 +18592,25 @@
               <w:rPr>
                 <w:rFonts w:hint="eastAsia"/>
               </w:rPr>
-              <w:t>返回对应的错误码。</w:t>
+              <w:t>在调用</w:t>
+            </w:r>
+            <w:r>
+              <w:rPr>
+                <w:rFonts w:hint="eastAsia"/>
+              </w:rPr>
+              <w:t>killProcess()</w:t>
+            </w:r>
+            <w:r>
+              <w:rPr>
+                <w:rFonts w:hint="eastAsia"/>
+              </w:rPr>
+              <w:t>时返回对应的错误码</w:t>
+            </w:r>
+            <w:r>
+              <w:rPr>
+                <w:rFonts w:hint="eastAsia"/>
+              </w:rPr>
+              <w:t>。</w:t>
             </w:r>
           </w:p>
         </w:tc>
@@ -16660,7 +18633,7 @@
                 <w:rFonts w:hint="eastAsia"/>
                 <w:color w:val="000000" w:themeColor="text1"/>
               </w:rPr>
-              <w:t>System_getIpTablesInfo_Test</w:t>
+              <w:t>System_getProcessEnv_Test</w:t>
             </w:r>
           </w:p>
         </w:tc>
@@ -16689,7 +18662,7 @@
                 <w:rFonts w:hint="eastAsia"/>
                 <w:color w:val="000000" w:themeColor="text1"/>
               </w:rPr>
-              <w:t>getIpTablesInfo</w:t>
+              <w:t>getProcessEnv</w:t>
             </w:r>
             <w:r>
               <w:rPr>
@@ -16735,6 +18708,9 @@
           <w:p>
             <w:pPr>
               <w:ind w:left="0"/>
+              <w:rPr>
+                <w:color w:val="000000" w:themeColor="text1"/>
+              </w:rPr>
             </w:pPr>
             <w:r>
               <w:rPr>
@@ -16753,7 +18729,7 @@
                 <w:rFonts w:hint="eastAsia"/>
                 <w:color w:val="000000" w:themeColor="text1"/>
               </w:rPr>
-              <w:t>getIpTablesInfo</w:t>
+              <w:t>getProcessEnv</w:t>
             </w:r>
             <w:r>
               <w:rPr>
@@ -16765,13 +18741,7 @@
               <w:rPr>
                 <w:rFonts w:hint="eastAsia"/>
               </w:rPr>
-              <w:t>获取信息</w:t>
-            </w:r>
-            <w:r>
-              <w:rPr>
-                <w:rFonts w:hint="eastAsia"/>
-              </w:rPr>
-              <w:t>。</w:t>
+              <w:t>获取信息。</w:t>
             </w:r>
           </w:p>
         </w:tc>
@@ -16808,19 +18778,7 @@
               <w:rPr>
                 <w:rFonts w:hint="eastAsia"/>
               </w:rPr>
-              <w:t>显示</w:t>
-            </w:r>
-            <w:r>
-              <w:rPr>
-                <w:rFonts w:hint="eastAsia"/>
-              </w:rPr>
-              <w:t>Iptables</w:t>
-            </w:r>
-            <w:r>
-              <w:rPr>
-                <w:rFonts w:hint="eastAsia"/>
-              </w:rPr>
-              <w:t>信息。</w:t>
+              <w:t>显示对应的线程环境信息。</w:t>
             </w:r>
           </w:p>
           <w:p>
@@ -16875,7 +18833,7 @@
                 <w:rFonts w:hint="eastAsia"/>
                 <w:color w:val="000000" w:themeColor="text1"/>
               </w:rPr>
-              <w:t>System_getHostName_Test</w:t>
+              <w:t>System_getUserEnv_Test</w:t>
             </w:r>
           </w:p>
         </w:tc>
@@ -16904,7 +18862,7 @@
                 <w:rFonts w:hint="eastAsia"/>
                 <w:color w:val="000000" w:themeColor="text1"/>
               </w:rPr>
-              <w:t>getHostName</w:t>
+              <w:t>getUserEnv</w:t>
             </w:r>
             <w:r>
               <w:rPr>
@@ -16950,6 +18908,9 @@
           <w:p>
             <w:pPr>
               <w:ind w:left="0"/>
+              <w:rPr>
+                <w:color w:val="000000" w:themeColor="text1"/>
+              </w:rPr>
             </w:pPr>
             <w:r>
               <w:rPr>
@@ -16968,7 +18929,7 @@
                 <w:rFonts w:hint="eastAsia"/>
                 <w:color w:val="000000" w:themeColor="text1"/>
               </w:rPr>
-              <w:t>getHostName</w:t>
+              <w:t>getUserEnv</w:t>
             </w:r>
             <w:r>
               <w:rPr>
@@ -16980,13 +18941,7 @@
               <w:rPr>
                 <w:rFonts w:hint="eastAsia"/>
               </w:rPr>
-              <w:t>获取信息</w:t>
-            </w:r>
-            <w:r>
-              <w:rPr>
-                <w:rFonts w:hint="eastAsia"/>
-              </w:rPr>
-              <w:t>。</w:t>
+              <w:t>获取信息。</w:t>
             </w:r>
           </w:p>
         </w:tc>
@@ -17029,13 +18984,13 @@
               <w:rPr>
                 <w:rFonts w:hint="eastAsia"/>
               </w:rPr>
-              <w:t>本地主机名</w:t>
-            </w:r>
-            <w:r>
-              <w:rPr>
-                <w:rFonts w:hint="eastAsia"/>
-              </w:rPr>
-              <w:t>。</w:t>
+              <w:t>对应的用户</w:t>
+            </w:r>
+            <w:r>
+              <w:rPr>
+                <w:rFonts w:hint="eastAsia"/>
+              </w:rPr>
+              <w:t>环境信息。</w:t>
             </w:r>
           </w:p>
           <w:p>
@@ -17067,13 +19022,7 @@
               <w:rPr>
                 <w:rFonts w:hint="eastAsia"/>
               </w:rPr>
-              <w:t>返回对应的错误码</w:t>
-            </w:r>
-            <w:r>
-              <w:rPr>
-                <w:rFonts w:hint="eastAsia"/>
-              </w:rPr>
-              <w:t>。</w:t>
+              <w:t>返回对应的错误码。</w:t>
             </w:r>
           </w:p>
         </w:tc>
@@ -17096,7 +19045,7 @@
                 <w:rFonts w:hint="eastAsia"/>
                 <w:color w:val="000000" w:themeColor="text1"/>
               </w:rPr>
-              <w:t>System_sniffPort_Test</w:t>
+              <w:t>System_getGlobalEnv_Test</w:t>
             </w:r>
           </w:p>
         </w:tc>
@@ -17125,7 +19074,7 @@
                 <w:rFonts w:hint="eastAsia"/>
                 <w:color w:val="000000" w:themeColor="text1"/>
               </w:rPr>
-              <w:t>sniffPort</w:t>
+              <w:t>getGlobalEnv</w:t>
             </w:r>
             <w:r>
               <w:rPr>
@@ -17171,6 +19120,9 @@
           <w:p>
             <w:pPr>
               <w:ind w:left="0"/>
+              <w:rPr>
+                <w:color w:val="000000" w:themeColor="text1"/>
+              </w:rPr>
             </w:pPr>
             <w:r>
               <w:rPr>
@@ -17189,7 +19141,8 @@
                 <w:rFonts w:hint="eastAsia"/>
                 <w:color w:val="000000" w:themeColor="text1"/>
               </w:rPr>
-              <w:t>sniffPort</w:t>
+              <w:lastRenderedPageBreak/>
+              <w:t>getGlobalEnv</w:t>
             </w:r>
             <w:r>
               <w:rPr>
@@ -17201,13 +19154,7 @@
               <w:rPr>
                 <w:rFonts w:hint="eastAsia"/>
               </w:rPr>
-              <w:t>获取信息</w:t>
-            </w:r>
-            <w:r>
-              <w:rPr>
-                <w:rFonts w:hint="eastAsia"/>
-              </w:rPr>
-              <w:t>。</w:t>
+              <w:t>获取信息。</w:t>
             </w:r>
           </w:p>
         </w:tc>
@@ -17224,6 +19171,7 @@
                 <w:rFonts w:hint="eastAsia"/>
                 <w:b/>
               </w:rPr>
+              <w:lastRenderedPageBreak/>
               <w:t>结果</w:t>
             </w:r>
             <w:r>
@@ -17244,7 +19192,19 @@
               <w:rPr>
                 <w:rFonts w:hint="eastAsia"/>
               </w:rPr>
-              <w:t>显示端口可用情况。</w:t>
+              <w:t>显示</w:t>
+            </w:r>
+            <w:r>
+              <w:rPr>
+                <w:rFonts w:hint="eastAsia"/>
+              </w:rPr>
+              <w:t>全局环境信息</w:t>
+            </w:r>
+            <w:r>
+              <w:rPr>
+                <w:rFonts w:hint="eastAsia"/>
+              </w:rPr>
+              <w:t>.</w:t>
             </w:r>
           </w:p>
           <w:p>
@@ -17276,13 +19236,14 @@
               <w:rPr>
                 <w:rFonts w:hint="eastAsia"/>
               </w:rPr>
-              <w:t>返回对应的错误码</w:t>
-            </w:r>
-            <w:r>
-              <w:rPr>
-                <w:rFonts w:hint="eastAsia"/>
-              </w:rPr>
-              <w:t>。</w:t>
+              <w:t>返回对</w:t>
+            </w:r>
+            <w:r>
+              <w:rPr>
+                <w:rFonts w:hint="eastAsia"/>
+              </w:rPr>
+              <w:lastRenderedPageBreak/>
+              <w:t>应的错误码。</w:t>
             </w:r>
           </w:p>
         </w:tc>
@@ -17305,7 +19266,8 @@
                 <w:rFonts w:hint="eastAsia"/>
                 <w:color w:val="000000" w:themeColor="text1"/>
               </w:rPr>
-              <w:t>System_getPID_Test</w:t>
+              <w:lastRenderedPageBreak/>
+              <w:t>System_setUserEnv_Test</w:t>
             </w:r>
           </w:p>
         </w:tc>
@@ -17334,61 +19296,1474 @@
                 <w:rFonts w:hint="eastAsia"/>
                 <w:color w:val="000000" w:themeColor="text1"/>
               </w:rPr>
+              <w:t>setUserEnv</w:t>
+            </w:r>
+            <w:r>
+              <w:rPr>
+                <w:rFonts w:hint="eastAsia"/>
+              </w:rPr>
+              <w:t>功能</w:t>
+            </w:r>
+          </w:p>
+        </w:tc>
+        <w:tc>
+          <w:tcPr>
+            <w:tcW w:w="2237" w:type="dxa"/>
+          </w:tcPr>
+          <w:p>
+            <w:pPr>
+              <w:ind w:left="0"/>
+            </w:pPr>
+            <w:r>
+              <w:rPr>
+                <w:rFonts w:hint="eastAsia"/>
+              </w:rPr>
+              <w:t>1</w:t>
+            </w:r>
+            <w:r>
+              <w:rPr>
+                <w:rFonts w:hint="eastAsia"/>
+              </w:rPr>
+              <w:t>、创建远程</w:t>
+            </w:r>
+            <w:r>
+              <w:rPr>
+                <w:rFonts w:hint="eastAsia"/>
+              </w:rPr>
+              <w:t>System</w:t>
+            </w:r>
+            <w:r>
+              <w:rPr>
+                <w:rFonts w:hint="eastAsia"/>
+              </w:rPr>
+              <w:t>对象。</w:t>
+            </w:r>
+          </w:p>
+          <w:p>
+            <w:pPr>
+              <w:ind w:left="0"/>
+              <w:rPr>
+                <w:color w:val="000000" w:themeColor="text1"/>
+              </w:rPr>
+            </w:pPr>
+            <w:r>
+              <w:rPr>
+                <w:rFonts w:hint="eastAsia"/>
+              </w:rPr>
+              <w:t>2</w:t>
+            </w:r>
+            <w:r>
+              <w:rPr>
+                <w:rFonts w:hint="eastAsia"/>
+              </w:rPr>
+              <w:t>、调用</w:t>
+            </w:r>
+            <w:r>
+              <w:rPr>
+                <w:rFonts w:hint="eastAsia"/>
+                <w:color w:val="000000" w:themeColor="text1"/>
+              </w:rPr>
+              <w:t>getUserEnv</w:t>
+            </w:r>
+            <w:r>
+              <w:rPr>
+                <w:rFonts w:hint="eastAsia"/>
+              </w:rPr>
+              <w:t>()</w:t>
+            </w:r>
+            <w:r>
+              <w:rPr>
+                <w:rFonts w:hint="eastAsia"/>
+              </w:rPr>
+              <w:t>获取信息。</w:t>
+            </w:r>
+          </w:p>
+          <w:p>
+            <w:pPr>
+              <w:ind w:left="0"/>
+              <w:rPr>
+                <w:color w:val="000000" w:themeColor="text1"/>
+              </w:rPr>
+            </w:pPr>
+            <w:r>
+              <w:rPr>
+                <w:rFonts w:hint="eastAsia"/>
+              </w:rPr>
+              <w:t>3</w:t>
+            </w:r>
+            <w:r>
+              <w:rPr>
+                <w:rFonts w:hint="eastAsia"/>
+              </w:rPr>
+              <w:t>、调用</w:t>
+            </w:r>
+            <w:r>
+              <w:rPr>
+                <w:rFonts w:hint="eastAsia"/>
+                <w:color w:val="000000" w:themeColor="text1"/>
+              </w:rPr>
+              <w:t>setUserEnv</w:t>
+            </w:r>
+            <w:r>
+              <w:rPr>
+                <w:rFonts w:hint="eastAsia"/>
+              </w:rPr>
+              <w:t>()</w:t>
+            </w:r>
+            <w:r>
+              <w:rPr>
+                <w:rFonts w:hint="eastAsia"/>
+              </w:rPr>
+              <w:t>获取信息。</w:t>
+            </w:r>
+          </w:p>
+          <w:p>
+            <w:pPr>
+              <w:ind w:left="0"/>
+              <w:rPr>
+                <w:color w:val="000000" w:themeColor="text1"/>
+              </w:rPr>
+            </w:pPr>
+            <w:r>
+              <w:rPr>
+                <w:rFonts w:hint="eastAsia"/>
+              </w:rPr>
+              <w:t>4</w:t>
+            </w:r>
+            <w:r>
+              <w:rPr>
+                <w:rFonts w:hint="eastAsia"/>
+              </w:rPr>
+              <w:t>、调用</w:t>
+            </w:r>
+            <w:r>
+              <w:rPr>
+                <w:rFonts w:hint="eastAsia"/>
+                <w:color w:val="000000" w:themeColor="text1"/>
+              </w:rPr>
+              <w:t>getUserEnv</w:t>
+            </w:r>
+            <w:r>
+              <w:rPr>
+                <w:rFonts w:hint="eastAsia"/>
+              </w:rPr>
+              <w:t>()</w:t>
+            </w:r>
+            <w:r>
+              <w:rPr>
+                <w:rFonts w:hint="eastAsia"/>
+              </w:rPr>
+              <w:t>获取信息。</w:t>
+            </w:r>
+          </w:p>
+        </w:tc>
+        <w:tc>
+          <w:tcPr>
+            <w:tcW w:w="1021" w:type="dxa"/>
+          </w:tcPr>
+          <w:p>
+            <w:pPr>
+              <w:ind w:left="0"/>
+            </w:pPr>
+            <w:r>
+              <w:rPr>
+                <w:rFonts w:hint="eastAsia"/>
+                <w:b/>
+              </w:rPr>
+              <w:t>结果</w:t>
+            </w:r>
+            <w:r>
+              <w:rPr>
+                <w:rFonts w:hint="eastAsia"/>
+                <w:b/>
+              </w:rPr>
+              <w:t>1</w:t>
+            </w:r>
+            <w:r>
+              <w:rPr>
+                <w:rFonts w:hint="eastAsia"/>
+                <w:b/>
+              </w:rPr>
+              <w:t>：</w:t>
+            </w:r>
+            <w:r>
+              <w:rPr>
+                <w:rFonts w:hint="eastAsia"/>
+              </w:rPr>
+              <w:t>对比前后的显示信息增加了设置的用户环境变量</w:t>
+            </w:r>
+            <w:r>
+              <w:rPr>
+                <w:rFonts w:hint="eastAsia"/>
+              </w:rPr>
+              <w:t>。</w:t>
+            </w:r>
+          </w:p>
+          <w:p>
+            <w:pPr>
+              <w:ind w:left="0"/>
+            </w:pPr>
+            <w:r>
+              <w:rPr>
+                <w:rFonts w:hint="eastAsia"/>
+                <w:b/>
+              </w:rPr>
+              <w:t>结果</w:t>
+            </w:r>
+            <w:r>
+              <w:rPr>
+                <w:rFonts w:hint="eastAsia"/>
+                <w:b/>
+              </w:rPr>
+              <w:t>2</w:t>
+            </w:r>
+            <w:r>
+              <w:rPr>
+                <w:rFonts w:hint="eastAsia"/>
+                <w:b/>
+              </w:rPr>
+              <w:t>：</w:t>
+            </w:r>
+            <w:r>
+              <w:rPr>
+                <w:rFonts w:hint="eastAsia"/>
+              </w:rPr>
+              <w:t>调用</w:t>
+            </w:r>
+            <w:r>
+              <w:rPr>
+                <w:rFonts w:hint="eastAsia"/>
+              </w:rPr>
+              <w:t>setUserEnv()</w:t>
+            </w:r>
+            <w:r>
+              <w:rPr>
+                <w:rFonts w:hint="eastAsia"/>
+              </w:rPr>
+              <w:t>时返回对应的错误。</w:t>
+            </w:r>
+          </w:p>
+        </w:tc>
+      </w:tr>
+      <w:tr>
+        <w:tc>
+          <w:tcPr>
+            <w:tcW w:w="2982" w:type="dxa"/>
+          </w:tcPr>
+          <w:p>
+            <w:pPr>
+              <w:ind w:left="0"/>
+              <w:jc w:val="left"/>
+              <w:rPr>
+                <w:color w:val="000000" w:themeColor="text1"/>
+              </w:rPr>
+            </w:pPr>
+            <w:r>
+              <w:rPr>
+                <w:rFonts w:hint="eastAsia"/>
+                <w:color w:val="000000" w:themeColor="text1"/>
+              </w:rPr>
+              <w:t>System_setGlobalEnv_Test</w:t>
+            </w:r>
+          </w:p>
+        </w:tc>
+        <w:tc>
+          <w:tcPr>
+            <w:tcW w:w="1925" w:type="dxa"/>
+          </w:tcPr>
+          <w:p>
+            <w:pPr>
+              <w:ind w:leftChars="15" w:left="31"/>
+            </w:pPr>
+            <w:r>
+              <w:rPr>
+                <w:rFonts w:hint="eastAsia"/>
+              </w:rPr>
+              <w:t>System</w:t>
+            </w:r>
+            <w:r>
+              <w:rPr>
+                <w:rFonts w:hint="eastAsia"/>
+              </w:rPr>
+              <w:t>对象</w:t>
+            </w:r>
+            <w:r>
+              <w:rPr>
+                <w:rFonts w:hint="eastAsia"/>
+                <w:color w:val="000000" w:themeColor="text1"/>
+              </w:rPr>
+              <w:t>setGlobalEnv</w:t>
+            </w:r>
+            <w:r>
+              <w:rPr>
+                <w:rFonts w:hint="eastAsia"/>
+              </w:rPr>
+              <w:t>功能</w:t>
+            </w:r>
+          </w:p>
+        </w:tc>
+        <w:tc>
+          <w:tcPr>
+            <w:tcW w:w="2237" w:type="dxa"/>
+          </w:tcPr>
+          <w:p>
+            <w:pPr>
+              <w:ind w:left="0"/>
+            </w:pPr>
+            <w:r>
+              <w:rPr>
+                <w:rFonts w:hint="eastAsia"/>
+              </w:rPr>
+              <w:t>1</w:t>
+            </w:r>
+            <w:r>
+              <w:rPr>
+                <w:rFonts w:hint="eastAsia"/>
+              </w:rPr>
+              <w:t>、创建远程</w:t>
+            </w:r>
+            <w:r>
+              <w:rPr>
+                <w:rFonts w:hint="eastAsia"/>
+              </w:rPr>
+              <w:t>System</w:t>
+            </w:r>
+            <w:r>
+              <w:rPr>
+                <w:rFonts w:hint="eastAsia"/>
+              </w:rPr>
+              <w:t>对象。</w:t>
+            </w:r>
+          </w:p>
+          <w:p>
+            <w:pPr>
+              <w:ind w:left="0"/>
+              <w:rPr>
+                <w:color w:val="000000" w:themeColor="text1"/>
+              </w:rPr>
+            </w:pPr>
+            <w:r>
+              <w:rPr>
+                <w:rFonts w:hint="eastAsia"/>
+              </w:rPr>
+              <w:t>2</w:t>
+            </w:r>
+            <w:r>
+              <w:rPr>
+                <w:rFonts w:hint="eastAsia"/>
+              </w:rPr>
+              <w:t>、调用</w:t>
+            </w:r>
+            <w:r>
+              <w:rPr>
+                <w:rFonts w:hint="eastAsia"/>
+                <w:color w:val="000000" w:themeColor="text1"/>
+              </w:rPr>
+              <w:t>getGlobalEnv</w:t>
+            </w:r>
+            <w:r>
+              <w:rPr>
+                <w:rFonts w:hint="eastAsia"/>
+              </w:rPr>
+              <w:t>()</w:t>
+            </w:r>
+            <w:r>
+              <w:rPr>
+                <w:rFonts w:hint="eastAsia"/>
+              </w:rPr>
+              <w:t>获取信息。</w:t>
+            </w:r>
+          </w:p>
+          <w:p>
+            <w:pPr>
+              <w:ind w:left="0"/>
+              <w:rPr>
+                <w:color w:val="000000" w:themeColor="text1"/>
+              </w:rPr>
+            </w:pPr>
+            <w:r>
+              <w:rPr>
+                <w:rFonts w:hint="eastAsia"/>
+              </w:rPr>
+              <w:t>3</w:t>
+            </w:r>
+            <w:r>
+              <w:rPr>
+                <w:rFonts w:hint="eastAsia"/>
+              </w:rPr>
+              <w:t>、调用</w:t>
+            </w:r>
+            <w:r>
+              <w:rPr>
+                <w:rFonts w:hint="eastAsia"/>
+                <w:color w:val="000000" w:themeColor="text1"/>
+              </w:rPr>
+              <w:t>setGlobalEnv</w:t>
+            </w:r>
+            <w:r>
+              <w:rPr>
+                <w:rFonts w:hint="eastAsia"/>
+              </w:rPr>
+              <w:t>()</w:t>
+            </w:r>
+            <w:r>
+              <w:rPr>
+                <w:rFonts w:hint="eastAsia"/>
+              </w:rPr>
+              <w:t>获取信息。</w:t>
+            </w:r>
+          </w:p>
+          <w:p>
+            <w:pPr>
+              <w:ind w:left="0"/>
+              <w:rPr>
+                <w:color w:val="000000" w:themeColor="text1"/>
+              </w:rPr>
+            </w:pPr>
+            <w:r>
+              <w:rPr>
+                <w:rFonts w:hint="eastAsia"/>
+              </w:rPr>
+              <w:t>4</w:t>
+            </w:r>
+            <w:r>
+              <w:rPr>
+                <w:rFonts w:hint="eastAsia"/>
+              </w:rPr>
+              <w:t>、调用</w:t>
+            </w:r>
+            <w:r>
+              <w:rPr>
+                <w:rFonts w:hint="eastAsia"/>
+                <w:color w:val="000000" w:themeColor="text1"/>
+              </w:rPr>
+              <w:t>getGlobalEnv</w:t>
+            </w:r>
+            <w:r>
+              <w:rPr>
+                <w:rFonts w:hint="eastAsia"/>
+              </w:rPr>
+              <w:t>()</w:t>
+            </w:r>
+            <w:r>
+              <w:rPr>
+                <w:rFonts w:hint="eastAsia"/>
+              </w:rPr>
+              <w:t>获取信息。</w:t>
+            </w:r>
+          </w:p>
+        </w:tc>
+        <w:tc>
+          <w:tcPr>
+            <w:tcW w:w="1021" w:type="dxa"/>
+          </w:tcPr>
+          <w:p>
+            <w:pPr>
+              <w:ind w:left="0"/>
+            </w:pPr>
+            <w:r>
+              <w:rPr>
+                <w:rFonts w:hint="eastAsia"/>
+                <w:b/>
+              </w:rPr>
+              <w:t>结果</w:t>
+            </w:r>
+            <w:r>
+              <w:rPr>
+                <w:rFonts w:hint="eastAsia"/>
+                <w:b/>
+              </w:rPr>
+              <w:t>1</w:t>
+            </w:r>
+            <w:r>
+              <w:rPr>
+                <w:rFonts w:hint="eastAsia"/>
+                <w:b/>
+              </w:rPr>
+              <w:t>：</w:t>
+            </w:r>
+            <w:r>
+              <w:rPr>
+                <w:rFonts w:hint="eastAsia"/>
+              </w:rPr>
+              <w:t>对比前后的显示信息增加了设置的全局环境变量。</w:t>
+            </w:r>
+          </w:p>
+          <w:p>
+            <w:pPr>
+              <w:ind w:left="0"/>
+            </w:pPr>
+            <w:r>
+              <w:rPr>
+                <w:rFonts w:hint="eastAsia"/>
+                <w:b/>
+              </w:rPr>
+              <w:t>结果</w:t>
+            </w:r>
+            <w:r>
+              <w:rPr>
+                <w:rFonts w:hint="eastAsia"/>
+                <w:b/>
+              </w:rPr>
+              <w:t>2</w:t>
+            </w:r>
+            <w:r>
+              <w:rPr>
+                <w:rFonts w:hint="eastAsia"/>
+                <w:b/>
+              </w:rPr>
+              <w:t>：</w:t>
+            </w:r>
+            <w:r>
+              <w:rPr>
+                <w:rFonts w:hint="eastAsia"/>
+              </w:rPr>
+              <w:t>调用</w:t>
+            </w:r>
+            <w:r>
+              <w:rPr>
+                <w:rFonts w:hint="eastAsia"/>
+              </w:rPr>
+              <w:t>setGlobalEnv()</w:t>
+            </w:r>
+            <w:r>
+              <w:rPr>
+                <w:rFonts w:hint="eastAsia"/>
+              </w:rPr>
+              <w:t>时返回对应的错误。</w:t>
+            </w:r>
+          </w:p>
+        </w:tc>
+      </w:tr>
+      <w:tr>
+        <w:tc>
+          <w:tcPr>
+            <w:tcW w:w="2982" w:type="dxa"/>
+          </w:tcPr>
+          <w:p>
+            <w:pPr>
+              <w:ind w:left="0"/>
+              <w:jc w:val="left"/>
+              <w:rPr>
+                <w:color w:val="DDD9C3" w:themeColor="background2" w:themeShade="E6"/>
+              </w:rPr>
+            </w:pPr>
+            <w:r>
+              <w:rPr>
+                <w:rFonts w:hint="eastAsia"/>
+                <w:color w:val="DDD9C3" w:themeColor="background2" w:themeShade="E6"/>
+              </w:rPr>
+              <w:t>System_flush_Test</w:t>
+            </w:r>
+          </w:p>
+        </w:tc>
+        <w:tc>
+          <w:tcPr>
+            <w:tcW w:w="1925" w:type="dxa"/>
+          </w:tcPr>
+          <w:p>
+            <w:pPr>
+              <w:ind w:leftChars="15" w:left="31"/>
+              <w:rPr>
+                <w:color w:val="DDD9C3" w:themeColor="background2" w:themeShade="E6"/>
+              </w:rPr>
+            </w:pPr>
+            <w:r>
+              <w:rPr>
+                <w:rFonts w:hint="eastAsia"/>
+                <w:color w:val="DDD9C3" w:themeColor="background2" w:themeShade="E6"/>
+              </w:rPr>
+              <w:t>System</w:t>
+            </w:r>
+            <w:r>
+              <w:rPr>
+                <w:rFonts w:hint="eastAsia"/>
+                <w:color w:val="DDD9C3" w:themeColor="background2" w:themeShade="E6"/>
+              </w:rPr>
+              <w:t>对象</w:t>
+            </w:r>
+            <w:r>
+              <w:rPr>
+                <w:rFonts w:hint="eastAsia"/>
+                <w:color w:val="DDD9C3" w:themeColor="background2" w:themeShade="E6"/>
+              </w:rPr>
+              <w:t>flush</w:t>
+            </w:r>
+            <w:r>
+              <w:rPr>
+                <w:rFonts w:hint="eastAsia"/>
+                <w:color w:val="DDD9C3" w:themeColor="background2" w:themeShade="E6"/>
+              </w:rPr>
+              <w:t>功能</w:t>
+            </w:r>
+          </w:p>
+        </w:tc>
+        <w:tc>
+          <w:tcPr>
+            <w:tcW w:w="2237" w:type="dxa"/>
+          </w:tcPr>
+          <w:p>
+            <w:pPr>
+              <w:ind w:left="0"/>
+              <w:rPr>
+                <w:color w:val="DDD9C3" w:themeColor="background2" w:themeShade="E6"/>
+              </w:rPr>
+            </w:pPr>
+            <w:r>
+              <w:rPr>
+                <w:rFonts w:hint="eastAsia"/>
+                <w:color w:val="DDD9C3" w:themeColor="background2" w:themeShade="E6"/>
+              </w:rPr>
+              <w:t>1</w:t>
+            </w:r>
+            <w:r>
+              <w:rPr>
+                <w:rFonts w:hint="eastAsia"/>
+                <w:color w:val="DDD9C3" w:themeColor="background2" w:themeShade="E6"/>
+              </w:rPr>
+              <w:t>、创建远程</w:t>
+            </w:r>
+            <w:r>
+              <w:rPr>
+                <w:rFonts w:hint="eastAsia"/>
+                <w:color w:val="DDD9C3" w:themeColor="background2" w:themeShade="E6"/>
+              </w:rPr>
+              <w:t>System</w:t>
+            </w:r>
+            <w:r>
+              <w:rPr>
+                <w:rFonts w:hint="eastAsia"/>
+                <w:color w:val="DDD9C3" w:themeColor="background2" w:themeShade="E6"/>
+              </w:rPr>
+              <w:t>对象。</w:t>
+            </w:r>
+          </w:p>
+        </w:tc>
+        <w:tc>
+          <w:tcPr>
+            <w:tcW w:w="1021" w:type="dxa"/>
+          </w:tcPr>
+          <w:p>
+            <w:pPr>
+              <w:ind w:left="0"/>
+              <w:rPr>
+                <w:color w:val="DDD9C3" w:themeColor="background2" w:themeShade="E6"/>
+              </w:rPr>
+            </w:pPr>
+            <w:r>
+              <w:rPr>
+                <w:rFonts w:hint="eastAsia"/>
+                <w:color w:val="DDD9C3" w:themeColor="background2" w:themeShade="E6"/>
+              </w:rPr>
+              <w:t>TODO</w:t>
+            </w:r>
+          </w:p>
+        </w:tc>
+      </w:tr>
+      <w:tr>
+        <w:tc>
+          <w:tcPr>
+            <w:tcW w:w="2982" w:type="dxa"/>
+          </w:tcPr>
+          <w:p>
+            <w:pPr>
+              <w:ind w:left="0"/>
+              <w:jc w:val="left"/>
+              <w:rPr>
+                <w:color w:val="000000" w:themeColor="text1"/>
+              </w:rPr>
+            </w:pPr>
+            <w:r>
+              <w:rPr>
+                <w:rFonts w:hint="eastAsia"/>
+                <w:color w:val="000000" w:themeColor="text1"/>
+              </w:rPr>
+              <w:t>System_listLoginUser_Test</w:t>
+            </w:r>
+          </w:p>
+        </w:tc>
+        <w:tc>
+          <w:tcPr>
+            <w:tcW w:w="1925" w:type="dxa"/>
+          </w:tcPr>
+          <w:p>
+            <w:pPr>
+              <w:ind w:leftChars="15" w:left="31"/>
+            </w:pPr>
+            <w:r>
+              <w:rPr>
+                <w:rFonts w:hint="eastAsia"/>
+              </w:rPr>
+              <w:t>System</w:t>
+            </w:r>
+            <w:r>
+              <w:rPr>
+                <w:rFonts w:hint="eastAsia"/>
+              </w:rPr>
+              <w:t>对象</w:t>
+            </w:r>
+            <w:r>
+              <w:rPr>
+                <w:rFonts w:hint="eastAsia"/>
+                <w:color w:val="000000" w:themeColor="text1"/>
+              </w:rPr>
+              <w:t>listLoginUser</w:t>
+            </w:r>
+            <w:r>
+              <w:rPr>
+                <w:rFonts w:hint="eastAsia"/>
+              </w:rPr>
+              <w:t>功能</w:t>
+            </w:r>
+          </w:p>
+        </w:tc>
+        <w:tc>
+          <w:tcPr>
+            <w:tcW w:w="2237" w:type="dxa"/>
+          </w:tcPr>
+          <w:p>
+            <w:pPr>
+              <w:ind w:left="0"/>
+            </w:pPr>
+            <w:r>
+              <w:rPr>
+                <w:rFonts w:hint="eastAsia"/>
+              </w:rPr>
+              <w:t>1</w:t>
+            </w:r>
+            <w:r>
+              <w:rPr>
+                <w:rFonts w:hint="eastAsia"/>
+              </w:rPr>
+              <w:t>、创建远程</w:t>
+            </w:r>
+            <w:r>
+              <w:rPr>
+                <w:rFonts w:hint="eastAsia"/>
+              </w:rPr>
+              <w:t>System</w:t>
+            </w:r>
+            <w:r>
+              <w:rPr>
+                <w:rFonts w:hint="eastAsia"/>
+              </w:rPr>
+              <w:t>对象。</w:t>
+            </w:r>
+          </w:p>
+          <w:p>
+            <w:pPr>
+              <w:ind w:left="0"/>
+              <w:rPr>
+                <w:color w:val="000000" w:themeColor="text1"/>
+              </w:rPr>
+            </w:pPr>
+            <w:r>
+              <w:rPr>
+                <w:rFonts w:hint="eastAsia"/>
+              </w:rPr>
+              <w:t>2</w:t>
+            </w:r>
+            <w:r>
+              <w:rPr>
+                <w:rFonts w:hint="eastAsia"/>
+              </w:rPr>
+              <w:t>、调用</w:t>
+            </w:r>
+            <w:r>
+              <w:rPr>
+                <w:rFonts w:hint="eastAsia"/>
+                <w:color w:val="000000" w:themeColor="text1"/>
+              </w:rPr>
+              <w:t>listLoginUser</w:t>
+            </w:r>
+            <w:r>
+              <w:rPr>
+                <w:rFonts w:hint="eastAsia"/>
+              </w:rPr>
+              <w:t>()</w:t>
+            </w:r>
+            <w:r>
+              <w:rPr>
+                <w:rFonts w:hint="eastAsia"/>
+              </w:rPr>
+              <w:t>获取信息。</w:t>
+            </w:r>
+          </w:p>
+        </w:tc>
+        <w:tc>
+          <w:tcPr>
+            <w:tcW w:w="1021" w:type="dxa"/>
+          </w:tcPr>
+          <w:p>
+            <w:pPr>
+              <w:ind w:left="0"/>
+            </w:pPr>
+            <w:r>
+              <w:rPr>
+                <w:rFonts w:hint="eastAsia"/>
+                <w:b/>
+              </w:rPr>
+              <w:t>结果</w:t>
+            </w:r>
+            <w:r>
+              <w:rPr>
+                <w:rFonts w:hint="eastAsia"/>
+                <w:b/>
+              </w:rPr>
+              <w:t>1</w:t>
+            </w:r>
+            <w:r>
+              <w:rPr>
+                <w:rFonts w:hint="eastAsia"/>
+                <w:b/>
+              </w:rPr>
+              <w:t>：</w:t>
+            </w:r>
+            <w:r>
+              <w:rPr>
+                <w:rFonts w:hint="eastAsia"/>
+              </w:rPr>
+              <w:t>显示登录的用户</w:t>
+            </w:r>
+            <w:r>
+              <w:rPr>
+                <w:rFonts w:hint="eastAsia"/>
+              </w:rPr>
+              <w:t>。</w:t>
+            </w:r>
+          </w:p>
+          <w:p>
+            <w:pPr>
+              <w:ind w:left="0"/>
+            </w:pPr>
+            <w:r>
+              <w:rPr>
+                <w:rFonts w:hint="eastAsia"/>
+                <w:b/>
+              </w:rPr>
+              <w:t>结果</w:t>
+            </w:r>
+            <w:r>
+              <w:rPr>
+                <w:rFonts w:hint="eastAsia"/>
+                <w:b/>
+              </w:rPr>
+              <w:t>2</w:t>
+            </w:r>
+            <w:r>
+              <w:rPr>
+                <w:rFonts w:hint="eastAsia"/>
+                <w:b/>
+              </w:rPr>
+              <w:t>：</w:t>
+            </w:r>
+            <w:r>
+              <w:rPr>
+                <w:rFonts w:hint="eastAsia"/>
+              </w:rPr>
+              <w:t>返回对应的错误码。</w:t>
+            </w:r>
+          </w:p>
+        </w:tc>
+      </w:tr>
+      <w:tr>
+        <w:tc>
+          <w:tcPr>
+            <w:tcW w:w="2982" w:type="dxa"/>
+          </w:tcPr>
+          <w:p>
+            <w:pPr>
+              <w:ind w:left="0"/>
+              <w:jc w:val="left"/>
+              <w:rPr>
+                <w:color w:val="000000" w:themeColor="text1"/>
+              </w:rPr>
+            </w:pPr>
+            <w:r>
+              <w:rPr>
+                <w:rFonts w:hint="eastAsia"/>
+                <w:color w:val="000000" w:themeColor="text1"/>
+              </w:rPr>
+              <w:t>System_listAllUser_Test</w:t>
+            </w:r>
+          </w:p>
+        </w:tc>
+        <w:tc>
+          <w:tcPr>
+            <w:tcW w:w="1925" w:type="dxa"/>
+          </w:tcPr>
+          <w:p>
+            <w:pPr>
+              <w:ind w:leftChars="15" w:left="31"/>
+            </w:pPr>
+            <w:r>
+              <w:rPr>
+                <w:rFonts w:hint="eastAsia"/>
+              </w:rPr>
+              <w:t>System</w:t>
+            </w:r>
+            <w:r>
+              <w:rPr>
+                <w:rFonts w:hint="eastAsia"/>
+              </w:rPr>
+              <w:t>对象</w:t>
+            </w:r>
+            <w:r>
+              <w:rPr>
+                <w:rFonts w:hint="eastAsia"/>
+                <w:color w:val="000000" w:themeColor="text1"/>
+              </w:rPr>
+              <w:t>listAllUser</w:t>
+            </w:r>
+            <w:r>
+              <w:rPr>
+                <w:rFonts w:hint="eastAsia"/>
+              </w:rPr>
+              <w:t>功能</w:t>
+            </w:r>
+          </w:p>
+        </w:tc>
+        <w:tc>
+          <w:tcPr>
+            <w:tcW w:w="2237" w:type="dxa"/>
+          </w:tcPr>
+          <w:p>
+            <w:pPr>
+              <w:ind w:left="0"/>
+            </w:pPr>
+            <w:r>
+              <w:rPr>
+                <w:rFonts w:hint="eastAsia"/>
+              </w:rPr>
+              <w:t>1</w:t>
+            </w:r>
+            <w:r>
+              <w:rPr>
+                <w:rFonts w:hint="eastAsia"/>
+              </w:rPr>
+              <w:t>、创建远程</w:t>
+            </w:r>
+            <w:r>
+              <w:rPr>
+                <w:rFonts w:hint="eastAsia"/>
+              </w:rPr>
+              <w:t>System</w:t>
+            </w:r>
+            <w:r>
+              <w:rPr>
+                <w:rFonts w:hint="eastAsia"/>
+              </w:rPr>
+              <w:t>对象。</w:t>
+            </w:r>
+          </w:p>
+          <w:p>
+            <w:pPr>
+              <w:ind w:left="0"/>
+              <w:rPr>
+                <w:color w:val="000000" w:themeColor="text1"/>
+              </w:rPr>
+            </w:pPr>
+            <w:r>
+              <w:rPr>
+                <w:rFonts w:hint="eastAsia"/>
+              </w:rPr>
+              <w:t>2</w:t>
+            </w:r>
+            <w:r>
+              <w:rPr>
+                <w:rFonts w:hint="eastAsia"/>
+              </w:rPr>
+              <w:t>、调用</w:t>
+            </w:r>
+            <w:r>
+              <w:rPr>
+                <w:rFonts w:hint="eastAsia"/>
+                <w:color w:val="000000" w:themeColor="text1"/>
+              </w:rPr>
+              <w:t>listAllUser</w:t>
+            </w:r>
+            <w:r>
+              <w:rPr>
+                <w:rFonts w:hint="eastAsia"/>
+              </w:rPr>
+              <w:t>()</w:t>
+            </w:r>
+            <w:r>
+              <w:rPr>
+                <w:rFonts w:hint="eastAsia"/>
+              </w:rPr>
+              <w:t>获取信息。</w:t>
+            </w:r>
+          </w:p>
+        </w:tc>
+        <w:tc>
+          <w:tcPr>
+            <w:tcW w:w="1021" w:type="dxa"/>
+          </w:tcPr>
+          <w:p>
+            <w:pPr>
+              <w:ind w:left="0"/>
+            </w:pPr>
+            <w:r>
+              <w:rPr>
+                <w:rFonts w:hint="eastAsia"/>
+                <w:b/>
+              </w:rPr>
+              <w:t>结果</w:t>
+            </w:r>
+            <w:r>
+              <w:rPr>
+                <w:rFonts w:hint="eastAsia"/>
+                <w:b/>
+              </w:rPr>
+              <w:t>1</w:t>
+            </w:r>
+            <w:r>
+              <w:rPr>
+                <w:rFonts w:hint="eastAsia"/>
+                <w:b/>
+              </w:rPr>
+              <w:t>：</w:t>
+            </w:r>
+            <w:r>
+              <w:rPr>
+                <w:rFonts w:hint="eastAsia"/>
+              </w:rPr>
+              <w:t>显示全部用户</w:t>
+            </w:r>
+            <w:r>
+              <w:rPr>
+                <w:rFonts w:hint="eastAsia"/>
+              </w:rPr>
+              <w:t>。</w:t>
+            </w:r>
+          </w:p>
+          <w:p>
+            <w:pPr>
+              <w:ind w:left="0"/>
+            </w:pPr>
+            <w:r>
+              <w:rPr>
+                <w:rFonts w:hint="eastAsia"/>
+                <w:b/>
+              </w:rPr>
+              <w:t>结果</w:t>
+            </w:r>
+            <w:r>
+              <w:rPr>
+                <w:rFonts w:hint="eastAsia"/>
+                <w:b/>
+              </w:rPr>
+              <w:t>2</w:t>
+            </w:r>
+            <w:r>
+              <w:rPr>
+                <w:rFonts w:hint="eastAsia"/>
+                <w:b/>
+              </w:rPr>
+              <w:t>：</w:t>
+            </w:r>
+            <w:r>
+              <w:rPr>
+                <w:rFonts w:hint="eastAsia"/>
+              </w:rPr>
+              <w:t>返回对应的错误码。</w:t>
+            </w:r>
+          </w:p>
+        </w:tc>
+      </w:tr>
+      <w:tr>
+        <w:tc>
+          <w:tcPr>
+            <w:tcW w:w="2982" w:type="dxa"/>
+          </w:tcPr>
+          <w:p>
+            <w:pPr>
+              <w:ind w:left="0"/>
+            </w:pPr>
+            <w:r>
+              <w:rPr>
+                <w:rFonts w:hint="eastAsia"/>
+              </w:rPr>
+              <w:t>File_read</w:t>
+            </w:r>
+            <w:r>
+              <w:rPr>
+                <w:rFonts w:hint="eastAsia"/>
+                <w:color w:val="000000" w:themeColor="text1"/>
+              </w:rPr>
+              <w:t>_Test</w:t>
+            </w:r>
+          </w:p>
+        </w:tc>
+        <w:tc>
+          <w:tcPr>
+            <w:tcW w:w="1925" w:type="dxa"/>
+          </w:tcPr>
+          <w:p>
+            <w:pPr>
+              <w:ind w:left="0"/>
+            </w:pPr>
+            <w:r>
+              <w:rPr>
+                <w:rFonts w:hint="eastAsia"/>
+              </w:rPr>
+              <w:t>File</w:t>
+            </w:r>
+            <w:r>
+              <w:rPr>
+                <w:rFonts w:hint="eastAsia"/>
+              </w:rPr>
+              <w:t>对象</w:t>
+            </w:r>
+            <w:r>
+              <w:rPr>
+                <w:rFonts w:hint="eastAsia"/>
+              </w:rPr>
+              <w:t>read</w:t>
+            </w:r>
+            <w:r>
+              <w:rPr>
+                <w:rFonts w:hint="eastAsia"/>
+              </w:rPr>
+              <w:t>功能</w:t>
+            </w:r>
+          </w:p>
+        </w:tc>
+        <w:tc>
+          <w:tcPr>
+            <w:tcW w:w="2237" w:type="dxa"/>
+          </w:tcPr>
+          <w:p>
+            <w:pPr>
+              <w:ind w:left="0"/>
+            </w:pPr>
+            <w:r>
+              <w:rPr>
+                <w:rFonts w:hint="eastAsia"/>
+              </w:rPr>
+              <w:t>1</w:t>
+            </w:r>
+            <w:r>
+              <w:rPr>
+                <w:rFonts w:hint="eastAsia"/>
+              </w:rPr>
+              <w:t>、创建远程</w:t>
+            </w:r>
+            <w:r>
+              <w:rPr>
+                <w:rFonts w:hint="eastAsia"/>
+              </w:rPr>
+              <w:t>File</w:t>
+            </w:r>
+            <w:r>
+              <w:rPr>
+                <w:rFonts w:hint="eastAsia"/>
+              </w:rPr>
+              <w:t>对象。</w:t>
+            </w:r>
+          </w:p>
+          <w:p>
+            <w:pPr>
+              <w:ind w:left="0"/>
+            </w:pPr>
+            <w:r>
+              <w:rPr>
+                <w:rFonts w:hint="eastAsia"/>
+              </w:rPr>
+              <w:t>2</w:t>
+            </w:r>
+            <w:r>
+              <w:rPr>
+                <w:rFonts w:hint="eastAsia"/>
+              </w:rPr>
+              <w:t>、调用</w:t>
+            </w:r>
+            <w:r>
+              <w:rPr>
+                <w:rFonts w:hint="eastAsia"/>
+              </w:rPr>
+              <w:t>read</w:t>
+            </w:r>
+            <w:r>
+              <w:rPr>
+                <w:rFonts w:hint="eastAsia"/>
+              </w:rPr>
+              <w:t>()</w:t>
+            </w:r>
+            <w:r>
+              <w:rPr>
+                <w:rFonts w:hint="eastAsia"/>
+              </w:rPr>
+              <w:t>进行文件读操作</w:t>
+            </w:r>
+            <w:r>
+              <w:rPr>
+                <w:rFonts w:hint="eastAsia"/>
+              </w:rPr>
+              <w:t>。</w:t>
+            </w:r>
+          </w:p>
+        </w:tc>
+        <w:tc>
+          <w:tcPr>
+            <w:tcW w:w="1021" w:type="dxa"/>
+          </w:tcPr>
+          <w:p>
+            <w:pPr>
+              <w:ind w:left="0"/>
+            </w:pPr>
+            <w:r>
+              <w:rPr>
+                <w:rFonts w:hint="eastAsia"/>
+                <w:b/>
+              </w:rPr>
+              <w:t>结果</w:t>
+            </w:r>
+            <w:r>
+              <w:rPr>
+                <w:rFonts w:hint="eastAsia"/>
+                <w:b/>
+              </w:rPr>
+              <w:t>1</w:t>
+            </w:r>
+            <w:r>
+              <w:rPr>
+                <w:rFonts w:hint="eastAsia"/>
+                <w:b/>
+              </w:rPr>
+              <w:t>：</w:t>
+            </w:r>
+            <w:r>
+              <w:rPr>
+                <w:rFonts w:hint="eastAsia"/>
+              </w:rPr>
+              <w:t>显示读取的文件内容</w:t>
+            </w:r>
+            <w:r>
+              <w:rPr>
+                <w:rFonts w:hint="eastAsia"/>
+              </w:rPr>
+              <w:t>。</w:t>
+            </w:r>
+          </w:p>
+          <w:p>
+            <w:pPr>
+              <w:ind w:left="0"/>
+            </w:pPr>
+            <w:r>
+              <w:rPr>
+                <w:rFonts w:hint="eastAsia"/>
+                <w:b/>
+              </w:rPr>
+              <w:t>结果</w:t>
+            </w:r>
+            <w:r>
+              <w:rPr>
+                <w:rFonts w:hint="eastAsia"/>
+                <w:b/>
+              </w:rPr>
+              <w:t>2</w:t>
+            </w:r>
+            <w:r>
+              <w:rPr>
+                <w:rFonts w:hint="eastAsia"/>
+                <w:b/>
+              </w:rPr>
+              <w:t>：</w:t>
+            </w:r>
+            <w:r>
+              <w:rPr>
+                <w:rFonts w:hint="eastAsia"/>
+              </w:rPr>
+              <w:t>返回对应的错误码。</w:t>
+            </w:r>
+          </w:p>
+        </w:tc>
+      </w:tr>
+      <w:tr>
+        <w:tc>
+          <w:tcPr>
+            <w:tcW w:w="2982" w:type="dxa"/>
+          </w:tcPr>
+          <w:p>
+            <w:pPr>
+              <w:ind w:left="0"/>
+            </w:pPr>
+            <w:r>
+              <w:rPr>
+                <w:rFonts w:hint="eastAsia"/>
+              </w:rPr>
+              <w:t>File_write</w:t>
+            </w:r>
+            <w:r>
+              <w:rPr>
+                <w:rFonts w:hint="eastAsia"/>
+                <w:color w:val="000000" w:themeColor="text1"/>
+              </w:rPr>
+              <w:t>_Test</w:t>
+            </w:r>
+          </w:p>
+        </w:tc>
+        <w:tc>
+          <w:tcPr>
+            <w:tcW w:w="1925" w:type="dxa"/>
+          </w:tcPr>
+          <w:p>
+            <w:pPr>
+              <w:ind w:left="0"/>
+            </w:pPr>
+            <w:r>
+              <w:rPr>
+                <w:rFonts w:hint="eastAsia"/>
+              </w:rPr>
+              <w:t>File</w:t>
+            </w:r>
+            <w:r>
+              <w:rPr>
+                <w:rFonts w:hint="eastAsia"/>
+              </w:rPr>
+              <w:t>对象</w:t>
+            </w:r>
+            <w:r>
+              <w:rPr>
+                <w:rFonts w:hint="eastAsia"/>
+              </w:rPr>
+              <w:t>write</w:t>
+            </w:r>
+            <w:r>
+              <w:rPr>
+                <w:rFonts w:hint="eastAsia"/>
+              </w:rPr>
+              <w:t>功能</w:t>
+            </w:r>
+          </w:p>
+        </w:tc>
+        <w:tc>
+          <w:tcPr>
+            <w:tcW w:w="2237" w:type="dxa"/>
+          </w:tcPr>
+          <w:p>
+            <w:pPr>
+              <w:ind w:left="0"/>
+            </w:pPr>
+            <w:r>
+              <w:rPr>
+                <w:rFonts w:hint="eastAsia"/>
+              </w:rPr>
+              <w:t>1</w:t>
+            </w:r>
+            <w:r>
+              <w:rPr>
+                <w:rFonts w:hint="eastAsia"/>
+              </w:rPr>
+              <w:t>、创建远程</w:t>
+            </w:r>
+            <w:r>
+              <w:rPr>
+                <w:rFonts w:hint="eastAsia"/>
+              </w:rPr>
+              <w:t>File</w:t>
+            </w:r>
+            <w:r>
+              <w:rPr>
+                <w:rFonts w:hint="eastAsia"/>
+              </w:rPr>
+              <w:t>对象。</w:t>
+            </w:r>
+          </w:p>
+          <w:p>
+            <w:pPr>
+              <w:ind w:left="0"/>
+            </w:pPr>
+            <w:r>
+              <w:rPr>
+                <w:rFonts w:hint="eastAsia"/>
+              </w:rPr>
+              <w:t>2</w:t>
+            </w:r>
+            <w:r>
+              <w:rPr>
+                <w:rFonts w:hint="eastAsia"/>
+              </w:rPr>
+              <w:t>、调用</w:t>
+            </w:r>
+            <w:r>
+              <w:rPr>
+                <w:rFonts w:hint="eastAsia"/>
+              </w:rPr>
+              <w:t>read()</w:t>
+            </w:r>
+            <w:r>
+              <w:rPr>
+                <w:rFonts w:hint="eastAsia"/>
+              </w:rPr>
+              <w:t>进行文件读操作。</w:t>
+            </w:r>
+          </w:p>
+          <w:p>
+            <w:pPr>
+              <w:ind w:left="0"/>
+            </w:pPr>
+            <w:r>
+              <w:rPr>
+                <w:rFonts w:hint="eastAsia"/>
+              </w:rPr>
+              <w:t>3</w:t>
+            </w:r>
+            <w:r>
+              <w:rPr>
+                <w:rFonts w:hint="eastAsia"/>
+              </w:rPr>
+              <w:t>、调用</w:t>
+            </w:r>
+            <w:r>
+              <w:rPr>
+                <w:rFonts w:hint="eastAsia"/>
+              </w:rPr>
+              <w:t>write</w:t>
+            </w:r>
+            <w:r>
+              <w:rPr>
+                <w:rFonts w:hint="eastAsia"/>
+              </w:rPr>
+              <w:t>()</w:t>
+            </w:r>
+            <w:r>
+              <w:rPr>
+                <w:rFonts w:hint="eastAsia"/>
+              </w:rPr>
+              <w:t>进</w:t>
+            </w:r>
+            <w:r>
+              <w:rPr>
+                <w:rFonts w:hint="eastAsia"/>
+              </w:rPr>
               <w:lastRenderedPageBreak/>
-              <w:t>getPID</w:t>
-            </w:r>
-            <w:r>
-              <w:rPr>
-                <w:rFonts w:hint="eastAsia"/>
-              </w:rPr>
-              <w:t>功能</w:t>
-            </w:r>
-          </w:p>
-        </w:tc>
-        <w:tc>
-          <w:tcPr>
-            <w:tcW w:w="2237" w:type="dxa"/>
-          </w:tcPr>
-          <w:p>
-            <w:pPr>
-              <w:ind w:left="0"/>
-            </w:pPr>
-            <w:r>
-              <w:rPr>
-                <w:rFonts w:hint="eastAsia"/>
-              </w:rPr>
-              <w:lastRenderedPageBreak/>
-              <w:t>1</w:t>
-            </w:r>
-            <w:r>
-              <w:rPr>
-                <w:rFonts w:hint="eastAsia"/>
-              </w:rPr>
-              <w:t>、创建远程</w:t>
-            </w:r>
-            <w:r>
-              <w:rPr>
-                <w:rFonts w:hint="eastAsia"/>
-              </w:rPr>
-              <w:lastRenderedPageBreak/>
-              <w:t>System</w:t>
-            </w:r>
-            <w:r>
-              <w:rPr>
-                <w:rFonts w:hint="eastAsia"/>
-              </w:rPr>
-              <w:t>对象。</w:t>
-            </w:r>
-          </w:p>
-          <w:p>
-            <w:pPr>
-              <w:ind w:left="0"/>
-            </w:pPr>
-            <w:r>
-              <w:rPr>
-                <w:rFonts w:hint="eastAsia"/>
-              </w:rPr>
-              <w:t>2</w:t>
+              <w:t>行文件写</w:t>
+            </w:r>
+            <w:r>
+              <w:rPr>
+                <w:rFonts w:hint="eastAsia"/>
+              </w:rPr>
+              <w:t>操作</w:t>
+            </w:r>
+            <w:r>
+              <w:rPr>
+                <w:rFonts w:hint="eastAsia"/>
+              </w:rPr>
+              <w:t>。</w:t>
+            </w:r>
+          </w:p>
+          <w:p>
+            <w:pPr>
+              <w:ind w:left="0"/>
+            </w:pPr>
+            <w:r>
+              <w:rPr>
+                <w:rFonts w:hint="eastAsia"/>
+              </w:rPr>
+              <w:t>4</w:t>
             </w:r>
             <w:r>
               <w:rPr>
@@ -17399,27 +20774,43 @@
             <w:r>
               <w:rPr>
                 <w:rFonts w:hint="eastAsia"/>
-                <w:color w:val="000000" w:themeColor="text1"/>
-              </w:rPr>
-              <w:t>getPID</w:t>
-            </w:r>
-            <w:r>
-              <w:rPr>
-                <w:rFonts w:hint="eastAsia"/>
-              </w:rPr>
-              <w:t>()</w:t>
-            </w:r>
-            <w:r>
-              <w:rPr>
-                <w:rFonts w:hint="eastAsia"/>
-              </w:rPr>
-              <w:t>获取信息</w:t>
-            </w:r>
-            <w:r>
-              <w:rPr>
-                <w:rFonts w:hint="eastAsia"/>
-              </w:rPr>
-              <w:t>。</w:t>
+              </w:rPr>
+              <w:t>seek()</w:t>
+            </w:r>
+            <w:r>
+              <w:rPr>
+                <w:rFonts w:hint="eastAsia"/>
+              </w:rPr>
+              <w:t>移动文件指针。</w:t>
+            </w:r>
+          </w:p>
+          <w:p>
+            <w:pPr>
+              <w:ind w:left="0"/>
+            </w:pPr>
+            <w:r>
+              <w:rPr>
+                <w:rFonts w:hint="eastAsia"/>
+              </w:rPr>
+              <w:t>5</w:t>
+            </w:r>
+            <w:r>
+              <w:rPr>
+                <w:rFonts w:hint="eastAsia"/>
+              </w:rPr>
+              <w:t>、调用</w:t>
+            </w:r>
+            <w:r>
+              <w:rPr>
+                <w:rFonts w:hint="eastAsia"/>
+              </w:rPr>
+              <w:t>read()</w:t>
+            </w:r>
+            <w:r>
+              <w:rPr>
+                <w:rFonts w:hint="eastAsia"/>
+              </w:rPr>
+              <w:t>进行文件读操作。</w:t>
             </w:r>
           </w:p>
         </w:tc>
@@ -17457,3330 +20848,75 @@
               <w:rPr>
                 <w:rFonts w:hint="eastAsia"/>
               </w:rPr>
-              <w:t>显示当</w:t>
+              <w:t>调用</w:t>
+            </w:r>
+            <w:r>
+              <w:rPr>
+                <w:rFonts w:hint="eastAsia"/>
+              </w:rPr>
+              <w:t>write()</w:t>
+            </w:r>
+            <w:r>
+              <w:rPr>
+                <w:rFonts w:hint="eastAsia"/>
+              </w:rPr>
+              <w:t>后</w:t>
+            </w:r>
+            <w:r>
+              <w:rPr>
+                <w:rFonts w:hint="eastAsia"/>
+              </w:rPr>
+              <w:t>read()</w:t>
+            </w:r>
+            <w:r>
+              <w:rPr>
+                <w:rFonts w:hint="eastAsia"/>
+              </w:rPr>
+              <w:t>显示的结果增加了写的部分</w:t>
+            </w:r>
+            <w:r>
+              <w:rPr>
+                <w:rFonts w:hint="eastAsia"/>
+              </w:rPr>
+              <w:t>。</w:t>
+            </w:r>
+          </w:p>
+          <w:p>
+            <w:pPr>
+              <w:ind w:left="0"/>
+            </w:pPr>
+            <w:r>
+              <w:rPr>
+                <w:rFonts w:hint="eastAsia"/>
+                <w:b/>
+              </w:rPr>
+              <w:t>结果</w:t>
+            </w:r>
+            <w:r>
+              <w:rPr>
+                <w:rFonts w:hint="eastAsia"/>
+                <w:b/>
+              </w:rPr>
+              <w:t>2</w:t>
+            </w:r>
+            <w:r>
+              <w:rPr>
+                <w:rFonts w:hint="eastAsia"/>
+                <w:b/>
+              </w:rPr>
+              <w:t>：</w:t>
+            </w:r>
+            <w:r>
+              <w:rPr>
+                <w:rFonts w:hint="eastAsia"/>
+              </w:rPr>
+              <w:t>在调用</w:t>
             </w:r>
             <w:r>
               <w:rPr>
                 <w:rFonts w:hint="eastAsia"/>
               </w:rPr>
               <w:lastRenderedPageBreak/>
-              <w:t>前进程</w:t>
-            </w:r>
-            <w:r>
-              <w:rPr>
-                <w:rFonts w:hint="eastAsia"/>
-              </w:rPr>
-              <w:t>ID</w:t>
-            </w:r>
-            <w:r>
-              <w:rPr>
-                <w:rFonts w:hint="eastAsia"/>
-              </w:rPr>
-              <w:t>。</w:t>
-            </w:r>
-          </w:p>
-          <w:p>
-            <w:pPr>
-              <w:ind w:left="0"/>
-            </w:pPr>
-            <w:r>
-              <w:rPr>
-                <w:rFonts w:hint="eastAsia"/>
-                <w:b/>
-              </w:rPr>
-              <w:t>结果</w:t>
-            </w:r>
-            <w:r>
-              <w:rPr>
-                <w:rFonts w:hint="eastAsia"/>
-                <w:b/>
-              </w:rPr>
-              <w:t>2</w:t>
-            </w:r>
-            <w:r>
-              <w:rPr>
-                <w:rFonts w:hint="eastAsia"/>
-                <w:b/>
-              </w:rPr>
-              <w:t>：</w:t>
-            </w:r>
-            <w:r>
-              <w:rPr>
-                <w:rFonts w:hint="eastAsia"/>
-              </w:rPr>
-              <w:t>返回对应的错误码。</w:t>
-            </w:r>
-          </w:p>
-        </w:tc>
-      </w:tr>
-      <w:tr>
-        <w:tc>
-          <w:tcPr>
-            <w:tcW w:w="2982" w:type="dxa"/>
-          </w:tcPr>
-          <w:p>
-            <w:pPr>
-              <w:ind w:left="0"/>
-              <w:jc w:val="left"/>
-              <w:rPr>
-                <w:color w:val="000000" w:themeColor="text1"/>
-              </w:rPr>
-            </w:pPr>
-            <w:r>
-              <w:rPr>
-                <w:rFonts w:hint="eastAsia"/>
-                <w:color w:val="000000" w:themeColor="text1"/>
-              </w:rPr>
-              <w:lastRenderedPageBreak/>
-              <w:t>System_getTID_Test</w:t>
-            </w:r>
-          </w:p>
-        </w:tc>
-        <w:tc>
-          <w:tcPr>
-            <w:tcW w:w="1925" w:type="dxa"/>
-          </w:tcPr>
-          <w:p>
-            <w:pPr>
-              <w:ind w:leftChars="15" w:left="31"/>
-            </w:pPr>
-            <w:r>
-              <w:rPr>
-                <w:rFonts w:hint="eastAsia"/>
-              </w:rPr>
-              <w:t>System</w:t>
-            </w:r>
-            <w:r>
-              <w:rPr>
-                <w:rFonts w:hint="eastAsia"/>
-              </w:rPr>
-              <w:t>对象</w:t>
-            </w:r>
-            <w:r>
-              <w:rPr>
-                <w:rFonts w:hint="eastAsia"/>
-                <w:color w:val="000000" w:themeColor="text1"/>
-              </w:rPr>
-              <w:t>getTID</w:t>
-            </w:r>
-            <w:r>
-              <w:rPr>
-                <w:rFonts w:hint="eastAsia"/>
-              </w:rPr>
-              <w:t>功能</w:t>
-            </w:r>
-          </w:p>
-        </w:tc>
-        <w:tc>
-          <w:tcPr>
-            <w:tcW w:w="2237" w:type="dxa"/>
-          </w:tcPr>
-          <w:p>
-            <w:pPr>
-              <w:ind w:left="0"/>
-            </w:pPr>
-            <w:r>
-              <w:rPr>
-                <w:rFonts w:hint="eastAsia"/>
-              </w:rPr>
-              <w:t>1</w:t>
-            </w:r>
-            <w:r>
-              <w:rPr>
-                <w:rFonts w:hint="eastAsia"/>
-              </w:rPr>
-              <w:t>、创建远程</w:t>
-            </w:r>
-            <w:r>
-              <w:rPr>
-                <w:rFonts w:hint="eastAsia"/>
-              </w:rPr>
-              <w:t>System</w:t>
-            </w:r>
-            <w:r>
-              <w:rPr>
-                <w:rFonts w:hint="eastAsia"/>
-              </w:rPr>
-              <w:t>对象。</w:t>
-            </w:r>
-          </w:p>
-          <w:p>
-            <w:pPr>
-              <w:ind w:left="0"/>
-            </w:pPr>
-            <w:r>
-              <w:rPr>
-                <w:rFonts w:hint="eastAsia"/>
-              </w:rPr>
-              <w:t>2</w:t>
-            </w:r>
-            <w:r>
-              <w:rPr>
-                <w:rFonts w:hint="eastAsia"/>
-              </w:rPr>
-              <w:t>、调用</w:t>
-            </w:r>
-            <w:r>
-              <w:rPr>
-                <w:rFonts w:hint="eastAsia"/>
-                <w:color w:val="000000" w:themeColor="text1"/>
-              </w:rPr>
-              <w:t>getTID</w:t>
-            </w:r>
-            <w:r>
-              <w:rPr>
-                <w:rFonts w:hint="eastAsia"/>
-              </w:rPr>
-              <w:t>()</w:t>
-            </w:r>
-            <w:r>
-              <w:rPr>
-                <w:rFonts w:hint="eastAsia"/>
-              </w:rPr>
-              <w:t>获取信息</w:t>
-            </w:r>
-            <w:r>
-              <w:rPr>
-                <w:rFonts w:hint="eastAsia"/>
-              </w:rPr>
-              <w:t>。</w:t>
-            </w:r>
-          </w:p>
-        </w:tc>
-        <w:tc>
-          <w:tcPr>
-            <w:tcW w:w="1021" w:type="dxa"/>
-          </w:tcPr>
-          <w:p>
-            <w:pPr>
-              <w:ind w:left="0"/>
-            </w:pPr>
-            <w:r>
-              <w:rPr>
-                <w:rFonts w:hint="eastAsia"/>
-                <w:b/>
-              </w:rPr>
-              <w:t>结果</w:t>
-            </w:r>
-            <w:r>
-              <w:rPr>
-                <w:rFonts w:hint="eastAsia"/>
-                <w:b/>
-              </w:rPr>
-              <w:t>1</w:t>
-            </w:r>
-            <w:r>
-              <w:rPr>
-                <w:rFonts w:hint="eastAsia"/>
-                <w:b/>
-              </w:rPr>
-              <w:t>：</w:t>
-            </w:r>
-            <w:r>
-              <w:rPr>
-                <w:rFonts w:hint="eastAsia"/>
-              </w:rPr>
-              <w:t>显示当前</w:t>
-            </w:r>
-            <w:r>
-              <w:rPr>
-                <w:rFonts w:hint="eastAsia"/>
-              </w:rPr>
-              <w:t>线程</w:t>
-            </w:r>
-            <w:r>
-              <w:rPr>
-                <w:rFonts w:hint="eastAsia"/>
-              </w:rPr>
-              <w:t>ID</w:t>
-            </w:r>
-            <w:r>
-              <w:rPr>
-                <w:rFonts w:hint="eastAsia"/>
-              </w:rPr>
-              <w:t>。</w:t>
-            </w:r>
-          </w:p>
-          <w:p>
-            <w:pPr>
-              <w:ind w:left="0"/>
-            </w:pPr>
-            <w:r>
-              <w:rPr>
-                <w:rFonts w:hint="eastAsia"/>
-                <w:b/>
-              </w:rPr>
-              <w:t>结果</w:t>
-            </w:r>
-            <w:r>
-              <w:rPr>
-                <w:rFonts w:hint="eastAsia"/>
-                <w:b/>
-              </w:rPr>
-              <w:t>2</w:t>
-            </w:r>
-            <w:r>
-              <w:rPr>
-                <w:rFonts w:hint="eastAsia"/>
-                <w:b/>
-              </w:rPr>
-              <w:t>：</w:t>
-            </w:r>
-            <w:r>
-              <w:rPr>
-                <w:rFonts w:hint="eastAsia"/>
-              </w:rPr>
-              <w:t>返回对应的错误码。</w:t>
-            </w:r>
-          </w:p>
-        </w:tc>
-      </w:tr>
-      <w:tr>
-        <w:tc>
-          <w:tcPr>
-            <w:tcW w:w="2982" w:type="dxa"/>
-          </w:tcPr>
-          <w:p>
-            <w:pPr>
-              <w:ind w:left="0"/>
-              <w:jc w:val="left"/>
-              <w:rPr>
-                <w:color w:val="000000" w:themeColor="text1"/>
-              </w:rPr>
-            </w:pPr>
-            <w:r>
-              <w:rPr>
-                <w:rFonts w:hint="eastAsia"/>
-                <w:color w:val="000000" w:themeColor="text1"/>
-              </w:rPr>
-              <w:t>System_getEWD_Test</w:t>
-            </w:r>
-          </w:p>
-        </w:tc>
-        <w:tc>
-          <w:tcPr>
-            <w:tcW w:w="1925" w:type="dxa"/>
-          </w:tcPr>
-          <w:p>
-            <w:pPr>
-              <w:ind w:leftChars="15" w:left="31"/>
-            </w:pPr>
-            <w:r>
-              <w:rPr>
-                <w:rFonts w:hint="eastAsia"/>
-              </w:rPr>
-              <w:t>System</w:t>
-            </w:r>
-            <w:r>
-              <w:rPr>
-                <w:rFonts w:hint="eastAsia"/>
-              </w:rPr>
-              <w:t>对象</w:t>
-            </w:r>
-            <w:r>
-              <w:rPr>
-                <w:rFonts w:hint="eastAsia"/>
-                <w:color w:val="000000" w:themeColor="text1"/>
-              </w:rPr>
-              <w:t>getEWD</w:t>
-            </w:r>
-            <w:r>
-              <w:rPr>
-                <w:rFonts w:hint="eastAsia"/>
-              </w:rPr>
-              <w:t>功能</w:t>
-            </w:r>
-          </w:p>
-        </w:tc>
-        <w:tc>
-          <w:tcPr>
-            <w:tcW w:w="2237" w:type="dxa"/>
-          </w:tcPr>
-          <w:p>
-            <w:pPr>
-              <w:ind w:left="0"/>
-            </w:pPr>
-            <w:r>
-              <w:rPr>
-                <w:rFonts w:hint="eastAsia"/>
-              </w:rPr>
-              <w:t>1</w:t>
-            </w:r>
-            <w:r>
-              <w:rPr>
-                <w:rFonts w:hint="eastAsia"/>
-              </w:rPr>
-              <w:t>、创建远程</w:t>
-            </w:r>
-            <w:r>
-              <w:rPr>
-                <w:rFonts w:hint="eastAsia"/>
-              </w:rPr>
-              <w:t>System</w:t>
-            </w:r>
-            <w:r>
-              <w:rPr>
-                <w:rFonts w:hint="eastAsia"/>
-              </w:rPr>
-              <w:t>对象。</w:t>
-            </w:r>
-          </w:p>
-          <w:p>
-            <w:pPr>
-              <w:ind w:left="0"/>
-              <w:rPr>
-                <w:color w:val="000000" w:themeColor="text1"/>
-              </w:rPr>
-            </w:pPr>
-            <w:r>
-              <w:rPr>
-                <w:rFonts w:hint="eastAsia"/>
-              </w:rPr>
-              <w:t>2</w:t>
-            </w:r>
-            <w:r>
-              <w:rPr>
-                <w:rFonts w:hint="eastAsia"/>
-              </w:rPr>
-              <w:t>、调用</w:t>
-            </w:r>
-            <w:r>
-              <w:rPr>
-                <w:rFonts w:hint="eastAsia"/>
-                <w:color w:val="000000" w:themeColor="text1"/>
-              </w:rPr>
-              <w:t>getEWD</w:t>
-            </w:r>
-            <w:r>
-              <w:rPr>
-                <w:rFonts w:hint="eastAsia"/>
-              </w:rPr>
-              <w:t>()</w:t>
-            </w:r>
-            <w:r>
-              <w:rPr>
-                <w:rFonts w:hint="eastAsia"/>
-              </w:rPr>
-              <w:t>获取信息</w:t>
-            </w:r>
-            <w:r>
-              <w:rPr>
-                <w:rFonts w:hint="eastAsia"/>
-              </w:rPr>
-              <w:t>。</w:t>
-            </w:r>
-          </w:p>
-          <w:p>
-            <w:pPr>
-              <w:ind w:left="0"/>
-            </w:pPr>
-          </w:p>
-        </w:tc>
-        <w:tc>
-          <w:tcPr>
-            <w:tcW w:w="1021" w:type="dxa"/>
-          </w:tcPr>
-          <w:p>
-            <w:pPr>
-              <w:ind w:left="0"/>
-            </w:pPr>
-            <w:r>
-              <w:rPr>
-                <w:rFonts w:hint="eastAsia"/>
-                <w:b/>
-              </w:rPr>
-              <w:t>结果</w:t>
-            </w:r>
-            <w:r>
-              <w:rPr>
-                <w:rFonts w:hint="eastAsia"/>
-                <w:b/>
-              </w:rPr>
-              <w:t>1</w:t>
-            </w:r>
-            <w:r>
-              <w:rPr>
-                <w:rFonts w:hint="eastAsia"/>
-                <w:b/>
-              </w:rPr>
-              <w:t>：</w:t>
-            </w:r>
-            <w:r>
-              <w:rPr>
-                <w:rFonts w:hint="eastAsia"/>
-              </w:rPr>
-              <w:t>显示可执行程序</w:t>
-            </w:r>
-            <w:r>
-              <w:rPr>
-                <w:rFonts w:hint="eastAsia"/>
-              </w:rPr>
-              <w:t>所在路径。</w:t>
-            </w:r>
-          </w:p>
-          <w:p>
-            <w:pPr>
-              <w:ind w:left="0"/>
-            </w:pPr>
-            <w:r>
-              <w:rPr>
-                <w:rFonts w:hint="eastAsia"/>
-                <w:b/>
-              </w:rPr>
-              <w:t>结果</w:t>
-            </w:r>
-            <w:r>
-              <w:rPr>
-                <w:rFonts w:hint="eastAsia"/>
-                <w:b/>
-              </w:rPr>
-              <w:t>2</w:t>
-            </w:r>
-            <w:r>
-              <w:rPr>
-                <w:rFonts w:hint="eastAsia"/>
-                <w:b/>
-              </w:rPr>
-              <w:t>：</w:t>
-            </w:r>
-            <w:r>
-              <w:rPr>
-                <w:rFonts w:hint="eastAsia"/>
-              </w:rPr>
-              <w:t>返回对应的错误码。</w:t>
-            </w:r>
-          </w:p>
-        </w:tc>
-      </w:tr>
-      <w:tr>
-        <w:tc>
-          <w:tcPr>
-            <w:tcW w:w="2982" w:type="dxa"/>
-          </w:tcPr>
-          <w:p>
-            <w:pPr>
-              <w:ind w:left="0"/>
-              <w:jc w:val="left"/>
-              <w:rPr>
-                <w:color w:val="000000" w:themeColor="text1"/>
-              </w:rPr>
-            </w:pPr>
-            <w:r>
-              <w:rPr>
-                <w:rFonts w:hint="eastAsia"/>
-                <w:color w:val="000000" w:themeColor="text1"/>
-              </w:rPr>
-              <w:t>System_listProcess_Test</w:t>
-            </w:r>
-          </w:p>
-        </w:tc>
-        <w:tc>
-          <w:tcPr>
-            <w:tcW w:w="1925" w:type="dxa"/>
-          </w:tcPr>
-          <w:p>
-            <w:pPr>
-              <w:ind w:leftChars="15" w:left="31"/>
-            </w:pPr>
-            <w:r>
-              <w:rPr>
-                <w:rFonts w:hint="eastAsia"/>
-              </w:rPr>
-              <w:t>System</w:t>
-            </w:r>
-            <w:r>
-              <w:rPr>
-                <w:rFonts w:hint="eastAsia"/>
-              </w:rPr>
-              <w:t>对象</w:t>
-            </w:r>
-            <w:r>
-              <w:rPr>
-                <w:rFonts w:hint="eastAsia"/>
-                <w:color w:val="000000" w:themeColor="text1"/>
-              </w:rPr>
-              <w:t>listProcess</w:t>
-            </w:r>
-            <w:r>
-              <w:rPr>
-                <w:rFonts w:hint="eastAsia"/>
-              </w:rPr>
-              <w:t>功能</w:t>
-            </w:r>
-          </w:p>
-        </w:tc>
-        <w:tc>
-          <w:tcPr>
-            <w:tcW w:w="2237" w:type="dxa"/>
-          </w:tcPr>
-          <w:p>
-            <w:pPr>
-              <w:ind w:left="0"/>
-            </w:pPr>
-            <w:r>
-              <w:rPr>
-                <w:rFonts w:hint="eastAsia"/>
-              </w:rPr>
-              <w:t>1</w:t>
-            </w:r>
-            <w:r>
-              <w:rPr>
-                <w:rFonts w:hint="eastAsia"/>
-              </w:rPr>
-              <w:t>、创建远程</w:t>
-            </w:r>
-            <w:r>
-              <w:rPr>
-                <w:rFonts w:hint="eastAsia"/>
-              </w:rPr>
-              <w:t>System</w:t>
-            </w:r>
-            <w:r>
-              <w:rPr>
-                <w:rFonts w:hint="eastAsia"/>
-              </w:rPr>
-              <w:t>对象。</w:t>
-            </w:r>
-          </w:p>
-          <w:p>
-            <w:pPr>
-              <w:ind w:left="0"/>
-            </w:pPr>
-            <w:r>
-              <w:rPr>
-                <w:rFonts w:hint="eastAsia"/>
-              </w:rPr>
-              <w:t>2</w:t>
-            </w:r>
-            <w:r>
-              <w:rPr>
-                <w:rFonts w:hint="eastAsia"/>
-              </w:rPr>
-              <w:t>、调用</w:t>
-            </w:r>
-            <w:r>
-              <w:rPr>
-                <w:rFonts w:hint="eastAsia"/>
-                <w:color w:val="000000" w:themeColor="text1"/>
-              </w:rPr>
-              <w:t>listProcess</w:t>
-            </w:r>
-            <w:r>
-              <w:rPr>
-                <w:rFonts w:hint="eastAsia"/>
-              </w:rPr>
-              <w:t>()</w:t>
-            </w:r>
-            <w:r>
-              <w:rPr>
-                <w:rFonts w:hint="eastAsia"/>
-              </w:rPr>
-              <w:t>获取信息</w:t>
-            </w:r>
-            <w:r>
-              <w:rPr>
-                <w:rFonts w:hint="eastAsia"/>
-              </w:rPr>
-              <w:t>。</w:t>
-            </w:r>
-          </w:p>
-        </w:tc>
-        <w:tc>
-          <w:tcPr>
-            <w:tcW w:w="1021" w:type="dxa"/>
-          </w:tcPr>
-          <w:p>
-            <w:pPr>
-              <w:ind w:left="0"/>
-            </w:pPr>
-            <w:r>
-              <w:rPr>
-                <w:rFonts w:hint="eastAsia"/>
-                <w:b/>
-              </w:rPr>
-              <w:t>结果</w:t>
-            </w:r>
-            <w:r>
-              <w:rPr>
-                <w:rFonts w:hint="eastAsia"/>
-                <w:b/>
-              </w:rPr>
-              <w:t>1</w:t>
-            </w:r>
-            <w:r>
-              <w:rPr>
-                <w:rFonts w:hint="eastAsia"/>
-                <w:b/>
-              </w:rPr>
-              <w:t>：</w:t>
-            </w:r>
-            <w:r>
-              <w:rPr>
-                <w:rFonts w:hint="eastAsia"/>
-              </w:rPr>
-              <w:t>显示</w:t>
-            </w:r>
-            <w:r>
-              <w:rPr>
-                <w:rFonts w:hint="eastAsia"/>
-              </w:rPr>
-              <w:t>出系统</w:t>
-            </w:r>
-            <w:r>
-              <w:rPr>
-                <w:rFonts w:hint="eastAsia"/>
-              </w:rPr>
-              <w:t>线程</w:t>
-            </w:r>
-            <w:r>
-              <w:rPr>
-                <w:rFonts w:hint="eastAsia"/>
-              </w:rPr>
-              <w:t>信息</w:t>
-            </w:r>
-          </w:p>
-          <w:p>
-            <w:pPr>
-              <w:ind w:left="0"/>
-            </w:pPr>
-            <w:r>
-              <w:rPr>
-                <w:rFonts w:hint="eastAsia"/>
-                <w:b/>
-              </w:rPr>
-              <w:t>结果</w:t>
-            </w:r>
-            <w:r>
-              <w:rPr>
-                <w:rFonts w:hint="eastAsia"/>
-                <w:b/>
-              </w:rPr>
-              <w:t>2</w:t>
-            </w:r>
-            <w:r>
-              <w:rPr>
-                <w:rFonts w:hint="eastAsia"/>
-                <w:b/>
-              </w:rPr>
-              <w:t>：</w:t>
-            </w:r>
-            <w:r>
-              <w:rPr>
-                <w:rFonts w:hint="eastAsia"/>
-              </w:rPr>
-              <w:t>返回对应的错误码。</w:t>
-            </w:r>
-          </w:p>
-        </w:tc>
-      </w:tr>
-      <w:tr>
-        <w:tc>
-          <w:tcPr>
-            <w:tcW w:w="2982" w:type="dxa"/>
-          </w:tcPr>
-          <w:p>
-            <w:pPr>
-              <w:ind w:left="0"/>
-              <w:jc w:val="left"/>
-              <w:rPr>
-                <w:color w:val="000000" w:themeColor="text1"/>
-              </w:rPr>
-            </w:pPr>
-            <w:r>
-              <w:rPr>
-                <w:rFonts w:hint="eastAsia"/>
-                <w:color w:val="000000" w:themeColor="text1"/>
-              </w:rPr>
-              <w:t>System_killProcess_Test</w:t>
-            </w:r>
-          </w:p>
-        </w:tc>
-        <w:tc>
-          <w:tcPr>
-            <w:tcW w:w="1925" w:type="dxa"/>
-          </w:tcPr>
-          <w:p>
-            <w:pPr>
-              <w:ind w:leftChars="15" w:left="31"/>
-            </w:pPr>
-            <w:r>
-              <w:rPr>
-                <w:rFonts w:hint="eastAsia"/>
-              </w:rPr>
-              <w:t>System</w:t>
-            </w:r>
-            <w:r>
-              <w:rPr>
-                <w:rFonts w:hint="eastAsia"/>
-              </w:rPr>
-              <w:t>对象</w:t>
-            </w:r>
-            <w:r>
-              <w:rPr>
-                <w:rFonts w:hint="eastAsia"/>
-                <w:color w:val="000000" w:themeColor="text1"/>
-              </w:rPr>
-              <w:t>killProcess</w:t>
-            </w:r>
-            <w:r>
-              <w:rPr>
-                <w:rFonts w:hint="eastAsia"/>
-              </w:rPr>
-              <w:t>功能</w:t>
-            </w:r>
-          </w:p>
-        </w:tc>
-        <w:tc>
-          <w:tcPr>
-            <w:tcW w:w="2237" w:type="dxa"/>
-          </w:tcPr>
-          <w:p>
-            <w:pPr>
-              <w:ind w:left="0"/>
-            </w:pPr>
-            <w:r>
-              <w:rPr>
-                <w:rFonts w:hint="eastAsia"/>
-              </w:rPr>
-              <w:t>1</w:t>
-            </w:r>
-            <w:r>
-              <w:rPr>
-                <w:rFonts w:hint="eastAsia"/>
-              </w:rPr>
-              <w:t>、创建远程</w:t>
-            </w:r>
-            <w:r>
-              <w:rPr>
-                <w:rFonts w:hint="eastAsia"/>
-              </w:rPr>
-              <w:t>System</w:t>
-            </w:r>
-            <w:r>
-              <w:rPr>
-                <w:rFonts w:hint="eastAsia"/>
-              </w:rPr>
-              <w:t>对象。</w:t>
-            </w:r>
-          </w:p>
-          <w:p>
-            <w:pPr>
-              <w:ind w:left="0"/>
-            </w:pPr>
-            <w:r>
-              <w:rPr>
-                <w:rFonts w:hint="eastAsia"/>
-              </w:rPr>
-              <w:t>2</w:t>
-            </w:r>
-            <w:r>
-              <w:rPr>
-                <w:rFonts w:hint="eastAsia"/>
-              </w:rPr>
-              <w:t>、调用</w:t>
-            </w:r>
-            <w:r>
-              <w:rPr>
-                <w:rFonts w:hint="eastAsia"/>
-                <w:color w:val="000000" w:themeColor="text1"/>
-              </w:rPr>
-              <w:t>listProcess</w:t>
-            </w:r>
-            <w:r>
-              <w:rPr>
-                <w:rFonts w:hint="eastAsia"/>
-              </w:rPr>
-              <w:t>()</w:t>
-            </w:r>
-            <w:r>
-              <w:rPr>
-                <w:rFonts w:hint="eastAsia"/>
-              </w:rPr>
-              <w:t>获取信息</w:t>
-            </w:r>
-            <w:r>
-              <w:rPr>
-                <w:rFonts w:hint="eastAsia"/>
-              </w:rPr>
-              <w:t>。</w:t>
-            </w:r>
-          </w:p>
-          <w:p>
-            <w:pPr>
-              <w:ind w:left="0"/>
-            </w:pPr>
-            <w:r>
-              <w:rPr>
-                <w:rFonts w:hint="eastAsia"/>
-              </w:rPr>
-              <w:t>3</w:t>
-            </w:r>
-            <w:r>
-              <w:rPr>
-                <w:rFonts w:hint="eastAsia"/>
-              </w:rPr>
-              <w:t>、调用</w:t>
-            </w:r>
-            <w:r>
-              <w:rPr>
-                <w:rFonts w:hint="eastAsia"/>
-                <w:color w:val="000000" w:themeColor="text1"/>
-              </w:rPr>
-              <w:t>killProcess</w:t>
-            </w:r>
-            <w:r>
-              <w:rPr>
-                <w:rFonts w:hint="eastAsia"/>
-              </w:rPr>
-              <w:t>()</w:t>
-            </w:r>
-            <w:r>
-              <w:rPr>
-                <w:rFonts w:hint="eastAsia"/>
-              </w:rPr>
-              <w:t>杀死进程</w:t>
-            </w:r>
-            <w:r>
-              <w:rPr>
-                <w:rFonts w:hint="eastAsia"/>
-              </w:rPr>
-              <w:t>。</w:t>
-            </w:r>
-          </w:p>
-          <w:p>
-            <w:pPr>
-              <w:ind w:left="0"/>
-            </w:pPr>
-            <w:r>
-              <w:rPr>
-                <w:rFonts w:hint="eastAsia"/>
-              </w:rPr>
-              <w:t>4</w:t>
-            </w:r>
-            <w:r>
-              <w:rPr>
-                <w:rFonts w:hint="eastAsia"/>
-              </w:rPr>
-              <w:t>、调用</w:t>
-            </w:r>
-            <w:r>
-              <w:rPr>
-                <w:rFonts w:hint="eastAsia"/>
-                <w:color w:val="000000" w:themeColor="text1"/>
-              </w:rPr>
-              <w:t>listProcess</w:t>
-            </w:r>
-            <w:r>
-              <w:rPr>
-                <w:rFonts w:hint="eastAsia"/>
-              </w:rPr>
-              <w:t>()</w:t>
-            </w:r>
-            <w:r>
-              <w:rPr>
-                <w:rFonts w:hint="eastAsia"/>
-              </w:rPr>
-              <w:t>获取信息</w:t>
-            </w:r>
-            <w:r>
-              <w:rPr>
-                <w:rFonts w:hint="eastAsia"/>
-              </w:rPr>
-              <w:t>。</w:t>
-            </w:r>
-          </w:p>
-        </w:tc>
-        <w:tc>
-          <w:tcPr>
-            <w:tcW w:w="1021" w:type="dxa"/>
-          </w:tcPr>
-          <w:p>
-            <w:pPr>
-              <w:ind w:left="0"/>
-            </w:pPr>
-            <w:r>
-              <w:rPr>
-                <w:rFonts w:hint="eastAsia"/>
-                <w:b/>
-              </w:rPr>
-              <w:t>结果</w:t>
-            </w:r>
-            <w:r>
-              <w:rPr>
-                <w:rFonts w:hint="eastAsia"/>
-                <w:b/>
-              </w:rPr>
-              <w:t>1</w:t>
-            </w:r>
-            <w:r>
-              <w:rPr>
-                <w:rFonts w:hint="eastAsia"/>
-                <w:b/>
-              </w:rPr>
-              <w:t>：</w:t>
-            </w:r>
-            <w:r>
-              <w:rPr>
-                <w:rFonts w:hint="eastAsia"/>
-              </w:rPr>
-              <w:t>对比前后的线程信息少了</w:t>
-            </w:r>
-            <w:r>
-              <w:rPr>
-                <w:rFonts w:hint="eastAsia"/>
-              </w:rPr>
-              <w:t>杀掉的线程信息。</w:t>
-            </w:r>
-          </w:p>
-          <w:p>
-            <w:pPr>
-              <w:ind w:left="0"/>
-            </w:pPr>
-            <w:r>
-              <w:rPr>
-                <w:rFonts w:hint="eastAsia"/>
-                <w:b/>
-              </w:rPr>
-              <w:t>结果</w:t>
-            </w:r>
-            <w:r>
-              <w:rPr>
-                <w:rFonts w:hint="eastAsia"/>
-                <w:b/>
-              </w:rPr>
-              <w:t>2</w:t>
-            </w:r>
-            <w:r>
-              <w:rPr>
-                <w:rFonts w:hint="eastAsia"/>
-                <w:b/>
-              </w:rPr>
-              <w:t>：</w:t>
-            </w:r>
-            <w:r>
-              <w:rPr>
-                <w:rFonts w:hint="eastAsia"/>
-              </w:rPr>
-              <w:t>在调用</w:t>
-            </w:r>
-            <w:r>
-              <w:rPr>
-                <w:rFonts w:hint="eastAsia"/>
-              </w:rPr>
-              <w:t>killProcess()</w:t>
-            </w:r>
-            <w:r>
-              <w:rPr>
-                <w:rFonts w:hint="eastAsia"/>
-              </w:rPr>
-              <w:t>时返回对应的错误码</w:t>
-            </w:r>
-            <w:r>
-              <w:rPr>
-                <w:rFonts w:hint="eastAsia"/>
-              </w:rPr>
-              <w:t>。</w:t>
-            </w:r>
-          </w:p>
-        </w:tc>
-      </w:tr>
-      <w:tr>
-        <w:tc>
-          <w:tcPr>
-            <w:tcW w:w="2982" w:type="dxa"/>
-          </w:tcPr>
-          <w:p>
-            <w:pPr>
-              <w:ind w:left="0"/>
-              <w:jc w:val="left"/>
-              <w:rPr>
-                <w:color w:val="000000" w:themeColor="text1"/>
-              </w:rPr>
-            </w:pPr>
-            <w:r>
-              <w:rPr>
-                <w:rFonts w:hint="eastAsia"/>
-                <w:color w:val="000000" w:themeColor="text1"/>
-              </w:rPr>
-              <w:t>System_getProcessEnv_Test</w:t>
-            </w:r>
-          </w:p>
-        </w:tc>
-        <w:tc>
-          <w:tcPr>
-            <w:tcW w:w="1925" w:type="dxa"/>
-          </w:tcPr>
-          <w:p>
-            <w:pPr>
-              <w:ind w:leftChars="15" w:left="31"/>
-            </w:pPr>
-            <w:r>
-              <w:rPr>
-                <w:rFonts w:hint="eastAsia"/>
-              </w:rPr>
-              <w:t>System</w:t>
-            </w:r>
-            <w:r>
-              <w:rPr>
-                <w:rFonts w:hint="eastAsia"/>
-              </w:rPr>
-              <w:t>对象</w:t>
-            </w:r>
-            <w:r>
-              <w:rPr>
-                <w:rFonts w:hint="eastAsia"/>
-                <w:color w:val="000000" w:themeColor="text1"/>
-              </w:rPr>
-              <w:t>getProcessEnv</w:t>
-            </w:r>
-            <w:r>
-              <w:rPr>
-                <w:rFonts w:hint="eastAsia"/>
-              </w:rPr>
-              <w:t>功能</w:t>
-            </w:r>
-          </w:p>
-        </w:tc>
-        <w:tc>
-          <w:tcPr>
-            <w:tcW w:w="2237" w:type="dxa"/>
-          </w:tcPr>
-          <w:p>
-            <w:pPr>
-              <w:ind w:left="0"/>
-            </w:pPr>
-            <w:r>
-              <w:rPr>
-                <w:rFonts w:hint="eastAsia"/>
-              </w:rPr>
-              <w:t>1</w:t>
-            </w:r>
-            <w:r>
-              <w:rPr>
-                <w:rFonts w:hint="eastAsia"/>
-              </w:rPr>
-              <w:t>、创建远程</w:t>
-            </w:r>
-            <w:r>
-              <w:rPr>
-                <w:rFonts w:hint="eastAsia"/>
-              </w:rPr>
-              <w:t>System</w:t>
-            </w:r>
-            <w:r>
-              <w:rPr>
-                <w:rFonts w:hint="eastAsia"/>
-              </w:rPr>
-              <w:t>对象。</w:t>
-            </w:r>
-          </w:p>
-          <w:p>
-            <w:pPr>
-              <w:ind w:left="0"/>
-              <w:rPr>
-                <w:color w:val="000000" w:themeColor="text1"/>
-              </w:rPr>
-            </w:pPr>
-            <w:r>
-              <w:rPr>
-                <w:rFonts w:hint="eastAsia"/>
-              </w:rPr>
-              <w:t>2</w:t>
-            </w:r>
-            <w:r>
-              <w:rPr>
-                <w:rFonts w:hint="eastAsia"/>
-              </w:rPr>
-              <w:t>、调用</w:t>
-            </w:r>
-            <w:r>
-              <w:rPr>
-                <w:rFonts w:hint="eastAsia"/>
-                <w:color w:val="000000" w:themeColor="text1"/>
-              </w:rPr>
-              <w:t>getProcessEnv</w:t>
-            </w:r>
-            <w:r>
-              <w:rPr>
-                <w:rFonts w:hint="eastAsia"/>
-              </w:rPr>
-              <w:t>()</w:t>
-            </w:r>
-            <w:r>
-              <w:rPr>
-                <w:rFonts w:hint="eastAsia"/>
-              </w:rPr>
-              <w:t>获取信息。</w:t>
-            </w:r>
-          </w:p>
-        </w:tc>
-        <w:tc>
-          <w:tcPr>
-            <w:tcW w:w="1021" w:type="dxa"/>
-          </w:tcPr>
-          <w:p>
-            <w:pPr>
-              <w:ind w:left="0"/>
-            </w:pPr>
-            <w:r>
-              <w:rPr>
-                <w:rFonts w:hint="eastAsia"/>
-                <w:b/>
-              </w:rPr>
-              <w:t>结果</w:t>
-            </w:r>
-            <w:r>
-              <w:rPr>
-                <w:rFonts w:hint="eastAsia"/>
-                <w:b/>
-              </w:rPr>
-              <w:t>1</w:t>
-            </w:r>
-            <w:r>
-              <w:rPr>
-                <w:rFonts w:hint="eastAsia"/>
-                <w:b/>
-              </w:rPr>
-              <w:t>：</w:t>
-            </w:r>
-            <w:r>
-              <w:rPr>
-                <w:rFonts w:hint="eastAsia"/>
-              </w:rPr>
-              <w:t>显示对应的线程环境信息。</w:t>
-            </w:r>
-          </w:p>
-          <w:p>
-            <w:pPr>
-              <w:ind w:left="0"/>
-            </w:pPr>
-            <w:r>
-              <w:rPr>
-                <w:rFonts w:hint="eastAsia"/>
-                <w:b/>
-              </w:rPr>
-              <w:t>结果</w:t>
-            </w:r>
-            <w:r>
-              <w:rPr>
-                <w:rFonts w:hint="eastAsia"/>
-                <w:b/>
-              </w:rPr>
-              <w:t>2</w:t>
-            </w:r>
-            <w:r>
-              <w:rPr>
-                <w:rFonts w:hint="eastAsia"/>
-                <w:b/>
-              </w:rPr>
-              <w:t>：</w:t>
-            </w:r>
-            <w:r>
-              <w:rPr>
-                <w:rFonts w:hint="eastAsia"/>
-              </w:rPr>
-              <w:t>返回对应的错误码。</w:t>
-            </w:r>
-          </w:p>
-        </w:tc>
-      </w:tr>
-      <w:tr>
-        <w:tc>
-          <w:tcPr>
-            <w:tcW w:w="2982" w:type="dxa"/>
-          </w:tcPr>
-          <w:p>
-            <w:pPr>
-              <w:ind w:left="0"/>
-              <w:jc w:val="left"/>
-              <w:rPr>
-                <w:color w:val="000000" w:themeColor="text1"/>
-              </w:rPr>
-            </w:pPr>
-            <w:r>
-              <w:rPr>
-                <w:rFonts w:hint="eastAsia"/>
-                <w:color w:val="000000" w:themeColor="text1"/>
-              </w:rPr>
-              <w:t>System_getUserEnv_Test</w:t>
-            </w:r>
-          </w:p>
-        </w:tc>
-        <w:tc>
-          <w:tcPr>
-            <w:tcW w:w="1925" w:type="dxa"/>
-          </w:tcPr>
-          <w:p>
-            <w:pPr>
-              <w:ind w:leftChars="15" w:left="31"/>
-            </w:pPr>
-            <w:r>
-              <w:rPr>
-                <w:rFonts w:hint="eastAsia"/>
-              </w:rPr>
-              <w:t>System</w:t>
-            </w:r>
-            <w:r>
-              <w:rPr>
-                <w:rFonts w:hint="eastAsia"/>
-              </w:rPr>
-              <w:t>对象</w:t>
-            </w:r>
-            <w:r>
-              <w:rPr>
-                <w:rFonts w:hint="eastAsia"/>
-                <w:color w:val="000000" w:themeColor="text1"/>
-              </w:rPr>
-              <w:t>getUserEnv</w:t>
-            </w:r>
-            <w:r>
-              <w:rPr>
-                <w:rFonts w:hint="eastAsia"/>
-              </w:rPr>
-              <w:t>功能</w:t>
-            </w:r>
-          </w:p>
-        </w:tc>
-        <w:tc>
-          <w:tcPr>
-            <w:tcW w:w="2237" w:type="dxa"/>
-          </w:tcPr>
-          <w:p>
-            <w:pPr>
-              <w:ind w:left="0"/>
-            </w:pPr>
-            <w:r>
-              <w:rPr>
-                <w:rFonts w:hint="eastAsia"/>
-              </w:rPr>
-              <w:t>1</w:t>
-            </w:r>
-            <w:r>
-              <w:rPr>
-                <w:rFonts w:hint="eastAsia"/>
-              </w:rPr>
-              <w:t>、创建远程</w:t>
-            </w:r>
-            <w:r>
-              <w:rPr>
-                <w:rFonts w:hint="eastAsia"/>
-              </w:rPr>
-              <w:t>System</w:t>
-            </w:r>
-            <w:r>
-              <w:rPr>
-                <w:rFonts w:hint="eastAsia"/>
-              </w:rPr>
-              <w:t>对象。</w:t>
-            </w:r>
-          </w:p>
-          <w:p>
-            <w:pPr>
-              <w:ind w:left="0"/>
-              <w:rPr>
-                <w:color w:val="000000" w:themeColor="text1"/>
-              </w:rPr>
-            </w:pPr>
-            <w:r>
-              <w:rPr>
-                <w:rFonts w:hint="eastAsia"/>
-              </w:rPr>
-              <w:t>2</w:t>
-            </w:r>
-            <w:r>
-              <w:rPr>
-                <w:rFonts w:hint="eastAsia"/>
-              </w:rPr>
-              <w:t>、调用</w:t>
-            </w:r>
-            <w:r>
-              <w:rPr>
-                <w:rFonts w:hint="eastAsia"/>
-                <w:color w:val="000000" w:themeColor="text1"/>
-              </w:rPr>
-              <w:t>getUserEnv</w:t>
-            </w:r>
-            <w:r>
-              <w:rPr>
-                <w:rFonts w:hint="eastAsia"/>
-              </w:rPr>
-              <w:t>()</w:t>
-            </w:r>
-            <w:r>
-              <w:rPr>
-                <w:rFonts w:hint="eastAsia"/>
-              </w:rPr>
-              <w:t>获取信息。</w:t>
-            </w:r>
-          </w:p>
-        </w:tc>
-        <w:tc>
-          <w:tcPr>
-            <w:tcW w:w="1021" w:type="dxa"/>
-          </w:tcPr>
-          <w:p>
-            <w:pPr>
-              <w:ind w:left="0"/>
-            </w:pPr>
-            <w:r>
-              <w:rPr>
-                <w:rFonts w:hint="eastAsia"/>
-                <w:b/>
-              </w:rPr>
-              <w:t>结果</w:t>
-            </w:r>
-            <w:r>
-              <w:rPr>
-                <w:rFonts w:hint="eastAsia"/>
-                <w:b/>
-              </w:rPr>
-              <w:t>1</w:t>
-            </w:r>
-            <w:r>
-              <w:rPr>
-                <w:rFonts w:hint="eastAsia"/>
-                <w:b/>
-              </w:rPr>
-              <w:t>：</w:t>
-            </w:r>
-            <w:r>
-              <w:rPr>
-                <w:rFonts w:hint="eastAsia"/>
-              </w:rPr>
-              <w:t>显示</w:t>
-            </w:r>
-            <w:r>
-              <w:rPr>
-                <w:rFonts w:hint="eastAsia"/>
-              </w:rPr>
-              <w:t>对应的用户</w:t>
-            </w:r>
-            <w:r>
-              <w:rPr>
-                <w:rFonts w:hint="eastAsia"/>
-              </w:rPr>
-              <w:t>环境信息。</w:t>
-            </w:r>
-          </w:p>
-          <w:p>
-            <w:pPr>
-              <w:ind w:left="0"/>
-            </w:pPr>
-            <w:r>
-              <w:rPr>
-                <w:rFonts w:hint="eastAsia"/>
-                <w:b/>
-              </w:rPr>
-              <w:t>结果</w:t>
-            </w:r>
-            <w:r>
-              <w:rPr>
-                <w:rFonts w:hint="eastAsia"/>
-                <w:b/>
-              </w:rPr>
-              <w:t>2</w:t>
-            </w:r>
-            <w:r>
-              <w:rPr>
-                <w:rFonts w:hint="eastAsia"/>
-                <w:b/>
-              </w:rPr>
-              <w:t>：</w:t>
-            </w:r>
-            <w:r>
-              <w:rPr>
-                <w:rFonts w:hint="eastAsia"/>
-              </w:rPr>
-              <w:t>返回对应的错误码。</w:t>
-            </w:r>
-          </w:p>
-        </w:tc>
-      </w:tr>
-      <w:tr>
-        <w:tc>
-          <w:tcPr>
-            <w:tcW w:w="2982" w:type="dxa"/>
-          </w:tcPr>
-          <w:p>
-            <w:pPr>
-              <w:ind w:left="0"/>
-              <w:jc w:val="left"/>
-              <w:rPr>
-                <w:color w:val="000000" w:themeColor="text1"/>
-              </w:rPr>
-            </w:pPr>
-            <w:r>
-              <w:rPr>
-                <w:rFonts w:hint="eastAsia"/>
-                <w:color w:val="000000" w:themeColor="text1"/>
-              </w:rPr>
-              <w:t>System_getGlobalEnv_Test</w:t>
-            </w:r>
-          </w:p>
-        </w:tc>
-        <w:tc>
-          <w:tcPr>
-            <w:tcW w:w="1925" w:type="dxa"/>
-          </w:tcPr>
-          <w:p>
-            <w:pPr>
-              <w:ind w:leftChars="15" w:left="31"/>
-            </w:pPr>
-            <w:r>
-              <w:rPr>
-                <w:rFonts w:hint="eastAsia"/>
-              </w:rPr>
-              <w:t>System</w:t>
-            </w:r>
-            <w:r>
-              <w:rPr>
-                <w:rFonts w:hint="eastAsia"/>
-              </w:rPr>
-              <w:t>对象</w:t>
-            </w:r>
-            <w:r>
-              <w:rPr>
-                <w:rFonts w:hint="eastAsia"/>
-                <w:color w:val="000000" w:themeColor="text1"/>
-              </w:rPr>
-              <w:t>getGlobalEnv</w:t>
-            </w:r>
-            <w:r>
-              <w:rPr>
-                <w:rFonts w:hint="eastAsia"/>
-              </w:rPr>
-              <w:t>功能</w:t>
-            </w:r>
-          </w:p>
-        </w:tc>
-        <w:tc>
-          <w:tcPr>
-            <w:tcW w:w="2237" w:type="dxa"/>
-          </w:tcPr>
-          <w:p>
-            <w:pPr>
-              <w:ind w:left="0"/>
-            </w:pPr>
-            <w:r>
-              <w:rPr>
-                <w:rFonts w:hint="eastAsia"/>
-              </w:rPr>
-              <w:t>1</w:t>
-            </w:r>
-            <w:r>
-              <w:rPr>
-                <w:rFonts w:hint="eastAsia"/>
-              </w:rPr>
-              <w:t>、创建远程</w:t>
-            </w:r>
-            <w:r>
-              <w:rPr>
-                <w:rFonts w:hint="eastAsia"/>
-              </w:rPr>
-              <w:t>System</w:t>
-            </w:r>
-            <w:r>
-              <w:rPr>
-                <w:rFonts w:hint="eastAsia"/>
-              </w:rPr>
-              <w:t>对象。</w:t>
-            </w:r>
-          </w:p>
-          <w:p>
-            <w:pPr>
-              <w:ind w:left="0"/>
-              <w:rPr>
-                <w:color w:val="000000" w:themeColor="text1"/>
-              </w:rPr>
-            </w:pPr>
-            <w:r>
-              <w:rPr>
-                <w:rFonts w:hint="eastAsia"/>
-              </w:rPr>
-              <w:t>2</w:t>
-            </w:r>
-            <w:r>
-              <w:rPr>
-                <w:rFonts w:hint="eastAsia"/>
-              </w:rPr>
-              <w:t>、调用</w:t>
-            </w:r>
-            <w:r>
-              <w:rPr>
-                <w:rFonts w:hint="eastAsia"/>
-                <w:color w:val="000000" w:themeColor="text1"/>
-              </w:rPr>
-              <w:t>getGlobalEnv</w:t>
-            </w:r>
-            <w:r>
-              <w:rPr>
-                <w:rFonts w:hint="eastAsia"/>
-              </w:rPr>
-              <w:t>()</w:t>
-            </w:r>
-            <w:r>
-              <w:rPr>
-                <w:rFonts w:hint="eastAsia"/>
-              </w:rPr>
-              <w:t>获取信息。</w:t>
-            </w:r>
-          </w:p>
-        </w:tc>
-        <w:tc>
-          <w:tcPr>
-            <w:tcW w:w="1021" w:type="dxa"/>
-          </w:tcPr>
-          <w:p>
-            <w:pPr>
-              <w:ind w:left="0"/>
-            </w:pPr>
-            <w:r>
-              <w:rPr>
-                <w:rFonts w:hint="eastAsia"/>
-                <w:b/>
-              </w:rPr>
-              <w:t>结果</w:t>
-            </w:r>
-            <w:r>
-              <w:rPr>
-                <w:rFonts w:hint="eastAsia"/>
-                <w:b/>
-              </w:rPr>
-              <w:t>1</w:t>
-            </w:r>
-            <w:r>
-              <w:rPr>
-                <w:rFonts w:hint="eastAsia"/>
-                <w:b/>
-              </w:rPr>
-              <w:t>：</w:t>
-            </w:r>
-            <w:r>
-              <w:rPr>
-                <w:rFonts w:hint="eastAsia"/>
-              </w:rPr>
-              <w:t>显示</w:t>
-            </w:r>
-            <w:r>
-              <w:rPr>
-                <w:rFonts w:hint="eastAsia"/>
-              </w:rPr>
-              <w:t>全局环境信息</w:t>
-            </w:r>
-            <w:r>
-              <w:rPr>
-                <w:rFonts w:hint="eastAsia"/>
-              </w:rPr>
-              <w:t>.</w:t>
-            </w:r>
-          </w:p>
-          <w:p>
-            <w:pPr>
-              <w:ind w:left="0"/>
-            </w:pPr>
-            <w:r>
-              <w:rPr>
-                <w:rFonts w:hint="eastAsia"/>
-                <w:b/>
-              </w:rPr>
-              <w:t>结果</w:t>
-            </w:r>
-            <w:r>
-              <w:rPr>
-                <w:rFonts w:hint="eastAsia"/>
-                <w:b/>
-              </w:rPr>
-              <w:t>2</w:t>
-            </w:r>
-            <w:r>
-              <w:rPr>
-                <w:rFonts w:hint="eastAsia"/>
-                <w:b/>
-              </w:rPr>
-              <w:t>：</w:t>
-            </w:r>
-            <w:r>
-              <w:rPr>
-                <w:rFonts w:hint="eastAsia"/>
-              </w:rPr>
-              <w:t>返回对应的错误码。</w:t>
-            </w:r>
-          </w:p>
-        </w:tc>
-      </w:tr>
-      <w:tr>
-        <w:tc>
-          <w:tcPr>
-            <w:tcW w:w="2982" w:type="dxa"/>
-          </w:tcPr>
-          <w:p>
-            <w:pPr>
-              <w:ind w:left="0"/>
-              <w:jc w:val="left"/>
-              <w:rPr>
-                <w:color w:val="000000" w:themeColor="text1"/>
-              </w:rPr>
-            </w:pPr>
-            <w:r>
-              <w:rPr>
-                <w:rFonts w:hint="eastAsia"/>
-                <w:color w:val="000000" w:themeColor="text1"/>
-              </w:rPr>
-              <w:t>System_setUserEnv_Test</w:t>
-            </w:r>
-          </w:p>
-        </w:tc>
-        <w:tc>
-          <w:tcPr>
-            <w:tcW w:w="1925" w:type="dxa"/>
-          </w:tcPr>
-          <w:p>
-            <w:pPr>
-              <w:ind w:leftChars="15" w:left="31"/>
-            </w:pPr>
-            <w:r>
-              <w:rPr>
-                <w:rFonts w:hint="eastAsia"/>
-              </w:rPr>
-              <w:t>System</w:t>
-            </w:r>
-            <w:r>
-              <w:rPr>
-                <w:rFonts w:hint="eastAsia"/>
-              </w:rPr>
-              <w:t>对象</w:t>
-            </w:r>
-            <w:r>
-              <w:rPr>
-                <w:rFonts w:hint="eastAsia"/>
-                <w:color w:val="000000" w:themeColor="text1"/>
-              </w:rPr>
-              <w:lastRenderedPageBreak/>
-              <w:t>setUserEnv</w:t>
-            </w:r>
-            <w:r>
-              <w:rPr>
-                <w:rFonts w:hint="eastAsia"/>
-              </w:rPr>
-              <w:t>功能</w:t>
-            </w:r>
-          </w:p>
-        </w:tc>
-        <w:tc>
-          <w:tcPr>
-            <w:tcW w:w="2237" w:type="dxa"/>
-          </w:tcPr>
-          <w:p>
-            <w:pPr>
-              <w:ind w:left="0"/>
-            </w:pPr>
-            <w:r>
-              <w:rPr>
-                <w:rFonts w:hint="eastAsia"/>
-              </w:rPr>
-              <w:lastRenderedPageBreak/>
-              <w:t>1</w:t>
-            </w:r>
-            <w:r>
-              <w:rPr>
-                <w:rFonts w:hint="eastAsia"/>
-              </w:rPr>
-              <w:t>、创建远程</w:t>
-            </w:r>
-            <w:r>
-              <w:rPr>
-                <w:rFonts w:hint="eastAsia"/>
-              </w:rPr>
-              <w:lastRenderedPageBreak/>
-              <w:t>System</w:t>
-            </w:r>
-            <w:r>
-              <w:rPr>
-                <w:rFonts w:hint="eastAsia"/>
-              </w:rPr>
-              <w:t>对象。</w:t>
-            </w:r>
-          </w:p>
-          <w:p>
-            <w:pPr>
-              <w:ind w:left="0"/>
-              <w:rPr>
-                <w:color w:val="000000" w:themeColor="text1"/>
-              </w:rPr>
-            </w:pPr>
-            <w:r>
-              <w:rPr>
-                <w:rFonts w:hint="eastAsia"/>
-              </w:rPr>
-              <w:t>2</w:t>
-            </w:r>
-            <w:r>
-              <w:rPr>
-                <w:rFonts w:hint="eastAsia"/>
-              </w:rPr>
-              <w:t>、调用</w:t>
-            </w:r>
-            <w:r>
-              <w:rPr>
-                <w:rFonts w:hint="eastAsia"/>
-                <w:color w:val="000000" w:themeColor="text1"/>
-              </w:rPr>
-              <w:t>getUserEnv</w:t>
-            </w:r>
-            <w:r>
-              <w:rPr>
-                <w:rFonts w:hint="eastAsia"/>
-              </w:rPr>
-              <w:t>()</w:t>
-            </w:r>
-            <w:r>
-              <w:rPr>
-                <w:rFonts w:hint="eastAsia"/>
-              </w:rPr>
-              <w:t>获取信息。</w:t>
-            </w:r>
-          </w:p>
-          <w:p>
-            <w:pPr>
-              <w:ind w:left="0"/>
-              <w:rPr>
-                <w:color w:val="000000" w:themeColor="text1"/>
-              </w:rPr>
-            </w:pPr>
-            <w:r>
-              <w:rPr>
-                <w:rFonts w:hint="eastAsia"/>
-              </w:rPr>
-              <w:t>3</w:t>
-            </w:r>
-            <w:r>
-              <w:rPr>
-                <w:rFonts w:hint="eastAsia"/>
-              </w:rPr>
-              <w:t>、调用</w:t>
-            </w:r>
-            <w:r>
-              <w:rPr>
-                <w:rFonts w:hint="eastAsia"/>
-                <w:color w:val="000000" w:themeColor="text1"/>
-              </w:rPr>
-              <w:t>setUserEnv</w:t>
-            </w:r>
-            <w:r>
-              <w:rPr>
-                <w:rFonts w:hint="eastAsia"/>
-              </w:rPr>
-              <w:t>()</w:t>
-            </w:r>
-            <w:r>
-              <w:rPr>
-                <w:rFonts w:hint="eastAsia"/>
-              </w:rPr>
-              <w:t>获取信息。</w:t>
-            </w:r>
-          </w:p>
-          <w:p>
-            <w:pPr>
-              <w:ind w:left="0"/>
-              <w:rPr>
-                <w:color w:val="000000" w:themeColor="text1"/>
-              </w:rPr>
-            </w:pPr>
-            <w:r>
-              <w:rPr>
-                <w:rFonts w:hint="eastAsia"/>
-              </w:rPr>
-              <w:t>4</w:t>
-            </w:r>
-            <w:r>
-              <w:rPr>
-                <w:rFonts w:hint="eastAsia"/>
-              </w:rPr>
-              <w:t>、调用</w:t>
-            </w:r>
-            <w:r>
-              <w:rPr>
-                <w:rFonts w:hint="eastAsia"/>
-                <w:color w:val="000000" w:themeColor="text1"/>
-              </w:rPr>
-              <w:t>getUserEnv</w:t>
-            </w:r>
-            <w:r>
-              <w:rPr>
-                <w:rFonts w:hint="eastAsia"/>
-              </w:rPr>
-              <w:t>()</w:t>
-            </w:r>
-            <w:r>
-              <w:rPr>
-                <w:rFonts w:hint="eastAsia"/>
-              </w:rPr>
-              <w:t>获取信息。</w:t>
-            </w:r>
-          </w:p>
-        </w:tc>
-        <w:tc>
-          <w:tcPr>
-            <w:tcW w:w="1021" w:type="dxa"/>
-          </w:tcPr>
-          <w:p>
-            <w:pPr>
-              <w:ind w:left="0"/>
-            </w:pPr>
-            <w:r>
-              <w:rPr>
-                <w:rFonts w:hint="eastAsia"/>
-                <w:b/>
-              </w:rPr>
-              <w:lastRenderedPageBreak/>
-              <w:t>结果</w:t>
-            </w:r>
-            <w:r>
-              <w:rPr>
-                <w:rFonts w:hint="eastAsia"/>
-                <w:b/>
-              </w:rPr>
-              <w:t>1</w:t>
-            </w:r>
-            <w:r>
-              <w:rPr>
-                <w:rFonts w:hint="eastAsia"/>
-                <w:b/>
-              </w:rPr>
-              <w:t>：</w:t>
-            </w:r>
-            <w:r>
-              <w:rPr>
-                <w:rFonts w:hint="eastAsia"/>
-              </w:rPr>
-              <w:t>对比前</w:t>
-            </w:r>
-            <w:r>
-              <w:rPr>
-                <w:rFonts w:hint="eastAsia"/>
-              </w:rPr>
-              <w:lastRenderedPageBreak/>
-              <w:t>后的显示信息增加了设置的用户环境变量</w:t>
-            </w:r>
-            <w:r>
-              <w:rPr>
-                <w:rFonts w:hint="eastAsia"/>
-              </w:rPr>
-              <w:t>。</w:t>
-            </w:r>
-          </w:p>
-          <w:p>
-            <w:pPr>
-              <w:ind w:left="0"/>
-            </w:pPr>
-            <w:r>
-              <w:rPr>
-                <w:rFonts w:hint="eastAsia"/>
-                <w:b/>
-              </w:rPr>
-              <w:t>结果</w:t>
-            </w:r>
-            <w:r>
-              <w:rPr>
-                <w:rFonts w:hint="eastAsia"/>
-                <w:b/>
-              </w:rPr>
-              <w:t>2</w:t>
-            </w:r>
-            <w:r>
-              <w:rPr>
-                <w:rFonts w:hint="eastAsia"/>
-                <w:b/>
-              </w:rPr>
-              <w:t>：</w:t>
-            </w:r>
-            <w:r>
-              <w:rPr>
-                <w:rFonts w:hint="eastAsia"/>
-              </w:rPr>
-              <w:t>调用</w:t>
-            </w:r>
-            <w:r>
-              <w:rPr>
-                <w:rFonts w:hint="eastAsia"/>
-              </w:rPr>
-              <w:t>setUserEnv()</w:t>
-            </w:r>
-            <w:r>
-              <w:rPr>
-                <w:rFonts w:hint="eastAsia"/>
-              </w:rPr>
-              <w:t>时返回对应的错误。</w:t>
-            </w:r>
-          </w:p>
-        </w:tc>
-      </w:tr>
-      <w:tr>
-        <w:tc>
-          <w:tcPr>
-            <w:tcW w:w="2982" w:type="dxa"/>
-          </w:tcPr>
-          <w:p>
-            <w:pPr>
-              <w:ind w:left="0"/>
-              <w:jc w:val="left"/>
-              <w:rPr>
-                <w:color w:val="000000" w:themeColor="text1"/>
-              </w:rPr>
-            </w:pPr>
-            <w:r>
-              <w:rPr>
-                <w:rFonts w:hint="eastAsia"/>
-                <w:color w:val="000000" w:themeColor="text1"/>
-              </w:rPr>
-              <w:lastRenderedPageBreak/>
-              <w:t>System_setGlobalEnv_Test</w:t>
-            </w:r>
-          </w:p>
-        </w:tc>
-        <w:tc>
-          <w:tcPr>
-            <w:tcW w:w="1925" w:type="dxa"/>
-          </w:tcPr>
-          <w:p>
-            <w:pPr>
-              <w:ind w:leftChars="15" w:left="31"/>
-            </w:pPr>
-            <w:r>
-              <w:rPr>
-                <w:rFonts w:hint="eastAsia"/>
-              </w:rPr>
-              <w:t>System</w:t>
-            </w:r>
-            <w:r>
-              <w:rPr>
-                <w:rFonts w:hint="eastAsia"/>
-              </w:rPr>
-              <w:t>对象</w:t>
-            </w:r>
-            <w:r>
-              <w:rPr>
-                <w:rFonts w:hint="eastAsia"/>
-                <w:color w:val="000000" w:themeColor="text1"/>
-              </w:rPr>
-              <w:t>setGlobalEnv</w:t>
-            </w:r>
-            <w:r>
-              <w:rPr>
-                <w:rFonts w:hint="eastAsia"/>
-              </w:rPr>
-              <w:t>功能</w:t>
-            </w:r>
-          </w:p>
-        </w:tc>
-        <w:tc>
-          <w:tcPr>
-            <w:tcW w:w="2237" w:type="dxa"/>
-          </w:tcPr>
-          <w:p>
-            <w:pPr>
-              <w:ind w:left="0"/>
-            </w:pPr>
-            <w:r>
-              <w:rPr>
-                <w:rFonts w:hint="eastAsia"/>
-              </w:rPr>
-              <w:t>1</w:t>
-            </w:r>
-            <w:r>
-              <w:rPr>
-                <w:rFonts w:hint="eastAsia"/>
-              </w:rPr>
-              <w:t>、创建远程</w:t>
-            </w:r>
-            <w:r>
-              <w:rPr>
-                <w:rFonts w:hint="eastAsia"/>
-              </w:rPr>
-              <w:t>System</w:t>
-            </w:r>
-            <w:r>
-              <w:rPr>
-                <w:rFonts w:hint="eastAsia"/>
-              </w:rPr>
-              <w:t>对象。</w:t>
-            </w:r>
-          </w:p>
-          <w:p>
-            <w:pPr>
-              <w:ind w:left="0"/>
-              <w:rPr>
-                <w:color w:val="000000" w:themeColor="text1"/>
-              </w:rPr>
-            </w:pPr>
-            <w:r>
-              <w:rPr>
-                <w:rFonts w:hint="eastAsia"/>
-              </w:rPr>
-              <w:t>2</w:t>
-            </w:r>
-            <w:r>
-              <w:rPr>
-                <w:rFonts w:hint="eastAsia"/>
-              </w:rPr>
-              <w:t>、调用</w:t>
-            </w:r>
-            <w:r>
-              <w:rPr>
-                <w:rFonts w:hint="eastAsia"/>
-                <w:color w:val="000000" w:themeColor="text1"/>
-              </w:rPr>
-              <w:t>getGlobalEnv</w:t>
-            </w:r>
-            <w:r>
-              <w:rPr>
-                <w:rFonts w:hint="eastAsia"/>
-              </w:rPr>
-              <w:t>()</w:t>
-            </w:r>
-            <w:r>
-              <w:rPr>
-                <w:rFonts w:hint="eastAsia"/>
-              </w:rPr>
-              <w:t>获取信息。</w:t>
-            </w:r>
-          </w:p>
-          <w:p>
-            <w:pPr>
-              <w:ind w:left="0"/>
-              <w:rPr>
-                <w:color w:val="000000" w:themeColor="text1"/>
-              </w:rPr>
-            </w:pPr>
-            <w:r>
-              <w:rPr>
-                <w:rFonts w:hint="eastAsia"/>
-              </w:rPr>
-              <w:t>3</w:t>
-            </w:r>
-            <w:r>
-              <w:rPr>
-                <w:rFonts w:hint="eastAsia"/>
-              </w:rPr>
-              <w:t>、调用</w:t>
-            </w:r>
-            <w:r>
-              <w:rPr>
-                <w:rFonts w:hint="eastAsia"/>
-                <w:color w:val="000000" w:themeColor="text1"/>
-              </w:rPr>
-              <w:t>setGlobalEnv</w:t>
-            </w:r>
-            <w:r>
-              <w:rPr>
-                <w:rFonts w:hint="eastAsia"/>
-              </w:rPr>
-              <w:t>()</w:t>
-            </w:r>
-            <w:r>
-              <w:rPr>
-                <w:rFonts w:hint="eastAsia"/>
-              </w:rPr>
-              <w:t>获取信息。</w:t>
-            </w:r>
-          </w:p>
-          <w:p>
-            <w:pPr>
-              <w:ind w:left="0"/>
-              <w:rPr>
-                <w:color w:val="000000" w:themeColor="text1"/>
-              </w:rPr>
-            </w:pPr>
-            <w:r>
-              <w:rPr>
-                <w:rFonts w:hint="eastAsia"/>
-              </w:rPr>
-              <w:t>4</w:t>
-            </w:r>
-            <w:r>
-              <w:rPr>
-                <w:rFonts w:hint="eastAsia"/>
-              </w:rPr>
-              <w:t>、调用</w:t>
-            </w:r>
-            <w:r>
-              <w:rPr>
-                <w:rFonts w:hint="eastAsia"/>
-                <w:color w:val="000000" w:themeColor="text1"/>
-              </w:rPr>
-              <w:t>getGlobalEnv</w:t>
-            </w:r>
-            <w:r>
-              <w:rPr>
-                <w:rFonts w:hint="eastAsia"/>
-              </w:rPr>
-              <w:t>()</w:t>
-            </w:r>
-            <w:r>
-              <w:rPr>
-                <w:rFonts w:hint="eastAsia"/>
-              </w:rPr>
-              <w:t>获取信息。</w:t>
-            </w:r>
-          </w:p>
-        </w:tc>
-        <w:tc>
-          <w:tcPr>
-            <w:tcW w:w="1021" w:type="dxa"/>
-          </w:tcPr>
-          <w:p>
-            <w:pPr>
-              <w:ind w:left="0"/>
-            </w:pPr>
-            <w:r>
-              <w:rPr>
-                <w:rFonts w:hint="eastAsia"/>
-                <w:b/>
-              </w:rPr>
-              <w:t>结果</w:t>
-            </w:r>
-            <w:r>
-              <w:rPr>
-                <w:rFonts w:hint="eastAsia"/>
-                <w:b/>
-              </w:rPr>
-              <w:t>1</w:t>
-            </w:r>
-            <w:r>
-              <w:rPr>
-                <w:rFonts w:hint="eastAsia"/>
-                <w:b/>
-              </w:rPr>
-              <w:t>：</w:t>
-            </w:r>
-            <w:r>
-              <w:rPr>
-                <w:rFonts w:hint="eastAsia"/>
-              </w:rPr>
-              <w:t>对比前后的显示信息增加了设置的全局环境变量。</w:t>
-            </w:r>
-          </w:p>
-          <w:p>
-            <w:pPr>
-              <w:ind w:left="0"/>
-            </w:pPr>
-            <w:r>
-              <w:rPr>
-                <w:rFonts w:hint="eastAsia"/>
-                <w:b/>
-              </w:rPr>
-              <w:t>结果</w:t>
-            </w:r>
-            <w:r>
-              <w:rPr>
-                <w:rFonts w:hint="eastAsia"/>
-                <w:b/>
-              </w:rPr>
-              <w:t>2</w:t>
-            </w:r>
-            <w:r>
-              <w:rPr>
-                <w:rFonts w:hint="eastAsia"/>
-                <w:b/>
-              </w:rPr>
-              <w:t>：</w:t>
-            </w:r>
-            <w:r>
-              <w:rPr>
-                <w:rFonts w:hint="eastAsia"/>
-              </w:rPr>
-              <w:t>调用</w:t>
-            </w:r>
-            <w:r>
-              <w:rPr>
-                <w:rFonts w:hint="eastAsia"/>
-              </w:rPr>
-              <w:t>setGlobalEnv()</w:t>
-            </w:r>
-            <w:r>
-              <w:rPr>
-                <w:rFonts w:hint="eastAsia"/>
-              </w:rPr>
-              <w:t>时返回对应的错误。</w:t>
-            </w:r>
-          </w:p>
-        </w:tc>
-      </w:tr>
-      <w:tr>
-        <w:tc>
-          <w:tcPr>
-            <w:tcW w:w="2982" w:type="dxa"/>
-          </w:tcPr>
-          <w:p>
-            <w:pPr>
-              <w:ind w:left="0"/>
-              <w:jc w:val="left"/>
-              <w:rPr>
-                <w:color w:val="DDD9C3" w:themeColor="background2" w:themeShade="E6"/>
-              </w:rPr>
-            </w:pPr>
-            <w:r>
-              <w:rPr>
-                <w:rFonts w:hint="eastAsia"/>
-                <w:color w:val="DDD9C3" w:themeColor="background2" w:themeShade="E6"/>
-              </w:rPr>
-              <w:t>System_flush_Test</w:t>
-            </w:r>
-          </w:p>
-        </w:tc>
-        <w:tc>
-          <w:tcPr>
-            <w:tcW w:w="1925" w:type="dxa"/>
-          </w:tcPr>
-          <w:p>
-            <w:pPr>
-              <w:ind w:leftChars="15" w:left="31"/>
-              <w:rPr>
-                <w:color w:val="DDD9C3" w:themeColor="background2" w:themeShade="E6"/>
-              </w:rPr>
-            </w:pPr>
-            <w:r>
-              <w:rPr>
-                <w:rFonts w:hint="eastAsia"/>
-                <w:color w:val="DDD9C3" w:themeColor="background2" w:themeShade="E6"/>
-              </w:rPr>
-              <w:t>System</w:t>
-            </w:r>
-            <w:r>
-              <w:rPr>
-                <w:rFonts w:hint="eastAsia"/>
-                <w:color w:val="DDD9C3" w:themeColor="background2" w:themeShade="E6"/>
-              </w:rPr>
-              <w:t>对象</w:t>
-            </w:r>
-            <w:r>
-              <w:rPr>
-                <w:rFonts w:hint="eastAsia"/>
-                <w:color w:val="DDD9C3" w:themeColor="background2" w:themeShade="E6"/>
-              </w:rPr>
-              <w:t>flush</w:t>
-            </w:r>
-            <w:r>
-              <w:rPr>
-                <w:rFonts w:hint="eastAsia"/>
-                <w:color w:val="DDD9C3" w:themeColor="background2" w:themeShade="E6"/>
-              </w:rPr>
-              <w:t>功能</w:t>
-            </w:r>
-          </w:p>
-        </w:tc>
-        <w:tc>
-          <w:tcPr>
-            <w:tcW w:w="2237" w:type="dxa"/>
-          </w:tcPr>
-          <w:p>
-            <w:pPr>
-              <w:ind w:left="0"/>
-              <w:rPr>
-                <w:color w:val="DDD9C3" w:themeColor="background2" w:themeShade="E6"/>
-              </w:rPr>
-            </w:pPr>
-            <w:r>
-              <w:rPr>
-                <w:rFonts w:hint="eastAsia"/>
-                <w:color w:val="DDD9C3" w:themeColor="background2" w:themeShade="E6"/>
-              </w:rPr>
-              <w:t>1</w:t>
-            </w:r>
-            <w:r>
-              <w:rPr>
-                <w:rFonts w:hint="eastAsia"/>
-                <w:color w:val="DDD9C3" w:themeColor="background2" w:themeShade="E6"/>
-              </w:rPr>
-              <w:t>、创建远程</w:t>
-            </w:r>
-            <w:r>
-              <w:rPr>
-                <w:rFonts w:hint="eastAsia"/>
-                <w:color w:val="DDD9C3" w:themeColor="background2" w:themeShade="E6"/>
-              </w:rPr>
-              <w:t>System</w:t>
-            </w:r>
-            <w:r>
-              <w:rPr>
-                <w:rFonts w:hint="eastAsia"/>
-                <w:color w:val="DDD9C3" w:themeColor="background2" w:themeShade="E6"/>
-              </w:rPr>
-              <w:t>对象。</w:t>
-            </w:r>
-          </w:p>
-        </w:tc>
-        <w:tc>
-          <w:tcPr>
-            <w:tcW w:w="1021" w:type="dxa"/>
-          </w:tcPr>
-          <w:p>
-            <w:pPr>
-              <w:ind w:left="0"/>
-              <w:rPr>
-                <w:color w:val="DDD9C3" w:themeColor="background2" w:themeShade="E6"/>
-              </w:rPr>
-            </w:pPr>
-            <w:r>
-              <w:rPr>
-                <w:rFonts w:hint="eastAsia"/>
-                <w:color w:val="DDD9C3" w:themeColor="background2" w:themeShade="E6"/>
-              </w:rPr>
-              <w:t>TODO</w:t>
-            </w:r>
-          </w:p>
-        </w:tc>
-      </w:tr>
-      <w:tr>
-        <w:tc>
-          <w:tcPr>
-            <w:tcW w:w="2982" w:type="dxa"/>
-          </w:tcPr>
-          <w:p>
-            <w:pPr>
-              <w:ind w:left="0"/>
-              <w:jc w:val="left"/>
-              <w:rPr>
-                <w:color w:val="000000" w:themeColor="text1"/>
-              </w:rPr>
-            </w:pPr>
-            <w:r>
-              <w:rPr>
-                <w:rFonts w:hint="eastAsia"/>
-                <w:color w:val="000000" w:themeColor="text1"/>
-              </w:rPr>
-              <w:t>System_listLoginUser_Test</w:t>
-            </w:r>
-          </w:p>
-        </w:tc>
-        <w:tc>
-          <w:tcPr>
-            <w:tcW w:w="1925" w:type="dxa"/>
-          </w:tcPr>
-          <w:p>
-            <w:pPr>
-              <w:ind w:leftChars="15" w:left="31"/>
-            </w:pPr>
-            <w:r>
-              <w:rPr>
-                <w:rFonts w:hint="eastAsia"/>
-              </w:rPr>
-              <w:t>System</w:t>
-            </w:r>
-            <w:r>
-              <w:rPr>
-                <w:rFonts w:hint="eastAsia"/>
-              </w:rPr>
-              <w:t>对象</w:t>
-            </w:r>
-            <w:r>
-              <w:rPr>
-                <w:rFonts w:hint="eastAsia"/>
-                <w:color w:val="000000" w:themeColor="text1"/>
-              </w:rPr>
-              <w:t>listLoginUser</w:t>
-            </w:r>
-            <w:r>
-              <w:rPr>
-                <w:rFonts w:hint="eastAsia"/>
-              </w:rPr>
-              <w:t>功能</w:t>
-            </w:r>
-          </w:p>
-        </w:tc>
-        <w:tc>
-          <w:tcPr>
-            <w:tcW w:w="2237" w:type="dxa"/>
-          </w:tcPr>
-          <w:p>
-            <w:pPr>
-              <w:ind w:left="0"/>
-            </w:pPr>
-            <w:r>
-              <w:rPr>
-                <w:rFonts w:hint="eastAsia"/>
-              </w:rPr>
-              <w:t>1</w:t>
-            </w:r>
-            <w:r>
-              <w:rPr>
-                <w:rFonts w:hint="eastAsia"/>
-              </w:rPr>
-              <w:t>、创建远程</w:t>
-            </w:r>
-            <w:r>
-              <w:rPr>
-                <w:rFonts w:hint="eastAsia"/>
-              </w:rPr>
-              <w:t>System</w:t>
-            </w:r>
-            <w:r>
-              <w:rPr>
-                <w:rFonts w:hint="eastAsia"/>
-              </w:rPr>
-              <w:t>对象。</w:t>
-            </w:r>
-          </w:p>
-          <w:p>
-            <w:pPr>
-              <w:ind w:left="0"/>
-              <w:rPr>
-                <w:color w:val="000000" w:themeColor="text1"/>
-              </w:rPr>
-            </w:pPr>
-            <w:r>
-              <w:rPr>
-                <w:rFonts w:hint="eastAsia"/>
-              </w:rPr>
-              <w:t>2</w:t>
-            </w:r>
-            <w:r>
-              <w:rPr>
-                <w:rFonts w:hint="eastAsia"/>
-              </w:rPr>
-              <w:t>、调用</w:t>
-            </w:r>
-            <w:r>
-              <w:rPr>
-                <w:rFonts w:hint="eastAsia"/>
-                <w:color w:val="000000" w:themeColor="text1"/>
-              </w:rPr>
-              <w:t>listLoginUser</w:t>
-            </w:r>
-            <w:r>
-              <w:rPr>
-                <w:rFonts w:hint="eastAsia"/>
-              </w:rPr>
-              <w:t>()</w:t>
-            </w:r>
-            <w:r>
-              <w:rPr>
-                <w:rFonts w:hint="eastAsia"/>
-              </w:rPr>
-              <w:t>获取信息。</w:t>
-            </w:r>
-          </w:p>
-        </w:tc>
-        <w:tc>
-          <w:tcPr>
-            <w:tcW w:w="1021" w:type="dxa"/>
-          </w:tcPr>
-          <w:p>
-            <w:pPr>
-              <w:ind w:left="0"/>
-            </w:pPr>
-            <w:r>
-              <w:rPr>
-                <w:rFonts w:hint="eastAsia"/>
-                <w:b/>
-              </w:rPr>
-              <w:t>结果</w:t>
-            </w:r>
-            <w:r>
-              <w:rPr>
-                <w:rFonts w:hint="eastAsia"/>
-                <w:b/>
-              </w:rPr>
-              <w:t>1</w:t>
-            </w:r>
-            <w:r>
-              <w:rPr>
-                <w:rFonts w:hint="eastAsia"/>
-                <w:b/>
-              </w:rPr>
-              <w:t>：</w:t>
-            </w:r>
-            <w:r>
-              <w:rPr>
-                <w:rFonts w:hint="eastAsia"/>
-              </w:rPr>
-              <w:t>显示登录的用户</w:t>
-            </w:r>
-            <w:r>
-              <w:rPr>
-                <w:rFonts w:hint="eastAsia"/>
-              </w:rPr>
-              <w:t>。</w:t>
-            </w:r>
-          </w:p>
-          <w:p>
-            <w:pPr>
-              <w:ind w:left="0"/>
-            </w:pPr>
-            <w:r>
-              <w:rPr>
-                <w:rFonts w:hint="eastAsia"/>
-                <w:b/>
-              </w:rPr>
-              <w:t>结果</w:t>
-            </w:r>
-            <w:r>
-              <w:rPr>
-                <w:rFonts w:hint="eastAsia"/>
-                <w:b/>
-              </w:rPr>
-              <w:t>2</w:t>
-            </w:r>
-            <w:r>
-              <w:rPr>
-                <w:rFonts w:hint="eastAsia"/>
-                <w:b/>
-              </w:rPr>
-              <w:t>：</w:t>
-            </w:r>
-            <w:r>
-              <w:rPr>
-                <w:rFonts w:hint="eastAsia"/>
-              </w:rPr>
-              <w:t>返回对应的错误码。</w:t>
-            </w:r>
-          </w:p>
-        </w:tc>
-      </w:tr>
-      <w:tr>
-        <w:tc>
-          <w:tcPr>
-            <w:tcW w:w="2982" w:type="dxa"/>
-          </w:tcPr>
-          <w:p>
-            <w:pPr>
-              <w:ind w:left="0"/>
-              <w:jc w:val="left"/>
-              <w:rPr>
-                <w:color w:val="000000" w:themeColor="text1"/>
-              </w:rPr>
-            </w:pPr>
-            <w:r>
-              <w:rPr>
-                <w:rFonts w:hint="eastAsia"/>
-                <w:color w:val="000000" w:themeColor="text1"/>
-              </w:rPr>
-              <w:t>System_listAllUser_Test</w:t>
-            </w:r>
-          </w:p>
-        </w:tc>
-        <w:tc>
-          <w:tcPr>
-            <w:tcW w:w="1925" w:type="dxa"/>
-          </w:tcPr>
-          <w:p>
-            <w:pPr>
-              <w:ind w:leftChars="15" w:left="31"/>
-            </w:pPr>
-            <w:r>
-              <w:rPr>
-                <w:rFonts w:hint="eastAsia"/>
-              </w:rPr>
-              <w:t>System</w:t>
-            </w:r>
-            <w:r>
-              <w:rPr>
-                <w:rFonts w:hint="eastAsia"/>
-              </w:rPr>
-              <w:t>对象</w:t>
-            </w:r>
-            <w:r>
-              <w:rPr>
-                <w:rFonts w:hint="eastAsia"/>
-                <w:color w:val="000000" w:themeColor="text1"/>
-              </w:rPr>
-              <w:t>listAllUser</w:t>
-            </w:r>
-            <w:r>
-              <w:rPr>
-                <w:rFonts w:hint="eastAsia"/>
-              </w:rPr>
-              <w:t>功能</w:t>
-            </w:r>
-          </w:p>
-        </w:tc>
-        <w:tc>
-          <w:tcPr>
-            <w:tcW w:w="2237" w:type="dxa"/>
-          </w:tcPr>
-          <w:p>
-            <w:pPr>
-              <w:ind w:left="0"/>
-            </w:pPr>
-            <w:r>
-              <w:rPr>
-                <w:rFonts w:hint="eastAsia"/>
-              </w:rPr>
-              <w:t>1</w:t>
-            </w:r>
-            <w:r>
-              <w:rPr>
-                <w:rFonts w:hint="eastAsia"/>
-              </w:rPr>
-              <w:t>、创建远程</w:t>
-            </w:r>
-            <w:r>
-              <w:rPr>
-                <w:rFonts w:hint="eastAsia"/>
-              </w:rPr>
-              <w:t>System</w:t>
-            </w:r>
-            <w:r>
-              <w:rPr>
-                <w:rFonts w:hint="eastAsia"/>
-              </w:rPr>
-              <w:t>对象。</w:t>
-            </w:r>
-          </w:p>
-          <w:p>
-            <w:pPr>
-              <w:ind w:left="0"/>
-              <w:rPr>
-                <w:color w:val="000000" w:themeColor="text1"/>
-              </w:rPr>
-            </w:pPr>
-            <w:r>
-              <w:rPr>
-                <w:rFonts w:hint="eastAsia"/>
-              </w:rPr>
-              <w:t>2</w:t>
-            </w:r>
-            <w:r>
-              <w:rPr>
-                <w:rFonts w:hint="eastAsia"/>
-              </w:rPr>
-              <w:t>、调用</w:t>
-            </w:r>
-            <w:r>
-              <w:rPr>
-                <w:rFonts w:hint="eastAsia"/>
-                <w:color w:val="000000" w:themeColor="text1"/>
-              </w:rPr>
-              <w:t>listAllUser</w:t>
-            </w:r>
-            <w:r>
-              <w:rPr>
-                <w:rFonts w:hint="eastAsia"/>
-              </w:rPr>
-              <w:t>()</w:t>
-            </w:r>
-            <w:r>
-              <w:rPr>
-                <w:rFonts w:hint="eastAsia"/>
-              </w:rPr>
-              <w:t>获取信息。</w:t>
-            </w:r>
-          </w:p>
-        </w:tc>
-        <w:tc>
-          <w:tcPr>
-            <w:tcW w:w="1021" w:type="dxa"/>
-          </w:tcPr>
-          <w:p>
-            <w:pPr>
-              <w:ind w:left="0"/>
-            </w:pPr>
-            <w:r>
-              <w:rPr>
-                <w:rFonts w:hint="eastAsia"/>
-                <w:b/>
-              </w:rPr>
-              <w:t>结果</w:t>
-            </w:r>
-            <w:r>
-              <w:rPr>
-                <w:rFonts w:hint="eastAsia"/>
-                <w:b/>
-              </w:rPr>
-              <w:t>1</w:t>
-            </w:r>
-            <w:r>
-              <w:rPr>
-                <w:rFonts w:hint="eastAsia"/>
-                <w:b/>
-              </w:rPr>
-              <w:t>：</w:t>
-            </w:r>
-            <w:r>
-              <w:rPr>
-                <w:rFonts w:hint="eastAsia"/>
-              </w:rPr>
-              <w:t>显示全部用户</w:t>
-            </w:r>
-            <w:r>
-              <w:rPr>
-                <w:rFonts w:hint="eastAsia"/>
-              </w:rPr>
-              <w:t>。</w:t>
-            </w:r>
-          </w:p>
-          <w:p>
-            <w:pPr>
-              <w:ind w:left="0"/>
-            </w:pPr>
-            <w:r>
-              <w:rPr>
-                <w:rFonts w:hint="eastAsia"/>
-                <w:b/>
-              </w:rPr>
-              <w:t>结果</w:t>
-            </w:r>
-            <w:r>
-              <w:rPr>
-                <w:rFonts w:hint="eastAsia"/>
-                <w:b/>
-              </w:rPr>
-              <w:t>2</w:t>
-            </w:r>
-            <w:r>
-              <w:rPr>
-                <w:rFonts w:hint="eastAsia"/>
-                <w:b/>
-              </w:rPr>
-              <w:t>：</w:t>
-            </w:r>
-            <w:r>
-              <w:rPr>
-                <w:rFonts w:hint="eastAsia"/>
-              </w:rPr>
-              <w:t>返回对应的错误码。</w:t>
-            </w:r>
-          </w:p>
-        </w:tc>
-      </w:tr>
-      <w:tr>
-        <w:tc>
-          <w:tcPr>
-            <w:tcW w:w="2982" w:type="dxa"/>
-          </w:tcPr>
-          <w:p>
-            <w:pPr>
-              <w:ind w:left="0"/>
-            </w:pPr>
-            <w:r>
-              <w:rPr>
-                <w:rFonts w:hint="eastAsia"/>
-              </w:rPr>
-              <w:t>File_read</w:t>
-            </w:r>
-            <w:r>
-              <w:rPr>
-                <w:rFonts w:hint="eastAsia"/>
-                <w:color w:val="000000" w:themeColor="text1"/>
-              </w:rPr>
-              <w:t>_Test</w:t>
-            </w:r>
-          </w:p>
-        </w:tc>
-        <w:tc>
-          <w:tcPr>
-            <w:tcW w:w="1925" w:type="dxa"/>
-          </w:tcPr>
-          <w:p>
-            <w:pPr>
-              <w:ind w:left="0"/>
-            </w:pPr>
-            <w:r>
-              <w:rPr>
-                <w:rFonts w:hint="eastAsia"/>
-              </w:rPr>
-              <w:t>File</w:t>
-            </w:r>
-            <w:r>
-              <w:rPr>
-                <w:rFonts w:hint="eastAsia"/>
-              </w:rPr>
-              <w:t>对象</w:t>
-            </w:r>
-            <w:r>
-              <w:rPr>
-                <w:rFonts w:hint="eastAsia"/>
-              </w:rPr>
-              <w:t>read</w:t>
-            </w:r>
-            <w:r>
-              <w:rPr>
-                <w:rFonts w:hint="eastAsia"/>
-              </w:rPr>
-              <w:t>功能</w:t>
-            </w:r>
-          </w:p>
-        </w:tc>
-        <w:tc>
-          <w:tcPr>
-            <w:tcW w:w="2237" w:type="dxa"/>
-          </w:tcPr>
-          <w:p>
-            <w:pPr>
-              <w:ind w:left="0"/>
-            </w:pPr>
-            <w:r>
-              <w:rPr>
-                <w:rFonts w:hint="eastAsia"/>
-              </w:rPr>
-              <w:t>1</w:t>
-            </w:r>
-            <w:r>
-              <w:rPr>
-                <w:rFonts w:hint="eastAsia"/>
-              </w:rPr>
-              <w:t>、创建远程</w:t>
-            </w:r>
-            <w:r>
-              <w:rPr>
-                <w:rFonts w:hint="eastAsia"/>
-              </w:rPr>
-              <w:t>File</w:t>
-            </w:r>
-            <w:r>
-              <w:rPr>
-                <w:rFonts w:hint="eastAsia"/>
-              </w:rPr>
-              <w:t>对象。</w:t>
-            </w:r>
-          </w:p>
-          <w:p>
-            <w:pPr>
-              <w:ind w:left="0"/>
-            </w:pPr>
-            <w:r>
-              <w:rPr>
-                <w:rFonts w:hint="eastAsia"/>
-              </w:rPr>
-              <w:t>2</w:t>
-            </w:r>
-            <w:r>
-              <w:rPr>
-                <w:rFonts w:hint="eastAsia"/>
-              </w:rPr>
-              <w:t>、调用</w:t>
-            </w:r>
-            <w:r>
-              <w:rPr>
-                <w:rFonts w:hint="eastAsia"/>
-              </w:rPr>
-              <w:t>read</w:t>
-            </w:r>
-            <w:r>
-              <w:rPr>
-                <w:rFonts w:hint="eastAsia"/>
-              </w:rPr>
-              <w:t>()</w:t>
-            </w:r>
-            <w:r>
-              <w:rPr>
-                <w:rFonts w:hint="eastAsia"/>
-              </w:rPr>
-              <w:t>进行文件读操作</w:t>
-            </w:r>
-            <w:r>
-              <w:rPr>
-                <w:rFonts w:hint="eastAsia"/>
-              </w:rPr>
-              <w:t>。</w:t>
-            </w:r>
-          </w:p>
-        </w:tc>
-        <w:tc>
-          <w:tcPr>
-            <w:tcW w:w="1021" w:type="dxa"/>
-          </w:tcPr>
-          <w:p>
-            <w:pPr>
-              <w:ind w:left="0"/>
-            </w:pPr>
-            <w:r>
-              <w:rPr>
-                <w:rFonts w:hint="eastAsia"/>
-                <w:b/>
-              </w:rPr>
-              <w:t>结果</w:t>
-            </w:r>
-            <w:r>
-              <w:rPr>
-                <w:rFonts w:hint="eastAsia"/>
-                <w:b/>
-              </w:rPr>
-              <w:t>1</w:t>
-            </w:r>
-            <w:r>
-              <w:rPr>
-                <w:rFonts w:hint="eastAsia"/>
-                <w:b/>
-              </w:rPr>
-              <w:t>：</w:t>
-            </w:r>
-            <w:r>
-              <w:rPr>
-                <w:rFonts w:hint="eastAsia"/>
-              </w:rPr>
-              <w:t>显示读取的文件内容</w:t>
-            </w:r>
-            <w:r>
-              <w:rPr>
-                <w:rFonts w:hint="eastAsia"/>
-              </w:rPr>
-              <w:t>。</w:t>
-            </w:r>
-          </w:p>
-          <w:p>
-            <w:pPr>
-              <w:ind w:left="0"/>
-            </w:pPr>
-            <w:r>
-              <w:rPr>
-                <w:rFonts w:hint="eastAsia"/>
-                <w:b/>
-              </w:rPr>
-              <w:t>结果</w:t>
-            </w:r>
-            <w:r>
-              <w:rPr>
-                <w:rFonts w:hint="eastAsia"/>
-                <w:b/>
-              </w:rPr>
-              <w:t>2</w:t>
-            </w:r>
-            <w:r>
-              <w:rPr>
-                <w:rFonts w:hint="eastAsia"/>
-                <w:b/>
-              </w:rPr>
-              <w:t>：</w:t>
-            </w:r>
-            <w:r>
-              <w:rPr>
-                <w:rFonts w:hint="eastAsia"/>
-              </w:rPr>
-              <w:t>返回对应的错误码。</w:t>
-            </w:r>
-          </w:p>
-        </w:tc>
-      </w:tr>
-      <w:tr>
-        <w:tc>
-          <w:tcPr>
-            <w:tcW w:w="2982" w:type="dxa"/>
-          </w:tcPr>
-          <w:p>
-            <w:pPr>
-              <w:ind w:left="0"/>
-            </w:pPr>
-            <w:r>
-              <w:rPr>
-                <w:rFonts w:hint="eastAsia"/>
-              </w:rPr>
-              <w:t>File_write</w:t>
-            </w:r>
-            <w:r>
-              <w:rPr>
-                <w:rFonts w:hint="eastAsia"/>
-                <w:color w:val="000000" w:themeColor="text1"/>
-              </w:rPr>
-              <w:t>_Test</w:t>
-            </w:r>
-          </w:p>
-        </w:tc>
-        <w:tc>
-          <w:tcPr>
-            <w:tcW w:w="1925" w:type="dxa"/>
-          </w:tcPr>
-          <w:p>
-            <w:pPr>
-              <w:ind w:left="0"/>
-            </w:pPr>
-            <w:r>
-              <w:rPr>
-                <w:rFonts w:hint="eastAsia"/>
-              </w:rPr>
-              <w:t>File</w:t>
-            </w:r>
-            <w:r>
-              <w:rPr>
-                <w:rFonts w:hint="eastAsia"/>
-              </w:rPr>
-              <w:t>对象</w:t>
-            </w:r>
-            <w:r>
-              <w:rPr>
-                <w:rFonts w:hint="eastAsia"/>
-              </w:rPr>
-              <w:t>write</w:t>
-            </w:r>
-            <w:r>
-              <w:rPr>
-                <w:rFonts w:hint="eastAsia"/>
-              </w:rPr>
-              <w:t>功能</w:t>
-            </w:r>
-          </w:p>
-        </w:tc>
-        <w:tc>
-          <w:tcPr>
-            <w:tcW w:w="2237" w:type="dxa"/>
-          </w:tcPr>
-          <w:p>
-            <w:pPr>
-              <w:ind w:left="0"/>
-            </w:pPr>
-            <w:r>
-              <w:rPr>
-                <w:rFonts w:hint="eastAsia"/>
-              </w:rPr>
-              <w:t>1</w:t>
-            </w:r>
-            <w:r>
-              <w:rPr>
-                <w:rFonts w:hint="eastAsia"/>
-              </w:rPr>
-              <w:t>、创建远程</w:t>
-            </w:r>
-            <w:r>
-              <w:rPr>
-                <w:rFonts w:hint="eastAsia"/>
-              </w:rPr>
-              <w:t>File</w:t>
-            </w:r>
-            <w:r>
-              <w:rPr>
-                <w:rFonts w:hint="eastAsia"/>
-              </w:rPr>
-              <w:t>对象。</w:t>
-            </w:r>
-          </w:p>
-          <w:p>
-            <w:pPr>
-              <w:ind w:left="0"/>
-            </w:pPr>
-            <w:r>
-              <w:rPr>
-                <w:rFonts w:hint="eastAsia"/>
-              </w:rPr>
-              <w:t>2</w:t>
-            </w:r>
-            <w:r>
-              <w:rPr>
-                <w:rFonts w:hint="eastAsia"/>
-              </w:rPr>
-              <w:t>、调用</w:t>
-            </w:r>
-            <w:r>
-              <w:rPr>
-                <w:rFonts w:hint="eastAsia"/>
-              </w:rPr>
-              <w:t>read()</w:t>
-            </w:r>
-            <w:r>
-              <w:rPr>
-                <w:rFonts w:hint="eastAsia"/>
-              </w:rPr>
-              <w:t>进行文件读操作。</w:t>
-            </w:r>
-          </w:p>
-          <w:p>
-            <w:pPr>
-              <w:ind w:left="0"/>
-            </w:pPr>
-            <w:r>
-              <w:rPr>
-                <w:rFonts w:hint="eastAsia"/>
-              </w:rPr>
-              <w:t>3</w:t>
-            </w:r>
-            <w:r>
-              <w:rPr>
-                <w:rFonts w:hint="eastAsia"/>
-              </w:rPr>
-              <w:t>、调用</w:t>
-            </w:r>
-            <w:r>
-              <w:rPr>
-                <w:rFonts w:hint="eastAsia"/>
-              </w:rPr>
-              <w:t>write</w:t>
-            </w:r>
-            <w:r>
-              <w:rPr>
-                <w:rFonts w:hint="eastAsia"/>
-              </w:rPr>
-              <w:t>()</w:t>
-            </w:r>
-            <w:r>
-              <w:rPr>
-                <w:rFonts w:hint="eastAsia"/>
-              </w:rPr>
-              <w:t>进行文件写</w:t>
-            </w:r>
-            <w:r>
-              <w:rPr>
-                <w:rFonts w:hint="eastAsia"/>
-              </w:rPr>
-              <w:t>操作</w:t>
-            </w:r>
-            <w:r>
-              <w:rPr>
-                <w:rFonts w:hint="eastAsia"/>
-              </w:rPr>
-              <w:t>。</w:t>
-            </w:r>
-          </w:p>
-          <w:p>
-            <w:pPr>
-              <w:ind w:left="0"/>
-            </w:pPr>
-            <w:r>
-              <w:rPr>
-                <w:rFonts w:hint="eastAsia"/>
-              </w:rPr>
-              <w:t>4</w:t>
-            </w:r>
-            <w:r>
-              <w:rPr>
-                <w:rFonts w:hint="eastAsia"/>
-              </w:rPr>
-              <w:t>、调用</w:t>
-            </w:r>
-            <w:r>
-              <w:rPr>
-                <w:rFonts w:hint="eastAsia"/>
-              </w:rPr>
-              <w:t>seek()</w:t>
-            </w:r>
-            <w:r>
-              <w:rPr>
-                <w:rFonts w:hint="eastAsia"/>
-              </w:rPr>
-              <w:t>移动文件指针。</w:t>
-            </w:r>
-          </w:p>
-          <w:p>
-            <w:pPr>
-              <w:ind w:left="0"/>
-            </w:pPr>
-            <w:r>
-              <w:rPr>
-                <w:rFonts w:hint="eastAsia"/>
-              </w:rPr>
-              <w:lastRenderedPageBreak/>
-              <w:t>5</w:t>
-            </w:r>
-            <w:r>
-              <w:rPr>
-                <w:rFonts w:hint="eastAsia"/>
-              </w:rPr>
-              <w:t>、调用</w:t>
-            </w:r>
-            <w:r>
-              <w:rPr>
-                <w:rFonts w:hint="eastAsia"/>
-              </w:rPr>
-              <w:t>read()</w:t>
-            </w:r>
-            <w:r>
-              <w:rPr>
-                <w:rFonts w:hint="eastAsia"/>
-              </w:rPr>
-              <w:t>进行文件读操作。</w:t>
-            </w:r>
-          </w:p>
-        </w:tc>
-        <w:tc>
-          <w:tcPr>
-            <w:tcW w:w="1021" w:type="dxa"/>
-          </w:tcPr>
-          <w:p>
-            <w:pPr>
-              <w:ind w:left="0"/>
-            </w:pPr>
-            <w:r>
-              <w:rPr>
-                <w:rFonts w:hint="eastAsia"/>
-                <w:b/>
-              </w:rPr>
-              <w:lastRenderedPageBreak/>
-              <w:t>结果</w:t>
-            </w:r>
-            <w:r>
-              <w:rPr>
-                <w:rFonts w:hint="eastAsia"/>
-                <w:b/>
-              </w:rPr>
-              <w:t>1</w:t>
-            </w:r>
-            <w:r>
-              <w:rPr>
-                <w:rFonts w:hint="eastAsia"/>
-                <w:b/>
-              </w:rPr>
-              <w:t>：</w:t>
-            </w:r>
-            <w:r>
-              <w:rPr>
-                <w:rFonts w:hint="eastAsia"/>
-              </w:rPr>
-              <w:t>调用</w:t>
-            </w:r>
-            <w:r>
-              <w:rPr>
-                <w:rFonts w:hint="eastAsia"/>
-              </w:rPr>
-              <w:t>write()</w:t>
-            </w:r>
-            <w:r>
-              <w:rPr>
-                <w:rFonts w:hint="eastAsia"/>
-              </w:rPr>
-              <w:t>后</w:t>
-            </w:r>
-            <w:r>
-              <w:rPr>
-                <w:rFonts w:hint="eastAsia"/>
-              </w:rPr>
-              <w:t>read()</w:t>
-            </w:r>
-            <w:r>
-              <w:rPr>
-                <w:rFonts w:hint="eastAsia"/>
-              </w:rPr>
-              <w:t>显示的结果增加了写的部分</w:t>
-            </w:r>
-            <w:r>
-              <w:rPr>
-                <w:rFonts w:hint="eastAsia"/>
-              </w:rPr>
-              <w:t>。</w:t>
-            </w:r>
-          </w:p>
-          <w:p>
-            <w:pPr>
-              <w:ind w:left="0"/>
-            </w:pPr>
-            <w:r>
-              <w:rPr>
-                <w:rFonts w:hint="eastAsia"/>
-                <w:b/>
-              </w:rPr>
-              <w:t>结果</w:t>
-            </w:r>
-            <w:r>
-              <w:rPr>
-                <w:rFonts w:hint="eastAsia"/>
-                <w:b/>
-              </w:rPr>
-              <w:t>2</w:t>
-            </w:r>
-            <w:r>
-              <w:rPr>
-                <w:rFonts w:hint="eastAsia"/>
-                <w:b/>
-              </w:rPr>
-              <w:t>：</w:t>
-            </w:r>
-            <w:r>
-              <w:rPr>
-                <w:rFonts w:hint="eastAsia"/>
-              </w:rPr>
-              <w:t>在调用</w:t>
-            </w:r>
-            <w:r>
-              <w:rPr>
-                <w:rFonts w:hint="eastAsia"/>
-              </w:rPr>
               <w:t>write</w:t>
             </w:r>
             <w:r>
@@ -22047,7 +22183,14 @@
               <w:rPr>
                 <w:rFonts w:hint="eastAsia"/>
               </w:rPr>
-              <w:t>进行文件位置查询操作。</w:t>
+              <w:t>进行</w:t>
+            </w:r>
+            <w:r>
+              <w:rPr>
+                <w:rFonts w:hint="eastAsia"/>
+              </w:rPr>
+              <w:lastRenderedPageBreak/>
+              <w:t>文件位置查询操作。</w:t>
             </w:r>
           </w:p>
         </w:tc>
@@ -22064,6 +22207,7 @@
                 <w:rFonts w:hint="eastAsia"/>
                 <w:b/>
               </w:rPr>
+              <w:lastRenderedPageBreak/>
               <w:t>结果</w:t>
             </w:r>
             <w:r>
@@ -22164,6 +22308,7 @@
               <w:rPr>
                 <w:rFonts w:hint="eastAsia"/>
               </w:rPr>
+              <w:lastRenderedPageBreak/>
               <w:t>File_move</w:t>
             </w:r>
             <w:r>
@@ -22205,14 +22350,7 @@
               <w:rPr>
                 <w:rFonts w:hint="eastAsia"/>
               </w:rPr>
-              <w:t>功</w:t>
-            </w:r>
-            <w:r>
-              <w:rPr>
-                <w:rFonts w:hint="eastAsia"/>
-              </w:rPr>
-              <w:lastRenderedPageBreak/>
-              <w:t>能</w:t>
+              <w:t>功能</w:t>
             </w:r>
           </w:p>
         </w:tc>
@@ -22228,7 +22366,6 @@
               <w:rPr>
                 <w:rFonts w:hint="eastAsia"/>
               </w:rPr>
-              <w:lastRenderedPageBreak/>
               <w:t>1</w:t>
             </w:r>
             <w:r>
@@ -22247,7 +22384,6 @@
               <w:rPr>
                 <w:rFonts w:hint="eastAsia"/>
               </w:rPr>
-              <w:lastRenderedPageBreak/>
               <w:t>对象。</w:t>
             </w:r>
           </w:p>
@@ -22358,7 +22494,6 @@
                 <w:rFonts w:hint="eastAsia"/>
                 <w:b/>
               </w:rPr>
-              <w:lastRenderedPageBreak/>
               <w:t>结果</w:t>
             </w:r>
             <w:r>
@@ -22379,14 +22514,7 @@
               <w:rPr>
                 <w:rFonts w:hint="eastAsia"/>
               </w:rPr>
-              <w:t>前后两</w:t>
-            </w:r>
-            <w:r>
-              <w:rPr>
-                <w:rFonts w:hint="eastAsia"/>
-              </w:rPr>
-              <w:lastRenderedPageBreak/>
-              <w:t>次调用</w:t>
+              <w:t>前后两次调用</w:t>
             </w:r>
             <w:r>
               <w:rPr>
@@ -22496,7 +22624,6 @@
               <w:rPr>
                 <w:rFonts w:hint="eastAsia"/>
               </w:rPr>
-              <w:lastRenderedPageBreak/>
               <w:t>File_mkdir</w:t>
             </w:r>
             <w:r>
@@ -23593,7 +23720,14 @@
               <w:rPr>
                 <w:rFonts w:hint="eastAsia"/>
               </w:rPr>
-              <w:t>进行文件</w:t>
+              <w:t>进</w:t>
+            </w:r>
+            <w:r>
+              <w:rPr>
+                <w:rFonts w:hint="eastAsia"/>
+              </w:rPr>
+              <w:lastRenderedPageBreak/>
+              <w:t>行文件</w:t>
             </w:r>
             <w:r>
               <w:rPr>
@@ -23640,7 +23774,6 @@
               <w:rPr>
                 <w:rFonts w:hint="eastAsia"/>
               </w:rPr>
-              <w:lastRenderedPageBreak/>
               <w:t>列出文件信息。</w:t>
             </w:r>
           </w:p>

--- a/internal_doc/03.开发设计/JS对象增强和远程化/JS对象增强和远程化.docx
+++ b/internal_doc/03.开发设计/JS对象增强和远程化/JS对象增强和远程化.docx
@@ -5991,7 +5991,6 @@
     <w:p>
       <w:pPr>
         <w:rPr>
-          <w:rFonts w:hint="eastAsia"/>
           <w:b/>
         </w:rPr>
       </w:pPr>
@@ -5999,7 +5998,6 @@
     <w:p>
       <w:pPr>
         <w:rPr>
-          <w:rFonts w:hint="eastAsia"/>
           <w:b/>
         </w:rPr>
       </w:pPr>
@@ -6069,9 +6067,9 @@
         </w:rPr>
         <w:drawing>
           <wp:inline distT="0" distB="0" distL="0" distR="0">
-            <wp:extent cx="4657725" cy="4638675"/>
-            <wp:effectExtent l="19050" t="0" r="9525" b="0"/>
-            <wp:docPr id="8" name="Picture 8"/>
+            <wp:extent cx="4659630" cy="4635500"/>
+            <wp:effectExtent l="19050" t="0" r="7620" b="0"/>
+            <wp:docPr id="4" name="Picture 1"/>
             <wp:cNvGraphicFramePr>
               <a:graphicFrameLocks xmlns:a="http://schemas.openxmlformats.org/drawingml/2006/main" noChangeAspect="1"/>
             </wp:cNvGraphicFramePr>
@@ -6079,7 +6077,7 @@
               <a:graphicData uri="http://schemas.openxmlformats.org/drawingml/2006/picture">
                 <pic:pic xmlns:pic="http://schemas.openxmlformats.org/drawingml/2006/picture">
                   <pic:nvPicPr>
-                    <pic:cNvPr id="0" name="Picture 8"/>
+                    <pic:cNvPr id="0" name="Picture 1"/>
                     <pic:cNvPicPr>
                       <a:picLocks noChangeAspect="1" noChangeArrowheads="1"/>
                     </pic:cNvPicPr>
@@ -6094,7 +6092,7 @@
                   <pic:spPr bwMode="auto">
                     <a:xfrm>
                       <a:off x="0" y="0"/>
-                      <a:ext cx="4657725" cy="4638675"/>
+                      <a:ext cx="4659630" cy="4635500"/>
                     </a:xfrm>
                     <a:prstGeom prst="rect">
                       <a:avLst/>
@@ -6235,7 +6233,6 @@
       <w:tblGrid>
         <w:gridCol w:w="3375"/>
         <w:gridCol w:w="2395"/>
-        <w:gridCol w:w="2395"/>
       </w:tblGrid>
       <w:tr>
         <w:tc>
@@ -6269,19 +6266,6 @@
               <w:ind w:left="0"/>
               <w:rPr>
                 <w:b/>
-              </w:rPr>
-            </w:pPr>
-          </w:p>
-        </w:tc>
-        <w:tc>
-          <w:tcPr>
-            <w:tcW w:w="2395" w:type="dxa"/>
-          </w:tcPr>
-          <w:p>
-            <w:pPr>
-              <w:ind w:left="0"/>
-              <w:rPr>
-                <w:b/>
                 <w:color w:val="FF0000"/>
               </w:rPr>
             </w:pPr>
@@ -6314,19 +6298,6 @@
           <w:p>
             <w:pPr>
               <w:ind w:left="0"/>
-              <w:rPr>
-                <w:b/>
-              </w:rPr>
-            </w:pPr>
-          </w:p>
-        </w:tc>
-        <w:tc>
-          <w:tcPr>
-            <w:tcW w:w="2395" w:type="dxa"/>
-          </w:tcPr>
-          <w:p>
-            <w:pPr>
-              <w:ind w:left="0"/>
             </w:pPr>
             <w:r>
               <w:rPr>
@@ -6355,19 +6326,6 @@
             <w:r>
               <w:t>Q</w:t>
             </w:r>
-          </w:p>
-        </w:tc>
-        <w:tc>
-          <w:tcPr>
-            <w:tcW w:w="2395" w:type="dxa"/>
-          </w:tcPr>
-          <w:p>
-            <w:pPr>
-              <w:ind w:left="0"/>
-              <w:rPr>
-                <w:b/>
-              </w:rPr>
-            </w:pPr>
           </w:p>
         </w:tc>
         <w:tc>
@@ -6403,13 +6361,14 @@
         <w:tblLook w:val="04A0"/>
       </w:tblPr>
       <w:tblGrid>
-        <w:gridCol w:w="4083"/>
-        <w:gridCol w:w="4082"/>
+        <w:gridCol w:w="2985"/>
+        <w:gridCol w:w="3003"/>
+        <w:gridCol w:w="2177"/>
       </w:tblGrid>
       <w:tr>
         <w:tc>
           <w:tcPr>
-            <w:tcW w:w="4083" w:type="dxa"/>
+            <w:tcW w:w="2985" w:type="dxa"/>
           </w:tcPr>
           <w:p>
             <w:pPr>
@@ -6431,7 +6390,7 @@
         </w:tc>
         <w:tc>
           <w:tcPr>
-            <w:tcW w:w="4082" w:type="dxa"/>
+            <w:tcW w:w="3003" w:type="dxa"/>
           </w:tcPr>
           <w:p>
             <w:pPr>
@@ -6447,7 +6406,37 @@
                 <w:b/>
                 <w:color w:val="FF0000"/>
               </w:rPr>
-              <w:t>消息定义</w:t>
+              <w:t>消息</w:t>
+            </w:r>
+            <w:r>
+              <w:rPr>
+                <w:rFonts w:hint="eastAsia"/>
+                <w:b/>
+                <w:color w:val="FF0000"/>
+              </w:rPr>
+              <w:t>宏</w:t>
+            </w:r>
+          </w:p>
+        </w:tc>
+        <w:tc>
+          <w:tcPr>
+            <w:tcW w:w="2177" w:type="dxa"/>
+          </w:tcPr>
+          <w:p>
+            <w:pPr>
+              <w:ind w:left="0"/>
+              <w:rPr>
+                <w:b/>
+                <w:color w:val="FF0000"/>
+              </w:rPr>
+            </w:pPr>
+            <w:r>
+              <w:rPr>
+                <w:rFonts w:hint="eastAsia"/>
+                <w:b/>
+                <w:color w:val="FF0000"/>
+              </w:rPr>
+              <w:t>对应字符串</w:t>
             </w:r>
           </w:p>
         </w:tc>
@@ -6455,7 +6444,7 @@
       <w:tr>
         <w:tc>
           <w:tcPr>
-            <w:tcW w:w="4083" w:type="dxa"/>
+            <w:tcW w:w="2985" w:type="dxa"/>
           </w:tcPr>
           <w:p>
             <w:pPr>
@@ -6475,7 +6464,7 @@
         </w:tc>
         <w:tc>
           <w:tcPr>
-            <w:tcW w:w="4082" w:type="dxa"/>
+            <w:tcW w:w="3003" w:type="dxa"/>
           </w:tcPr>
           <w:p>
             <w:pPr>
@@ -6491,15 +6480,26 @@
               <w:t>NODES</w:t>
             </w:r>
           </w:p>
-          <w:p>
-            <w:pPr>
-              <w:ind w:left="0"/>
-            </w:pPr>
-            <w:r>
-              <w:rPr>
-                <w:rFonts w:hint="eastAsia"/>
-              </w:rPr>
-              <w:t>"list nodes"</w:t>
+        </w:tc>
+        <w:tc>
+          <w:tcPr>
+            <w:tcW w:w="2177" w:type="dxa"/>
+          </w:tcPr>
+          <w:p>
+            <w:pPr>
+              <w:ind w:left="0"/>
+            </w:pPr>
+            <w:r>
+              <w:rPr>
+                <w:rFonts w:hint="eastAsia"/>
+              </w:rPr>
+              <w:t>"list</w:t>
+            </w:r>
+            <w:r>
+              <w:rPr>
+                <w:rFonts w:hint="eastAsia"/>
+              </w:rPr>
+              <w:t xml:space="preserve"> node"</w:t>
             </w:r>
           </w:p>
         </w:tc>
@@ -6507,7 +6507,7 @@
       <w:tr>
         <w:tc>
           <w:tcPr>
-            <w:tcW w:w="4083" w:type="dxa"/>
+            <w:tcW w:w="2985" w:type="dxa"/>
           </w:tcPr>
           <w:p>
             <w:pPr>
@@ -6527,7 +6527,7 @@
         </w:tc>
         <w:tc>
           <w:tcPr>
-            <w:tcW w:w="4082" w:type="dxa"/>
+            <w:tcW w:w="3003" w:type="dxa"/>
           </w:tcPr>
           <w:p>
             <w:pPr>
@@ -6552,15 +6552,26 @@
               <w:t>NODES</w:t>
             </w:r>
           </w:p>
-          <w:p>
-            <w:pPr>
-              <w:ind w:left="0"/>
-            </w:pPr>
-            <w:r>
-              <w:rPr>
-                <w:rFonts w:hint="eastAsia"/>
-              </w:rPr>
-              <w:t>"get node config"</w:t>
+        </w:tc>
+        <w:tc>
+          <w:tcPr>
+            <w:tcW w:w="2177" w:type="dxa"/>
+          </w:tcPr>
+          <w:p>
+            <w:pPr>
+              <w:ind w:left="0"/>
+            </w:pPr>
+            <w:r>
+              <w:rPr>
+                <w:rFonts w:hint="eastAsia"/>
+              </w:rPr>
+              <w:t>"get</w:t>
+            </w:r>
+            <w:r>
+              <w:rPr>
+                <w:rFonts w:hint="eastAsia"/>
+              </w:rPr>
+              <w:t xml:space="preserve"> node config"</w:t>
             </w:r>
           </w:p>
         </w:tc>
@@ -6568,7 +6579,7 @@
       <w:tr>
         <w:tc>
           <w:tcPr>
-            <w:tcW w:w="4083" w:type="dxa"/>
+            <w:tcW w:w="2985" w:type="dxa"/>
           </w:tcPr>
           <w:p>
             <w:pPr>
@@ -6595,7 +6606,7 @@
         </w:tc>
         <w:tc>
           <w:tcPr>
-            <w:tcW w:w="4082" w:type="dxa"/>
+            <w:tcW w:w="3003" w:type="dxa"/>
           </w:tcPr>
           <w:p>
             <w:pPr>
@@ -6620,15 +6631,26 @@
               <w:t>NODES</w:t>
             </w:r>
           </w:p>
-          <w:p>
-            <w:pPr>
-              <w:ind w:left="0"/>
-            </w:pPr>
-            <w:r>
-              <w:rPr>
-                <w:rFonts w:hint="eastAsia"/>
-              </w:rPr>
-              <w:t>"set node config"</w:t>
+        </w:tc>
+        <w:tc>
+          <w:tcPr>
+            <w:tcW w:w="2177" w:type="dxa"/>
+          </w:tcPr>
+          <w:p>
+            <w:pPr>
+              <w:ind w:left="0"/>
+            </w:pPr>
+            <w:r>
+              <w:rPr>
+                <w:rFonts w:hint="eastAsia"/>
+              </w:rPr>
+              <w:t>"set</w:t>
+            </w:r>
+            <w:r>
+              <w:rPr>
+                <w:rFonts w:hint="eastAsia"/>
+              </w:rPr>
+              <w:t xml:space="preserve"> node config"</w:t>
             </w:r>
           </w:p>
         </w:tc>
@@ -6636,7 +6658,7 @@
       <w:tr>
         <w:tc>
           <w:tcPr>
-            <w:tcW w:w="4083" w:type="dxa"/>
+            <w:tcW w:w="2985" w:type="dxa"/>
           </w:tcPr>
           <w:p>
             <w:pPr>
@@ -6663,7 +6685,7 @@
         </w:tc>
         <w:tc>
           <w:tcPr>
-            <w:tcW w:w="4082" w:type="dxa"/>
+            <w:tcW w:w="3003" w:type="dxa"/>
           </w:tcPr>
           <w:p>
             <w:pPr>
@@ -6688,15 +6710,26 @@
               <w:t>NODES</w:t>
             </w:r>
           </w:p>
-          <w:p>
-            <w:pPr>
-              <w:ind w:left="0"/>
-            </w:pPr>
-            <w:r>
-              <w:rPr>
-                <w:rFonts w:hint="eastAsia"/>
-              </w:rPr>
-              <w:t>"update node config"</w:t>
+        </w:tc>
+        <w:tc>
+          <w:tcPr>
+            <w:tcW w:w="2177" w:type="dxa"/>
+          </w:tcPr>
+          <w:p>
+            <w:pPr>
+              <w:ind w:left="0"/>
+            </w:pPr>
+            <w:r>
+              <w:rPr>
+                <w:rFonts w:hint="eastAsia"/>
+              </w:rPr>
+              <w:t>"update</w:t>
+            </w:r>
+            <w:r>
+              <w:rPr>
+                <w:rFonts w:hint="eastAsia"/>
+              </w:rPr>
+              <w:t xml:space="preserve"> node config" </w:t>
             </w:r>
           </w:p>
         </w:tc>
@@ -6733,7 +6766,6 @@
       <w:tblGrid>
         <w:gridCol w:w="3197"/>
         <w:gridCol w:w="2484"/>
-        <w:gridCol w:w="2484"/>
       </w:tblGrid>
       <w:tr>
         <w:tc>
@@ -6767,24 +6799,13 @@
               <w:ind w:left="0"/>
               <w:rPr>
                 <w:b/>
-              </w:rPr>
-            </w:pPr>
-          </w:p>
-        </w:tc>
-        <w:tc>
-          <w:tcPr>
-            <w:tcW w:w="2484" w:type="dxa"/>
-          </w:tcPr>
-          <w:p>
-            <w:pPr>
-              <w:ind w:left="0"/>
-              <w:rPr>
                 <w:color w:val="FF0000"/>
               </w:rPr>
             </w:pPr>
             <w:r>
               <w:rPr>
                 <w:rFonts w:hint="eastAsia"/>
+                <w:b/>
                 <w:color w:val="FF0000"/>
               </w:rPr>
               <w:t>备注</w:t>
@@ -6814,20 +6835,6 @@
             <w:pPr>
               <w:ind w:left="0"/>
               <w:rPr>
-                <w:b/>
-                <w:szCs w:val="21"/>
-              </w:rPr>
-            </w:pPr>
-          </w:p>
-        </w:tc>
-        <w:tc>
-          <w:tcPr>
-            <w:tcW w:w="2484" w:type="dxa"/>
-          </w:tcPr>
-          <w:p>
-            <w:pPr>
-              <w:ind w:left="0"/>
-              <w:rPr>
                 <w:szCs w:val="21"/>
               </w:rPr>
             </w:pPr>
@@ -6853,20 +6860,6 @@
               </w:rPr>
               <w:t>MSG_RMT_RSQ</w:t>
             </w:r>
-          </w:p>
-        </w:tc>
-        <w:tc>
-          <w:tcPr>
-            <w:tcW w:w="2484" w:type="dxa"/>
-          </w:tcPr>
-          <w:p>
-            <w:pPr>
-              <w:ind w:left="0"/>
-              <w:rPr>
-                <w:b/>
-                <w:szCs w:val="21"/>
-              </w:rPr>
-            </w:pPr>
           </w:p>
         </w:tc>
         <w:tc>
@@ -7732,7 +7725,6 @@
                 <w:rFonts w:hint="eastAsia"/>
                 <w:color w:val="000000" w:themeColor="text1"/>
               </w:rPr>
-              <w:lastRenderedPageBreak/>
               <w:t>snapshotDiskInfo()</w:t>
             </w:r>
           </w:p>
@@ -7965,6 +7957,7 @@
                 <w:rFonts w:hint="eastAsia"/>
                 <w:color w:val="000000" w:themeColor="text1"/>
               </w:rPr>
+              <w:lastRenderedPageBreak/>
               <w:t>getHostName()</w:t>
             </w:r>
           </w:p>
@@ -8949,10 +8942,13 @@
               <w:ind w:leftChars="167" w:left="351"/>
             </w:pPr>
             <w:r>
-              <w:rPr>
-                <w:rFonts w:hint="eastAsia"/>
-              </w:rPr>
-              <w:t>read</w:t>
+              <w:t>R</w:t>
+            </w:r>
+            <w:r>
+              <w:rPr>
+                <w:rFonts w:hint="eastAsia"/>
+              </w:rPr>
+              <w:t>ead</w:t>
             </w:r>
           </w:p>
         </w:tc>
@@ -8999,10 +8995,13 @@
               <w:ind w:leftChars="167" w:left="351"/>
             </w:pPr>
             <w:r>
-              <w:rPr>
-                <w:rFonts w:hint="eastAsia"/>
-              </w:rPr>
-              <w:t>write</w:t>
+              <w:t>W</w:t>
+            </w:r>
+            <w:r>
+              <w:rPr>
+                <w:rFonts w:hint="eastAsia"/>
+              </w:rPr>
+              <w:t>rite</w:t>
             </w:r>
           </w:p>
         </w:tc>
@@ -9049,10 +9048,13 @@
               <w:ind w:leftChars="167" w:left="351"/>
             </w:pPr>
             <w:r>
-              <w:rPr>
-                <w:rFonts w:hint="eastAsia"/>
-              </w:rPr>
-              <w:t>seek</w:t>
+              <w:t>S</w:t>
+            </w:r>
+            <w:r>
+              <w:rPr>
+                <w:rFonts w:hint="eastAsia"/>
+              </w:rPr>
+              <w:t>eek</w:t>
             </w:r>
           </w:p>
         </w:tc>
@@ -9102,7 +9104,10 @@
               <w:ind w:leftChars="167" w:left="351"/>
             </w:pPr>
             <w:r>
-              <w:t>remove</w:t>
+              <w:t>R</w:t>
+            </w:r>
+            <w:r>
+              <w:t>emove</w:t>
             </w:r>
           </w:p>
         </w:tc>
@@ -9149,10 +9154,13 @@
               <w:ind w:leftChars="167" w:left="351"/>
             </w:pPr>
             <w:r>
-              <w:rPr>
-                <w:rFonts w:hint="eastAsia"/>
-              </w:rPr>
-              <w:t>exist</w:t>
+              <w:t>E</w:t>
+            </w:r>
+            <w:r>
+              <w:rPr>
+                <w:rFonts w:hint="eastAsia"/>
+              </w:rPr>
+              <w:t>xist</w:t>
             </w:r>
           </w:p>
         </w:tc>
@@ -9199,10 +9207,13 @@
               <w:ind w:leftChars="167" w:left="351"/>
             </w:pPr>
             <w:r>
-              <w:rPr>
-                <w:rFonts w:hint="eastAsia"/>
-              </w:rPr>
-              <w:t>copy</w:t>
+              <w:t>C</w:t>
+            </w:r>
+            <w:r>
+              <w:rPr>
+                <w:rFonts w:hint="eastAsia"/>
+              </w:rPr>
+              <w:t>opy</w:t>
             </w:r>
           </w:p>
         </w:tc>
@@ -9249,10 +9260,13 @@
               <w:ind w:leftChars="167" w:left="351"/>
             </w:pPr>
             <w:r>
-              <w:rPr>
-                <w:rFonts w:hint="eastAsia"/>
-              </w:rPr>
-              <w:t>move</w:t>
+              <w:t>M</w:t>
+            </w:r>
+            <w:r>
+              <w:rPr>
+                <w:rFonts w:hint="eastAsia"/>
+              </w:rPr>
+              <w:t>ove</w:t>
             </w:r>
           </w:p>
         </w:tc>
@@ -9299,10 +9313,13 @@
               <w:ind w:leftChars="167" w:left="351"/>
             </w:pPr>
             <w:r>
-              <w:rPr>
-                <w:rFonts w:hint="eastAsia"/>
-              </w:rPr>
-              <w:t>mkdir</w:t>
+              <w:t>M</w:t>
+            </w:r>
+            <w:r>
+              <w:rPr>
+                <w:rFonts w:hint="eastAsia"/>
+              </w:rPr>
+              <w:t>kdir</w:t>
             </w:r>
           </w:p>
         </w:tc>
@@ -9844,10 +9861,14 @@
             <w:pPr>
               <w:ind w:leftChars="167" w:left="352" w:hanging="1"/>
               <w:jc w:val="left"/>
-            </w:pPr>
-            <w:r>
-              <w:rPr>
-                <w:rFonts w:hint="eastAsia"/>
+              <w:rPr>
+                <w:color w:val="DDD9C3" w:themeColor="background2" w:themeShade="E6"/>
+              </w:rPr>
+            </w:pPr>
+            <w:r>
+              <w:rPr>
+                <w:rFonts w:hint="eastAsia"/>
+                <w:color w:val="DDD9C3" w:themeColor="background2" w:themeShade="E6"/>
               </w:rPr>
               <w:t>md5</w:t>
             </w:r>
@@ -9861,10 +9882,14 @@
             <w:pPr>
               <w:ind w:left="0"/>
               <w:jc w:val="left"/>
-            </w:pPr>
-            <w:r>
-              <w:rPr>
-                <w:rFonts w:hint="eastAsia"/>
+              <w:rPr>
+                <w:color w:val="DDD9C3" w:themeColor="background2" w:themeShade="E6"/>
+              </w:rPr>
+            </w:pPr>
+            <w:r>
+              <w:rPr>
+                <w:rFonts w:hint="eastAsia"/>
+                <w:color w:val="DDD9C3" w:themeColor="background2" w:themeShade="E6"/>
               </w:rPr>
               <w:t>RMT_HASH_MD5</w:t>
             </w:r>
@@ -9878,10 +9903,14 @@
             <w:pPr>
               <w:ind w:left="0"/>
               <w:jc w:val="left"/>
-            </w:pPr>
-            <w:r>
-              <w:rPr>
-                <w:rFonts w:hint="eastAsia"/>
+              <w:rPr>
+                <w:color w:val="DDD9C3" w:themeColor="background2" w:themeShade="E6"/>
+              </w:rPr>
+            </w:pPr>
+            <w:r>
+              <w:rPr>
+                <w:rFonts w:hint="eastAsia"/>
+                <w:color w:val="DDD9C3" w:themeColor="background2" w:themeShade="E6"/>
               </w:rPr>
               <w:t>"md5"</w:t>
             </w:r>
@@ -9942,6 +9971,8 @@
         </w:tc>
       </w:tr>
     </w:tbl>
+    <w:p/>
+    <w:p/>
     <w:p/>
     <w:p>
       <w:pPr>
@@ -9965,6 +9996,7 @@
           <w:sz w:val="32"/>
           <w:szCs w:val="32"/>
         </w:rPr>
+        <w:lastRenderedPageBreak/>
         <w:t>具体方案</w:t>
       </w:r>
     </w:p>
@@ -10132,74 +10164,83 @@
         <w:pStyle w:val="ListParagraph"/>
         <w:ind w:left="567" w:firstLineChars="0" w:firstLine="0"/>
         <w:rPr>
+          <w:szCs w:val="21"/>
+        </w:rPr>
+      </w:pPr>
+      <w:r>
+        <w:rPr>
+          <w:rFonts w:hint="eastAsia"/>
+          <w:szCs w:val="21"/>
+        </w:rPr>
+        <w:t>sdb</w:t>
+      </w:r>
+      <w:r>
+        <w:rPr>
+          <w:rFonts w:hint="eastAsia"/>
+          <w:szCs w:val="21"/>
+        </w:rPr>
+        <w:t>通过</w:t>
+      </w:r>
+      <w:r>
+        <w:rPr>
+          <w:rFonts w:hint="eastAsia"/>
+          <w:szCs w:val="21"/>
+        </w:rPr>
+        <w:t>构建的消息与远端</w:t>
+      </w:r>
+      <w:r>
+        <w:rPr>
+          <w:rFonts w:hint="eastAsia"/>
+          <w:szCs w:val="21"/>
+        </w:rPr>
+        <w:t>cm</w:t>
+      </w:r>
+      <w:r>
+        <w:rPr>
+          <w:rFonts w:hint="eastAsia"/>
+          <w:szCs w:val="21"/>
+        </w:rPr>
+        <w:t>通信，远端</w:t>
+      </w:r>
+      <w:r>
+        <w:rPr>
+          <w:rFonts w:hint="eastAsia"/>
+          <w:szCs w:val="21"/>
+        </w:rPr>
+        <w:t>cm</w:t>
+      </w:r>
+      <w:r>
+        <w:rPr>
+          <w:rFonts w:hint="eastAsia"/>
+          <w:szCs w:val="21"/>
+        </w:rPr>
+        <w:t>解析消息后执行相对应的操作然后返回结果。</w:t>
+      </w:r>
+      <w:r>
+        <w:rPr>
+          <w:rFonts w:hint="eastAsia"/>
+          <w:szCs w:val="21"/>
+        </w:rPr>
+        <w:t>sdb</w:t>
+      </w:r>
+      <w:r>
+        <w:rPr>
+          <w:rFonts w:hint="eastAsia"/>
+          <w:szCs w:val="21"/>
+        </w:rPr>
+        <w:t>解析返回结果后将结果打印在用户界面。</w:t>
+      </w:r>
+    </w:p>
+    <w:p>
+      <w:pPr>
+        <w:pStyle w:val="ListParagraph"/>
+        <w:ind w:left="567" w:firstLineChars="0" w:firstLine="0"/>
+        <w:rPr>
           <w:b/>
           <w:sz w:val="28"/>
           <w:szCs w:val="28"/>
         </w:rPr>
       </w:pPr>
-      <w:r>
-        <w:rPr>
-          <w:rFonts w:hint="eastAsia"/>
-          <w:szCs w:val="21"/>
-        </w:rPr>
-        <w:t>sdb</w:t>
-      </w:r>
-      <w:r>
-        <w:rPr>
-          <w:rFonts w:hint="eastAsia"/>
-          <w:szCs w:val="21"/>
-        </w:rPr>
-        <w:t>通过</w:t>
-      </w:r>
-      <w:r>
-        <w:rPr>
-          <w:rFonts w:hint="eastAsia"/>
-          <w:szCs w:val="21"/>
-        </w:rPr>
-        <w:t>构建的消息与远端</w:t>
-      </w:r>
-      <w:r>
-        <w:rPr>
-          <w:rFonts w:hint="eastAsia"/>
-          <w:szCs w:val="21"/>
-        </w:rPr>
-        <w:t>cm</w:t>
-      </w:r>
-      <w:r>
-        <w:rPr>
-          <w:rFonts w:hint="eastAsia"/>
-          <w:szCs w:val="21"/>
-        </w:rPr>
-        <w:t>通信，远端</w:t>
-      </w:r>
-      <w:r>
-        <w:rPr>
-          <w:rFonts w:hint="eastAsia"/>
-          <w:szCs w:val="21"/>
-        </w:rPr>
-        <w:t>cm</w:t>
-      </w:r>
-      <w:r>
-        <w:rPr>
-          <w:rFonts w:hint="eastAsia"/>
-          <w:szCs w:val="21"/>
-        </w:rPr>
-        <w:t>解析消息后执行相对应的操作然后返回结果。</w:t>
-      </w:r>
-      <w:r>
-        <w:rPr>
-          <w:rFonts w:hint="eastAsia"/>
-          <w:szCs w:val="21"/>
-        </w:rPr>
-        <w:t>sdb</w:t>
-      </w:r>
-      <w:r>
-        <w:rPr>
-          <w:rFonts w:hint="eastAsia"/>
-          <w:szCs w:val="21"/>
-        </w:rPr>
-        <w:t>解析返回结果后将结果打印在用户界面。</w:t>
-      </w:r>
     </w:p>
     <w:p>
       <w:pPr>
@@ -10239,18 +10280,12 @@
       <w:pPr>
         <w:pStyle w:val="ListParagraph"/>
         <w:ind w:leftChars="202" w:left="424" w:firstLineChars="0" w:firstLine="0"/>
-        <w:rPr>
-          <w:rFonts w:hint="eastAsia"/>
-        </w:rPr>
       </w:pPr>
     </w:p>
     <w:p>
       <w:pPr>
         <w:pStyle w:val="ListParagraph"/>
         <w:ind w:leftChars="202" w:left="424" w:firstLineChars="0" w:firstLine="0"/>
-        <w:rPr>
-          <w:rFonts w:hint="eastAsia"/>
-        </w:rPr>
       </w:pPr>
       <w:r>
         <w:rPr>
@@ -10341,18 +10376,13 @@
       <w:pPr>
         <w:pStyle w:val="ListParagraph"/>
         <w:ind w:leftChars="202" w:left="424" w:firstLineChars="0" w:firstLine="0"/>
-        <w:rPr>
-          <w:rFonts w:hint="eastAsia"/>
-        </w:rPr>
       </w:pPr>
     </w:p>
     <w:p>
       <w:pPr>
         <w:pStyle w:val="ListParagraph"/>
         <w:ind w:leftChars="170" w:firstLineChars="0" w:firstLine="0"/>
-        <w:outlineLvl w:val="3"/>
-        <w:rPr>
-          <w:rFonts w:hint="eastAsia"/>
+        <w:rPr>
           <w:szCs w:val="21"/>
         </w:rPr>
       </w:pPr>
@@ -10426,12 +10456,6 @@
         </w:rPr>
         <w:t>出容器。</w:t>
       </w:r>
-    </w:p>
-    <w:p>
-      <w:pPr>
-        <w:pStyle w:val="ListParagraph"/>
-        <w:ind w:leftChars="202" w:left="424" w:firstLineChars="0" w:firstLine="0"/>
-      </w:pPr>
     </w:p>
     <w:p>
       <w:pPr>
@@ -10664,7 +10688,6 @@
       <w:pPr>
         <w:pStyle w:val="ListParagraph"/>
         <w:ind w:leftChars="170" w:firstLineChars="0" w:firstLine="0"/>
-        <w:outlineLvl w:val="3"/>
         <w:rPr>
           <w:szCs w:val="21"/>
         </w:rPr>
@@ -11080,9 +11103,6 @@
       <w:pPr>
         <w:pStyle w:val="ListParagraph"/>
         <w:ind w:leftChars="70" w:left="147" w:firstLineChars="0" w:firstLine="0"/>
-        <w:rPr>
-          <w:rFonts w:hint="eastAsia"/>
-        </w:rPr>
       </w:pPr>
       <w:r>
         <w:rPr>
@@ -27398,7 +27418,7 @@
 </file>
 
 <file path=customXml/itemProps1.xml><?xml version="1.0" encoding="utf-8"?>
-<ds:datastoreItem xmlns:ds="http://schemas.openxmlformats.org/officeDocument/2006/customXml" ds:itemID="{0038DA48-2A2B-4497-B374-404D77B3873F}">
+<ds:datastoreItem xmlns:ds="http://schemas.openxmlformats.org/officeDocument/2006/customXml" ds:itemID="{5C7F03FF-0E80-4FE4-85E1-81A9DE16C79F}">
   <ds:schemaRefs>
     <ds:schemaRef ds:uri="http://schemas.openxmlformats.org/officeDocument/2006/bibliography"/>
   </ds:schemaRefs>

--- a/internal_doc/03.开发设计/JS对象增强和远程化/JS对象增强和远程化.docx
+++ b/internal_doc/03.开发设计/JS对象增强和远程化/JS对象增强和远程化.docx
@@ -10762,7 +10762,7 @@
         <w:rPr>
           <w:rFonts w:hint="eastAsia"/>
         </w:rPr>
-        <w:t>File</w:t>
+        <w:t>Hash</w:t>
       </w:r>
       <w:r>
         <w:rPr>
